--- a/8-资源管理/流程制度规范类文件/100107-供应商管理制度.docx
+++ b/8-资源管理/流程制度规范类文件/100107-供应商管理制度.docx
@@ -1,14 +1,13 @@
 
 <file path=word/document.xml><?xml version="1.0" encoding="utf-8"?>
-<w:document xmlns:wpc="http://schemas.microsoft.com/office/word/2010/wordprocessingCanvas" xmlns:mc="http://schemas.openxmlformats.org/markup-compatibility/2006" xmlns:o="urn:schemas-microsoft-com:office:office" xmlns:r="http://schemas.openxmlformats.org/officeDocument/2006/relationships" xmlns:m="http://schemas.openxmlformats.org/officeDocument/2006/math" xmlns:v="urn:schemas-microsoft-com:vml" xmlns:wp14="http://schemas.microsoft.com/office/word/2010/wordprocessingDrawing" xmlns:wp="http://schemas.openxmlformats.org/drawingml/2006/wordprocessingDrawing" xmlns:w10="urn:schemas-microsoft-com:office:word" xmlns:w="http://schemas.openxmlformats.org/wordprocessingml/2006/main" xmlns:w14="http://schemas.microsoft.com/office/word/2010/wordml" xmlns:w15="http://schemas.microsoft.com/office/word/2012/wordml" xmlns:wne="http://schemas.microsoft.com/office/word/2006/wordml" xmlns:wpg="http://schemas.microsoft.com/office/word/2010/wordprocessingGroup" xmlns:wpi="http://schemas.microsoft.com/office/word/2010/wordprocessingInk" xmlns:wps="http://schemas.microsoft.com/office/word/2010/wordprocessingShape" mc:Ignorable="w14 w15 wp14">
-  <!-- Generated by Aspose.Words for .NET 13.3.0.1 -->
+<w:document xmlns:wpc="http://schemas.microsoft.com/office/word/2010/wordprocessingCanvas" xmlns:mc="http://schemas.openxmlformats.org/markup-compatibility/2006" xmlns:o="urn:schemas-microsoft-com:office:office" xmlns:r="http://schemas.openxmlformats.org/officeDocument/2006/relationships" xmlns:m="http://schemas.openxmlformats.org/officeDocument/2006/math" xmlns:v="urn:schemas-microsoft-com:vml" xmlns:wp14="http://schemas.microsoft.com/office/word/2010/wordprocessingDrawing" xmlns:wp="http://schemas.openxmlformats.org/drawingml/2006/wordprocessingDrawing" xmlns:w="http://schemas.openxmlformats.org/wordprocessingml/2006/main" xmlns:w14="http://schemas.microsoft.com/office/word/2010/wordml" xmlns:w10="urn:schemas-microsoft-com:office:word" xmlns:w15="http://schemas.microsoft.com/office/word/2012/wordml" xmlns:wpg="http://schemas.microsoft.com/office/word/2010/wordprocessingGroup" xmlns:wpi="http://schemas.microsoft.com/office/word/2010/wordprocessingInk" xmlns:wne="http://schemas.microsoft.com/office/word/2006/wordml" xmlns:wps="http://schemas.microsoft.com/office/word/2010/wordprocessingShape" xmlns:wpsCustomData="http://www.wps.cn/officeDocument/2013/wpsCustomData" mc:Ignorable="w14 w15 wp14">
   <w:body>
     <w:p>
       <w:pPr>
         <w:spacing w:before="78" w:line="219" w:lineRule="auto"/>
         <w:ind w:left="25"/>
         <w:rPr>
-          <w:rFonts w:ascii="宋体" w:eastAsia="宋体" w:hAnsi="宋体" w:cs="宋体" w:hint="default"/>
+          <w:rFonts w:hint="default" w:ascii="宋体" w:hAnsi="宋体" w:eastAsia="宋体" w:cs="宋体"/>
           <w:sz w:val="24"/>
           <w:szCs w:val="24"/>
           <w:lang w:val="en-US" w:eastAsia="zh-CN"/>
@@ -16,7 +15,7 @@
       </w:pPr>
       <w:r>
         <w:rPr>
-          <w:rFonts w:ascii="宋体" w:eastAsia="宋体" w:hAnsi="宋体" w:cs="宋体"/>
+          <w:rFonts w:ascii="宋体" w:hAnsi="宋体" w:eastAsia="宋体" w:cs="宋体"/>
           <w:b/>
           <w:bCs/>
           <w:spacing w:val="-3"/>
@@ -27,7 +26,7 @@
       </w:r>
       <w:r>
         <w:rPr>
-          <w:rFonts w:ascii="宋体" w:eastAsia="宋体" w:hAnsi="宋体" w:cs="宋体" w:hint="eastAsia"/>
+          <w:rFonts w:hint="eastAsia" w:ascii="宋体" w:hAnsi="宋体" w:eastAsia="宋体" w:cs="宋体"/>
           <w:b/>
           <w:bCs/>
           <w:spacing w:val="-3"/>
@@ -39,7 +38,7 @@
       </w:r>
       <w:r>
         <w:rPr>
-          <w:rFonts w:ascii="宋体" w:hAnsi="宋体" w:cs="宋体" w:hint="eastAsia"/>
+          <w:rFonts w:hint="eastAsia" w:ascii="宋体" w:hAnsi="宋体" w:cs="宋体"/>
           <w:b/>
           <w:bCs/>
           <w:spacing w:val="-3"/>
@@ -69,14 +68,14 @@
         <w:ind w:left="23"/>
         <w:textAlignment w:val="auto"/>
         <w:rPr>
-          <w:rFonts w:ascii="宋体" w:eastAsia="宋体" w:hAnsi="宋体" w:cs="宋体"/>
+          <w:rFonts w:ascii="宋体" w:hAnsi="宋体" w:eastAsia="宋体" w:cs="宋体"/>
           <w:sz w:val="24"/>
           <w:szCs w:val="24"/>
         </w:rPr>
       </w:pPr>
       <w:r>
         <w:rPr>
-          <w:rFonts w:ascii="宋体" w:eastAsia="宋体" w:hAnsi="宋体" w:cs="宋体"/>
+          <w:rFonts w:ascii="宋体" w:hAnsi="宋体" w:eastAsia="宋体" w:cs="宋体"/>
           <w:b/>
           <w:bCs/>
           <w:spacing w:val="240"/>
@@ -88,7 +87,7 @@
       </w:r>
       <w:r>
         <w:rPr>
-          <w:rFonts w:ascii="宋体" w:eastAsia="宋体" w:hAnsi="宋体" w:cs="宋体"/>
+          <w:rFonts w:ascii="宋体" w:hAnsi="宋体" w:eastAsia="宋体" w:cs="宋体"/>
           <w:b/>
           <w:bCs/>
           <w:spacing w:val="0"/>
@@ -100,7 +99,7 @@
       </w:r>
       <w:r>
         <w:rPr>
-          <w:rFonts w:ascii="宋体" w:eastAsia="宋体" w:hAnsi="宋体" w:cs="宋体"/>
+          <w:rFonts w:ascii="宋体" w:hAnsi="宋体" w:eastAsia="宋体" w:cs="宋体"/>
           <w:b/>
           <w:bCs/>
           <w:spacing w:val="-5"/>
@@ -112,7 +111,7 @@
     </w:p>
     <w:p>
       <w:pPr>
-        <w:pStyle w:val="a"/>
+        <w:pStyle w:val="24"/>
         <w:bidi w:val="0"/>
       </w:pPr>
       <w:bookmarkStart w:id="0" w:name="_Toc2412"/>
@@ -127,7 +126,7 @@
     </w:p>
     <w:p>
       <w:pPr>
-        <w:pStyle w:val="a0"/>
+        <w:pStyle w:val="25"/>
         <w:bidi w:val="0"/>
         <w:rPr>
           <w:rFonts w:hint="default"/>
@@ -146,17 +145,18 @@
     </w:p>
     <w:tbl>
       <w:tblPr>
-        <w:tblStyle w:val="TableGrid"/>
+        <w:tblStyle w:val="21"/>
         <w:tblW w:w="0" w:type="auto"/>
         <w:tblInd w:w="2443" w:type="dxa"/>
         <w:tblBorders>
-          <w:top w:val="nil"/>
-          <w:left w:val="nil"/>
-          <w:bottom w:val="nil"/>
-          <w:right w:val="nil"/>
-          <w:insideH w:val="nil"/>
-          <w:insideV w:val="nil"/>
+          <w:top w:val="none" w:color="auto" w:sz="0" w:space="0"/>
+          <w:left w:val="none" w:color="auto" w:sz="0" w:space="0"/>
+          <w:bottom w:val="none" w:color="auto" w:sz="0" w:space="0"/>
+          <w:right w:val="none" w:color="auto" w:sz="0" w:space="0"/>
+          <w:insideH w:val="none" w:color="auto" w:sz="0" w:space="0"/>
+          <w:insideV w:val="none" w:color="auto" w:sz="0" w:space="0"/>
         </w:tblBorders>
+        <w:tblLayout w:type="autofit"/>
         <w:tblCellMar>
           <w:top w:w="0" w:type="dxa"/>
           <w:left w:w="108" w:type="dxa"/>
@@ -170,15 +170,13 @@
       </w:tblGrid>
       <w:tr>
         <w:tblPrEx>
-          <w:tblW w:w="0" w:type="auto"/>
-          <w:tblInd w:w="2443" w:type="dxa"/>
           <w:tblBorders>
-            <w:top w:val="nil"/>
-            <w:left w:val="nil"/>
-            <w:bottom w:val="nil"/>
-            <w:right w:val="nil"/>
-            <w:insideH w:val="nil"/>
-            <w:insideV w:val="nil"/>
+            <w:top w:val="none" w:color="auto" w:sz="0" w:space="0"/>
+            <w:left w:val="none" w:color="auto" w:sz="0" w:space="0"/>
+            <w:bottom w:val="none" w:color="auto" w:sz="0" w:space="0"/>
+            <w:right w:val="none" w:color="auto" w:sz="0" w:space="0"/>
+            <w:insideH w:val="none" w:color="auto" w:sz="0" w:space="0"/>
+            <w:insideV w:val="none" w:color="auto" w:sz="0" w:space="0"/>
           </w:tblBorders>
           <w:tblCellMar>
             <w:top w:w="0" w:type="dxa"/>
@@ -188,15 +186,22 @@
           </w:tblCellMar>
         </w:tblPrEx>
         <w:trPr>
-          <w:trHeight w:val="810"/>
+          <w:trHeight w:val="810" w:hRule="atLeast"/>
         </w:trPr>
         <w:tc>
           <w:tcPr>
             <w:tcW w:w="1818" w:type="dxa"/>
+            <w:vAlign w:val="top"/>
           </w:tcPr>
           <w:p>
             <w:pPr>
+              <w:keepNext w:val="0"/>
+              <w:keepLines w:val="0"/>
+              <w:pageBreakBefore w:val="0"/>
               <w:widowControl w:val="0"/>
+              <w:wordWrap/>
+              <w:overflowPunct/>
+              <w:bidi w:val="0"/>
               <w:rPr>
                 <w:rFonts w:hint="default"/>
                 <w:vertAlign w:val="baseline"/>
@@ -213,7 +218,7 @@
             </w:r>
             <w:r>
               <w:rPr>
-                <w:rFonts w:asciiTheme="minorAscii" w:eastAsiaTheme="minorEastAsia" w:hAnsiTheme="minorAscii" w:hint="default"/>
+                <w:rFonts w:hint="default" w:asciiTheme="minorAscii" w:hAnsiTheme="minorAscii" w:eastAsiaTheme="minorEastAsia"/>
                 <w:spacing w:val="227"/>
                 <w:sz w:val="21"/>
                 <w:vertAlign w:val="baseline"/>
@@ -221,40 +226,15 @@
               </w:rPr>
               <w:t>:</w:t>
             </w:r>
-            <w:bookmarkStart w:id="2" w:name="_GoBack"/>
             <w:r>
               <w:rPr>
-                <w:rFonts w:ascii="Helvetica" w:eastAsia="Helvetica" w:hAnsi="Helvetica" w:cs="Helvetica" w:hint="eastAsia"/>
-                <w:i w:val="0"/>
-                <w:iCs w:val="0"/>
-                <w:caps w:val="0"/>
-                <w:color w:val="333333"/>
-                <w:spacing w:val="95"/>
-                <w:kern w:val="0"/>
-                <w:sz w:val="19"/>
-                <w:szCs w:val="19"/>
+                <w:rFonts w:hint="eastAsia"/>
                 <w:u w:val="single"/>
-                <w:shd w:val="clear" w:color="auto" w:fill="FFFFFF"/>
+                <w:vertAlign w:val="baseline"/>
+                <w:lang w:val="en-US" w:eastAsia="zh-CN"/>
               </w:rPr>
-              <w:t>门</w:t>
+              <w:t>王潇</w:t>
             </w:r>
-            <w:r>
-              <w:rPr>
-                <w:rFonts w:ascii="Helvetica" w:eastAsia="Helvetica" w:hAnsi="Helvetica" w:cs="Helvetica" w:hint="eastAsia"/>
-                <w:i w:val="0"/>
-                <w:iCs w:val="0"/>
-                <w:caps w:val="0"/>
-                <w:color w:val="333333"/>
-                <w:spacing w:val="0"/>
-                <w:kern w:val="0"/>
-                <w:sz w:val="19"/>
-                <w:szCs w:val="19"/>
-                <w:u w:val="single"/>
-                <w:shd w:val="clear" w:color="auto" w:fill="FFFFFF"/>
-              </w:rPr>
-              <w:t>倩</w:t>
-            </w:r>
-            <w:bookmarkEnd w:id="2"/>
           </w:p>
         </w:tc>
         <w:tc>
@@ -280,7 +260,7 @@
             </w:r>
             <w:r>
               <w:rPr>
-                <w:rFonts w:asciiTheme="minorAscii" w:eastAsiaTheme="minorEastAsia" w:hAnsiTheme="minorAscii" w:hint="eastAsia"/>
+                <w:rFonts w:hint="eastAsia" w:asciiTheme="minorAscii" w:hAnsiTheme="minorAscii" w:eastAsiaTheme="minorEastAsia"/>
                 <w:spacing w:val="227"/>
                 <w:sz w:val="21"/>
                 <w:vertAlign w:val="baseline"/>
@@ -302,8 +282,14 @@
       </w:tr>
       <w:tr>
         <w:tblPrEx>
-          <w:tblW w:w="0" w:type="auto"/>
-          <w:tblInd w:w="2443" w:type="dxa"/>
+          <w:tblBorders>
+            <w:top w:val="none" w:color="auto" w:sz="0" w:space="0"/>
+            <w:left w:val="none" w:color="auto" w:sz="0" w:space="0"/>
+            <w:bottom w:val="none" w:color="auto" w:sz="0" w:space="0"/>
+            <w:right w:val="none" w:color="auto" w:sz="0" w:space="0"/>
+            <w:insideH w:val="none" w:color="auto" w:sz="0" w:space="0"/>
+            <w:insideV w:val="none" w:color="auto" w:sz="0" w:space="0"/>
+          </w:tblBorders>
           <w:tblCellMar>
             <w:top w:w="0" w:type="dxa"/>
             <w:left w:w="108" w:type="dxa"/>
@@ -312,18 +298,25 @@
           </w:tblCellMar>
         </w:tblPrEx>
         <w:trPr>
-          <w:trHeight w:val="810"/>
+          <w:trHeight w:val="810" w:hRule="atLeast"/>
         </w:trPr>
         <w:tc>
           <w:tcPr>
             <w:tcW w:w="1818" w:type="dxa"/>
             <w:shd w:val="clear" w:color="auto" w:fill="auto"/>
+            <w:vAlign w:val="top"/>
           </w:tcPr>
           <w:p>
             <w:pPr>
+              <w:keepNext w:val="0"/>
+              <w:keepLines w:val="0"/>
+              <w:pageBreakBefore w:val="0"/>
               <w:widowControl w:val="0"/>
+              <w:wordWrap/>
+              <w:overflowPunct/>
+              <w:bidi w:val="0"/>
               <w:rPr>
-                <w:rFonts w:ascii="Arial" w:eastAsia="Arial" w:hAnsi="Arial" w:cs="Arial" w:hint="eastAsia"/>
+                <w:rFonts w:hint="eastAsia" w:ascii="Arial" w:hAnsi="Arial" w:eastAsia="Arial" w:cs="Arial"/>
                 <w:snapToGrid w:val="0"/>
                 <w:color w:val="000000"/>
                 <w:kern w:val="0"/>
@@ -343,7 +336,7 @@
             </w:r>
             <w:r>
               <w:rPr>
-                <w:rFonts w:asciiTheme="minorAscii" w:eastAsiaTheme="minorEastAsia" w:hAnsiTheme="minorAscii" w:hint="default"/>
+                <w:rFonts w:hint="default" w:asciiTheme="minorAscii" w:hAnsiTheme="minorAscii" w:eastAsiaTheme="minorEastAsia"/>
                 <w:spacing w:val="227"/>
                 <w:sz w:val="21"/>
                 <w:vertAlign w:val="baseline"/>
@@ -354,13 +347,10 @@
             <w:r>
               <w:rPr>
                 <w:rFonts w:hint="eastAsia"/>
-                <w:spacing w:val="75"/>
-                <w:kern w:val="0"/>
                 <w:u w:val="single"/>
-                <w:vertAlign w:val="baseline"/>
                 <w:lang w:val="en-US" w:eastAsia="zh-CN"/>
               </w:rPr>
-              <w:t>严长运</w:t>
+              <w:t>刘钢要</w:t>
             </w:r>
           </w:p>
         </w:tc>
@@ -373,7 +363,7 @@
             <w:pPr>
               <w:widowControl w:val="0"/>
               <w:rPr>
-                <w:rFonts w:ascii="Arial" w:eastAsia="Arial" w:hAnsi="Arial" w:cs="Arial" w:hint="eastAsia"/>
+                <w:rFonts w:hint="eastAsia" w:ascii="Arial" w:hAnsi="Arial" w:eastAsia="Arial" w:cs="Arial"/>
                 <w:snapToGrid w:val="0"/>
                 <w:color w:val="000000"/>
                 <w:kern w:val="0"/>
@@ -393,7 +383,7 @@
             </w:r>
             <w:r>
               <w:rPr>
-                <w:rFonts w:asciiTheme="minorAscii" w:eastAsiaTheme="minorEastAsia" w:hAnsiTheme="minorAscii" w:hint="eastAsia"/>
+                <w:rFonts w:hint="eastAsia" w:asciiTheme="minorAscii" w:hAnsiTheme="minorAscii" w:eastAsiaTheme="minorEastAsia"/>
                 <w:spacing w:val="227"/>
                 <w:sz w:val="21"/>
                 <w:vertAlign w:val="baseline"/>
@@ -415,8 +405,14 @@
       </w:tr>
       <w:tr>
         <w:tblPrEx>
-          <w:tblW w:w="0" w:type="auto"/>
-          <w:tblInd w:w="2443" w:type="dxa"/>
+          <w:tblBorders>
+            <w:top w:val="none" w:color="auto" w:sz="0" w:space="0"/>
+            <w:left w:val="none" w:color="auto" w:sz="0" w:space="0"/>
+            <w:bottom w:val="none" w:color="auto" w:sz="0" w:space="0"/>
+            <w:right w:val="none" w:color="auto" w:sz="0" w:space="0"/>
+            <w:insideH w:val="none" w:color="auto" w:sz="0" w:space="0"/>
+            <w:insideV w:val="none" w:color="auto" w:sz="0" w:space="0"/>
+          </w:tblBorders>
           <w:tblCellMar>
             <w:top w:w="0" w:type="dxa"/>
             <w:left w:w="108" w:type="dxa"/>
@@ -425,7 +421,7 @@
           </w:tblCellMar>
         </w:tblPrEx>
         <w:trPr>
-          <w:trHeight w:val="635"/>
+          <w:trHeight w:val="635" w:hRule="atLeast"/>
         </w:trPr>
         <w:tc>
           <w:tcPr>
@@ -450,7 +446,7 @@
             </w:r>
             <w:r>
               <w:rPr>
-                <w:rFonts w:asciiTheme="minorAscii" w:eastAsiaTheme="minorEastAsia" w:hAnsiTheme="minorAscii" w:hint="eastAsia"/>
+                <w:rFonts w:hint="eastAsia" w:asciiTheme="minorAscii" w:hAnsiTheme="minorAscii" w:eastAsiaTheme="minorEastAsia"/>
                 <w:spacing w:val="227"/>
                 <w:sz w:val="21"/>
                 <w:vertAlign w:val="baseline"/>
@@ -491,7 +487,7 @@
             </w:r>
             <w:r>
               <w:rPr>
-                <w:rFonts w:asciiTheme="minorAscii" w:eastAsiaTheme="minorEastAsia" w:hAnsiTheme="minorAscii" w:hint="eastAsia"/>
+                <w:rFonts w:hint="eastAsia" w:asciiTheme="minorAscii" w:hAnsiTheme="minorAscii" w:eastAsiaTheme="minorEastAsia"/>
                 <w:spacing w:val="227"/>
                 <w:sz w:val="21"/>
                 <w:vertAlign w:val="baseline"/>
@@ -522,14 +518,14 @@
         <w:spacing w:before="153" w:line="225" w:lineRule="auto"/>
         <w:ind w:left="3634"/>
         <w:rPr>
-          <w:rFonts w:ascii="宋体" w:eastAsia="宋体" w:hAnsi="宋体" w:cs="宋体"/>
+          <w:rFonts w:ascii="宋体" w:hAnsi="宋体" w:eastAsia="宋体" w:cs="宋体"/>
           <w:sz w:val="31"/>
           <w:szCs w:val="31"/>
         </w:rPr>
       </w:pPr>
       <w:r>
         <w:rPr>
-          <w:rFonts w:ascii="宋体" w:eastAsia="宋体" w:hAnsi="宋体" w:cs="宋体"/>
+          <w:rFonts w:ascii="宋体" w:hAnsi="宋体" w:eastAsia="宋体" w:cs="宋体"/>
           <w:b/>
           <w:bCs/>
           <w:spacing w:val="4"/>
@@ -541,16 +537,16 @@
     </w:p>
     <w:tbl>
       <w:tblPr>
-        <w:tblStyle w:val="TableNormal0"/>
+        <w:tblStyle w:val="26"/>
         <w:tblW w:w="8301" w:type="dxa"/>
         <w:tblInd w:w="2" w:type="dxa"/>
         <w:tblBorders>
-          <w:top w:val="single" w:sz="2" w:space="0" w:color="000000"/>
-          <w:left w:val="single" w:sz="2" w:space="0" w:color="000000"/>
-          <w:bottom w:val="single" w:sz="2" w:space="0" w:color="000000"/>
-          <w:right w:val="single" w:sz="2" w:space="0" w:color="000000"/>
-          <w:insideH w:val="single" w:sz="2" w:space="0" w:color="000000"/>
-          <w:insideV w:val="single" w:sz="2" w:space="0" w:color="000000"/>
+          <w:top w:val="single" w:color="000000" w:sz="2" w:space="0"/>
+          <w:left w:val="single" w:color="000000" w:sz="2" w:space="0"/>
+          <w:bottom w:val="single" w:color="000000" w:sz="2" w:space="0"/>
+          <w:right w:val="single" w:color="000000" w:sz="2" w:space="0"/>
+          <w:insideH w:val="single" w:color="000000" w:sz="2" w:space="0"/>
+          <w:insideV w:val="single" w:color="000000" w:sz="2" w:space="0"/>
         </w:tblBorders>
         <w:tblLayout w:type="fixed"/>
         <w:tblCellMar>
@@ -570,17 +566,14 @@
       </w:tblGrid>
       <w:tr>
         <w:tblPrEx>
-          <w:tblW w:w="8301" w:type="dxa"/>
-          <w:tblInd w:w="2" w:type="dxa"/>
           <w:tblBorders>
-            <w:top w:val="single" w:sz="2" w:space="0" w:color="000000"/>
-            <w:left w:val="single" w:sz="2" w:space="0" w:color="000000"/>
-            <w:bottom w:val="single" w:sz="2" w:space="0" w:color="000000"/>
-            <w:right w:val="single" w:sz="2" w:space="0" w:color="000000"/>
-            <w:insideH w:val="single" w:sz="2" w:space="0" w:color="000000"/>
-            <w:insideV w:val="single" w:sz="2" w:space="0" w:color="000000"/>
+            <w:top w:val="single" w:color="000000" w:sz="2" w:space="0"/>
+            <w:left w:val="single" w:color="000000" w:sz="2" w:space="0"/>
+            <w:bottom w:val="single" w:color="000000" w:sz="2" w:space="0"/>
+            <w:right w:val="single" w:color="000000" w:sz="2" w:space="0"/>
+            <w:insideH w:val="single" w:color="000000" w:sz="2" w:space="0"/>
+            <w:insideV w:val="single" w:color="000000" w:sz="2" w:space="0"/>
           </w:tblBorders>
-          <w:tblLayout w:type="fixed"/>
           <w:tblCellMar>
             <w:top w:w="0" w:type="dxa"/>
             <w:left w:w="0" w:type="dxa"/>
@@ -589,7 +582,7 @@
           </w:tblCellMar>
         </w:tblPrEx>
         <w:trPr>
-          <w:trHeight w:val="593"/>
+          <w:trHeight w:val="593" w:hRule="atLeast"/>
         </w:trPr>
         <w:tc>
           <w:tcPr>
@@ -600,14 +593,14 @@
               <w:spacing w:before="176" w:line="228" w:lineRule="auto"/>
               <w:ind w:left="607"/>
               <w:rPr>
-                <w:rFonts w:ascii="宋体" w:eastAsia="宋体" w:hAnsi="宋体" w:cs="宋体"/>
+                <w:rFonts w:ascii="宋体" w:hAnsi="宋体" w:eastAsia="宋体" w:cs="宋体"/>
                 <w:sz w:val="20"/>
                 <w:szCs w:val="20"/>
               </w:rPr>
             </w:pPr>
             <w:r>
               <w:rPr>
-                <w:rFonts w:ascii="宋体" w:eastAsia="宋体" w:hAnsi="宋体" w:cs="宋体"/>
+                <w:rFonts w:ascii="宋体" w:hAnsi="宋体" w:eastAsia="宋体" w:cs="宋体"/>
                 <w:spacing w:val="-14"/>
                 <w:sz w:val="20"/>
                 <w:szCs w:val="20"/>
@@ -625,14 +618,14 @@
               <w:spacing w:before="175" w:line="227" w:lineRule="auto"/>
               <w:ind w:left="253"/>
               <w:rPr>
-                <w:rFonts w:ascii="宋体" w:eastAsia="宋体" w:hAnsi="宋体" w:cs="宋体"/>
+                <w:rFonts w:ascii="宋体" w:hAnsi="宋体" w:eastAsia="宋体" w:cs="宋体"/>
                 <w:sz w:val="20"/>
                 <w:szCs w:val="20"/>
               </w:rPr>
             </w:pPr>
             <w:r>
               <w:rPr>
-                <w:rFonts w:ascii="宋体" w:eastAsia="宋体" w:hAnsi="宋体" w:cs="宋体"/>
+                <w:rFonts w:ascii="宋体" w:hAnsi="宋体" w:eastAsia="宋体" w:cs="宋体"/>
                 <w:spacing w:val="4"/>
                 <w:sz w:val="20"/>
                 <w:szCs w:val="20"/>
@@ -650,14 +643,14 @@
               <w:spacing w:before="175" w:line="228" w:lineRule="auto"/>
               <w:ind w:left="730"/>
               <w:rPr>
-                <w:rFonts w:ascii="宋体" w:eastAsia="宋体" w:hAnsi="宋体" w:cs="宋体"/>
+                <w:rFonts w:ascii="宋体" w:hAnsi="宋体" w:eastAsia="宋体" w:cs="宋体"/>
                 <w:sz w:val="20"/>
                 <w:szCs w:val="20"/>
               </w:rPr>
             </w:pPr>
             <w:r>
               <w:rPr>
-                <w:rFonts w:ascii="宋体" w:eastAsia="宋体" w:hAnsi="宋体" w:cs="宋体"/>
+                <w:rFonts w:ascii="宋体" w:hAnsi="宋体" w:eastAsia="宋体" w:cs="宋体"/>
                 <w:spacing w:val="7"/>
                 <w:sz w:val="20"/>
                 <w:szCs w:val="20"/>
@@ -675,14 +668,14 @@
               <w:spacing w:before="175" w:line="228" w:lineRule="auto"/>
               <w:ind w:left="310"/>
               <w:rPr>
-                <w:rFonts w:ascii="宋体" w:eastAsia="宋体" w:hAnsi="宋体" w:cs="宋体"/>
+                <w:rFonts w:ascii="宋体" w:hAnsi="宋体" w:eastAsia="宋体" w:cs="宋体"/>
                 <w:sz w:val="20"/>
                 <w:szCs w:val="20"/>
               </w:rPr>
             </w:pPr>
             <w:r>
               <w:rPr>
-                <w:rFonts w:ascii="宋体" w:eastAsia="宋体" w:hAnsi="宋体" w:cs="宋体"/>
+                <w:rFonts w:ascii="宋体" w:hAnsi="宋体" w:eastAsia="宋体" w:cs="宋体"/>
                 <w:spacing w:val="6"/>
                 <w:sz w:val="20"/>
                 <w:szCs w:val="20"/>
@@ -700,7 +693,7 @@
               <w:spacing w:before="175" w:line="228" w:lineRule="auto"/>
               <w:ind w:left="310"/>
               <w:rPr>
-                <w:rFonts w:ascii="宋体" w:eastAsia="宋体" w:hAnsi="宋体" w:cs="宋体" w:hint="eastAsia"/>
+                <w:rFonts w:hint="eastAsia" w:ascii="宋体" w:hAnsi="宋体" w:eastAsia="宋体" w:cs="宋体"/>
                 <w:spacing w:val="6"/>
                 <w:sz w:val="20"/>
                 <w:szCs w:val="20"/>
@@ -709,7 +702,7 @@
             </w:pPr>
             <w:r>
               <w:rPr>
-                <w:rFonts w:ascii="宋体" w:eastAsia="宋体" w:hAnsi="宋体" w:cs="宋体" w:hint="eastAsia"/>
+                <w:rFonts w:hint="eastAsia" w:ascii="宋体" w:hAnsi="宋体" w:eastAsia="宋体" w:cs="宋体"/>
                 <w:spacing w:val="6"/>
                 <w:sz w:val="20"/>
                 <w:szCs w:val="20"/>
@@ -728,14 +721,14 @@
               <w:spacing w:before="176" w:line="229" w:lineRule="auto"/>
               <w:ind w:left="311"/>
               <w:rPr>
-                <w:rFonts w:ascii="宋体" w:eastAsia="宋体" w:hAnsi="宋体" w:cs="宋体"/>
+                <w:rFonts w:ascii="宋体" w:hAnsi="宋体" w:eastAsia="宋体" w:cs="宋体"/>
                 <w:sz w:val="20"/>
                 <w:szCs w:val="20"/>
               </w:rPr>
             </w:pPr>
             <w:r>
               <w:rPr>
-                <w:rFonts w:ascii="宋体" w:eastAsia="宋体" w:hAnsi="宋体" w:cs="宋体"/>
+                <w:rFonts w:ascii="宋体" w:hAnsi="宋体" w:eastAsia="宋体" w:cs="宋体"/>
                 <w:spacing w:val="7"/>
                 <w:sz w:val="20"/>
                 <w:szCs w:val="20"/>
@@ -747,9 +740,14 @@
       </w:tr>
       <w:tr>
         <w:tblPrEx>
-          <w:tblW w:w="8301" w:type="dxa"/>
-          <w:tblInd w:w="2" w:type="dxa"/>
-          <w:tblLayout w:type="fixed"/>
+          <w:tblBorders>
+            <w:top w:val="single" w:color="000000" w:sz="2" w:space="0"/>
+            <w:left w:val="single" w:color="000000" w:sz="2" w:space="0"/>
+            <w:bottom w:val="single" w:color="000000" w:sz="2" w:space="0"/>
+            <w:right w:val="single" w:color="000000" w:sz="2" w:space="0"/>
+            <w:insideH w:val="single" w:color="000000" w:sz="2" w:space="0"/>
+            <w:insideV w:val="single" w:color="000000" w:sz="2" w:space="0"/>
+          </w:tblBorders>
           <w:tblCellMar>
             <w:top w:w="0" w:type="dxa"/>
             <w:left w:w="0" w:type="dxa"/>
@@ -758,7 +756,7 @@
           </w:tblCellMar>
         </w:tblPrEx>
         <w:trPr>
-          <w:trHeight w:val="556"/>
+          <w:trHeight w:val="556" w:hRule="atLeast"/>
         </w:trPr>
         <w:tc>
           <w:tcPr>
@@ -769,14 +767,14 @@
               <w:spacing w:before="173" w:line="267" w:lineRule="exact"/>
               <w:ind w:left="260"/>
               <w:rPr>
-                <w:rFonts w:ascii="宋体" w:eastAsia="宋体" w:hAnsi="宋体" w:cs="宋体"/>
+                <w:rFonts w:ascii="宋体" w:hAnsi="宋体" w:eastAsia="宋体" w:cs="宋体"/>
                 <w:sz w:val="20"/>
                 <w:szCs w:val="20"/>
               </w:rPr>
             </w:pPr>
             <w:r>
               <w:rPr>
-                <w:rFonts w:ascii="宋体" w:eastAsia="宋体" w:hAnsi="宋体" w:cs="宋体"/>
+                <w:rFonts w:ascii="宋体" w:hAnsi="宋体" w:eastAsia="宋体" w:cs="宋体"/>
                 <w:spacing w:val="3"/>
                 <w:position w:val="1"/>
                 <w:sz w:val="20"/>
@@ -795,14 +793,14 @@
               <w:spacing w:before="173" w:line="267" w:lineRule="exact"/>
               <w:ind w:left="248"/>
               <w:rPr>
-                <w:rFonts w:ascii="宋体" w:eastAsia="宋体" w:hAnsi="宋体" w:cs="宋体"/>
+                <w:rFonts w:ascii="宋体" w:hAnsi="宋体" w:eastAsia="宋体" w:cs="宋体"/>
                 <w:sz w:val="20"/>
                 <w:szCs w:val="20"/>
               </w:rPr>
             </w:pPr>
             <w:r>
               <w:rPr>
-                <w:rFonts w:ascii="宋体" w:eastAsia="宋体" w:hAnsi="宋体" w:cs="宋体"/>
+                <w:rFonts w:ascii="宋体" w:hAnsi="宋体" w:eastAsia="宋体" w:cs="宋体"/>
                 <w:spacing w:val="4"/>
                 <w:position w:val="1"/>
                 <w:sz w:val="20"/>
@@ -822,14 +820,14 @@
               <w:ind w:left="114"/>
               <w:jc w:val="center"/>
               <w:rPr>
-                <w:rFonts w:ascii="宋体" w:eastAsia="宋体" w:hAnsi="宋体" w:cs="宋体"/>
+                <w:rFonts w:ascii="宋体" w:hAnsi="宋体" w:eastAsia="宋体" w:cs="宋体"/>
                 <w:sz w:val="20"/>
                 <w:szCs w:val="20"/>
               </w:rPr>
             </w:pPr>
             <w:r>
               <w:rPr>
-                <w:rFonts w:ascii="宋体" w:eastAsia="宋体" w:hAnsi="宋体" w:cs="宋体"/>
+                <w:rFonts w:ascii="宋体" w:hAnsi="宋体" w:eastAsia="宋体" w:cs="宋体"/>
                 <w:spacing w:val="7"/>
                 <w:sz w:val="20"/>
                 <w:szCs w:val="20"/>
@@ -847,7 +845,7 @@
               <w:spacing w:before="172" w:line="228" w:lineRule="auto"/>
               <w:ind w:left="313"/>
               <w:rPr>
-                <w:rFonts w:ascii="宋体" w:eastAsia="宋体" w:hAnsi="宋体" w:cs="宋体" w:hint="eastAsia"/>
+                <w:rFonts w:hint="eastAsia" w:ascii="宋体" w:hAnsi="宋体" w:eastAsia="宋体" w:cs="宋体"/>
                 <w:sz w:val="20"/>
                 <w:szCs w:val="20"/>
                 <w:lang w:val="en-US" w:eastAsia="zh-CN"/>
@@ -855,7 +853,7 @@
             </w:pPr>
             <w:r>
               <w:rPr>
-                <w:rFonts w:ascii="Helvetica" w:eastAsia="Helvetica" w:hAnsi="Helvetica" w:cs="Helvetica" w:hint="eastAsia"/>
+                <w:rFonts w:hint="eastAsia" w:ascii="Helvetica" w:hAnsi="Helvetica" w:eastAsia="Helvetica" w:cs="Helvetica"/>
                 <w:i w:val="0"/>
                 <w:iCs w:val="0"/>
                 <w:caps w:val="0"/>
@@ -878,23 +876,25 @@
               <w:spacing w:before="172" w:line="228" w:lineRule="auto"/>
               <w:ind w:left="313"/>
               <w:rPr>
-                <w:rFonts w:ascii="宋体" w:eastAsia="宋体" w:hAnsi="宋体" w:cs="宋体" w:hint="eastAsia"/>
+                <w:rFonts w:hint="eastAsia" w:ascii="宋体" w:hAnsi="宋体" w:eastAsia="宋体" w:cs="宋体"/>
                 <w:spacing w:val="5"/>
                 <w:sz w:val="20"/>
                 <w:szCs w:val="20"/>
+                <w:lang w:val="en-US" w:eastAsia="zh-CN"/>
               </w:rPr>
             </w:pPr>
             <w:r>
               <w:rPr>
-                <w:rFonts w:ascii="宋体" w:eastAsia="宋体" w:hAnsi="宋体" w:cs="宋体" w:hint="eastAsia"/>
-                <w:spacing w:val="85"/>
-                <w:kern w:val="0"/>
+                <w:rFonts w:hint="eastAsia" w:ascii="宋体" w:hAnsi="宋体" w:cs="宋体"/>
+                <w:spacing w:val="5"/>
                 <w:sz w:val="20"/>
                 <w:szCs w:val="20"/>
                 <w:lang w:val="en-US" w:eastAsia="zh-CN"/>
               </w:rPr>
-              <w:t>严长运</w:t>
+              <w:t>刘钢要</w:t>
             </w:r>
+            <w:bookmarkStart w:id="21" w:name="_GoBack"/>
+            <w:bookmarkEnd w:id="21"/>
           </w:p>
         </w:tc>
         <w:tc>
@@ -906,14 +906,14 @@
               <w:spacing w:before="173" w:line="229" w:lineRule="auto"/>
               <w:ind w:left="314"/>
               <w:rPr>
-                <w:rFonts w:ascii="宋体" w:eastAsia="宋体" w:hAnsi="宋体" w:cs="宋体"/>
+                <w:rFonts w:ascii="宋体" w:hAnsi="宋体" w:eastAsia="宋体" w:cs="宋体"/>
                 <w:sz w:val="20"/>
                 <w:szCs w:val="20"/>
               </w:rPr>
             </w:pPr>
             <w:r>
               <w:rPr>
-                <w:rFonts w:ascii="宋体" w:eastAsia="宋体" w:hAnsi="宋体" w:cs="宋体" w:hint="eastAsia"/>
+                <w:rFonts w:hint="eastAsia" w:ascii="宋体" w:hAnsi="宋体" w:eastAsia="宋体" w:cs="宋体"/>
                 <w:spacing w:val="6"/>
                 <w:sz w:val="20"/>
                 <w:szCs w:val="20"/>
@@ -926,9 +926,14 @@
       </w:tr>
       <w:tr>
         <w:tblPrEx>
-          <w:tblW w:w="8301" w:type="dxa"/>
-          <w:tblInd w:w="2" w:type="dxa"/>
-          <w:tblLayout w:type="fixed"/>
+          <w:tblBorders>
+            <w:top w:val="single" w:color="000000" w:sz="2" w:space="0"/>
+            <w:left w:val="single" w:color="000000" w:sz="2" w:space="0"/>
+            <w:bottom w:val="single" w:color="000000" w:sz="2" w:space="0"/>
+            <w:right w:val="single" w:color="000000" w:sz="2" w:space="0"/>
+            <w:insideH w:val="single" w:color="000000" w:sz="2" w:space="0"/>
+            <w:insideV w:val="single" w:color="000000" w:sz="2" w:space="0"/>
+          </w:tblBorders>
           <w:tblCellMar>
             <w:top w:w="0" w:type="dxa"/>
             <w:left w:w="0" w:type="dxa"/>
@@ -937,7 +942,7 @@
           </w:tblCellMar>
         </w:tblPrEx>
         <w:trPr>
-          <w:trHeight w:val="556"/>
+          <w:trHeight w:val="556" w:hRule="atLeast"/>
         </w:trPr>
         <w:tc>
           <w:tcPr>
@@ -945,7 +950,7 @@
           </w:tcPr>
           <w:p>
             <w:pPr>
-              <w:pStyle w:val="TableText"/>
+              <w:pStyle w:val="27"/>
             </w:pPr>
           </w:p>
         </w:tc>
@@ -955,7 +960,7 @@
           </w:tcPr>
           <w:p>
             <w:pPr>
-              <w:pStyle w:val="TableText"/>
+              <w:pStyle w:val="27"/>
             </w:pPr>
           </w:p>
         </w:tc>
@@ -965,7 +970,7 @@
           </w:tcPr>
           <w:p>
             <w:pPr>
-              <w:pStyle w:val="TableText"/>
+              <w:pStyle w:val="27"/>
             </w:pPr>
           </w:p>
         </w:tc>
@@ -997,16 +1002,21 @@
           </w:tcPr>
           <w:p>
             <w:pPr>
-              <w:pStyle w:val="TableText"/>
+              <w:pStyle w:val="27"/>
             </w:pPr>
           </w:p>
         </w:tc>
       </w:tr>
       <w:tr>
         <w:tblPrEx>
-          <w:tblW w:w="8301" w:type="dxa"/>
-          <w:tblInd w:w="2" w:type="dxa"/>
-          <w:tblLayout w:type="fixed"/>
+          <w:tblBorders>
+            <w:top w:val="single" w:color="000000" w:sz="2" w:space="0"/>
+            <w:left w:val="single" w:color="000000" w:sz="2" w:space="0"/>
+            <w:bottom w:val="single" w:color="000000" w:sz="2" w:space="0"/>
+            <w:right w:val="single" w:color="000000" w:sz="2" w:space="0"/>
+            <w:insideH w:val="single" w:color="000000" w:sz="2" w:space="0"/>
+            <w:insideV w:val="single" w:color="000000" w:sz="2" w:space="0"/>
+          </w:tblBorders>
           <w:tblCellMar>
             <w:top w:w="0" w:type="dxa"/>
             <w:left w:w="0" w:type="dxa"/>
@@ -1015,7 +1025,7 @@
           </w:tblCellMar>
         </w:tblPrEx>
         <w:trPr>
-          <w:trHeight w:val="556"/>
+          <w:trHeight w:val="556" w:hRule="atLeast"/>
         </w:trPr>
         <w:tc>
           <w:tcPr>
@@ -1023,7 +1033,7 @@
           </w:tcPr>
           <w:p>
             <w:pPr>
-              <w:pStyle w:val="TableText"/>
+              <w:pStyle w:val="27"/>
             </w:pPr>
           </w:p>
         </w:tc>
@@ -1033,7 +1043,7 @@
           </w:tcPr>
           <w:p>
             <w:pPr>
-              <w:pStyle w:val="TableText"/>
+              <w:pStyle w:val="27"/>
             </w:pPr>
           </w:p>
         </w:tc>
@@ -1043,7 +1053,7 @@
           </w:tcPr>
           <w:p>
             <w:pPr>
-              <w:pStyle w:val="TableText"/>
+              <w:pStyle w:val="27"/>
             </w:pPr>
           </w:p>
         </w:tc>
@@ -1075,16 +1085,21 @@
           </w:tcPr>
           <w:p>
             <w:pPr>
-              <w:pStyle w:val="TableText"/>
+              <w:pStyle w:val="27"/>
             </w:pPr>
           </w:p>
         </w:tc>
       </w:tr>
       <w:tr>
         <w:tblPrEx>
-          <w:tblW w:w="8301" w:type="dxa"/>
-          <w:tblInd w:w="2" w:type="dxa"/>
-          <w:tblLayout w:type="fixed"/>
+          <w:tblBorders>
+            <w:top w:val="single" w:color="000000" w:sz="2" w:space="0"/>
+            <w:left w:val="single" w:color="000000" w:sz="2" w:space="0"/>
+            <w:bottom w:val="single" w:color="000000" w:sz="2" w:space="0"/>
+            <w:right w:val="single" w:color="000000" w:sz="2" w:space="0"/>
+            <w:insideH w:val="single" w:color="000000" w:sz="2" w:space="0"/>
+            <w:insideV w:val="single" w:color="000000" w:sz="2" w:space="0"/>
+          </w:tblBorders>
           <w:tblCellMar>
             <w:top w:w="0" w:type="dxa"/>
             <w:left w:w="0" w:type="dxa"/>
@@ -1093,7 +1108,7 @@
           </w:tblCellMar>
         </w:tblPrEx>
         <w:trPr>
-          <w:trHeight w:val="557"/>
+          <w:trHeight w:val="557" w:hRule="atLeast"/>
         </w:trPr>
         <w:tc>
           <w:tcPr>
@@ -1101,7 +1116,7 @@
           </w:tcPr>
           <w:p>
             <w:pPr>
-              <w:pStyle w:val="TableText"/>
+              <w:pStyle w:val="27"/>
             </w:pPr>
           </w:p>
         </w:tc>
@@ -1111,7 +1126,7 @@
           </w:tcPr>
           <w:p>
             <w:pPr>
-              <w:pStyle w:val="TableText"/>
+              <w:pStyle w:val="27"/>
             </w:pPr>
           </w:p>
         </w:tc>
@@ -1121,7 +1136,7 @@
           </w:tcPr>
           <w:p>
             <w:pPr>
-              <w:pStyle w:val="TableText"/>
+              <w:pStyle w:val="27"/>
             </w:pPr>
           </w:p>
         </w:tc>
@@ -1131,7 +1146,7 @@
           </w:tcPr>
           <w:p>
             <w:pPr>
-              <w:pStyle w:val="TableText"/>
+              <w:pStyle w:val="27"/>
             </w:pPr>
           </w:p>
         </w:tc>
@@ -1141,7 +1156,7 @@
           </w:tcPr>
           <w:p>
             <w:pPr>
-              <w:pStyle w:val="TableText"/>
+              <w:pStyle w:val="27"/>
             </w:pPr>
           </w:p>
         </w:tc>
@@ -1151,16 +1166,21 @@
           </w:tcPr>
           <w:p>
             <w:pPr>
-              <w:pStyle w:val="TableText"/>
+              <w:pStyle w:val="27"/>
             </w:pPr>
           </w:p>
         </w:tc>
       </w:tr>
       <w:tr>
         <w:tblPrEx>
-          <w:tblW w:w="8301" w:type="dxa"/>
-          <w:tblInd w:w="2" w:type="dxa"/>
-          <w:tblLayout w:type="fixed"/>
+          <w:tblBorders>
+            <w:top w:val="single" w:color="000000" w:sz="2" w:space="0"/>
+            <w:left w:val="single" w:color="000000" w:sz="2" w:space="0"/>
+            <w:bottom w:val="single" w:color="000000" w:sz="2" w:space="0"/>
+            <w:right w:val="single" w:color="000000" w:sz="2" w:space="0"/>
+            <w:insideH w:val="single" w:color="000000" w:sz="2" w:space="0"/>
+            <w:insideV w:val="single" w:color="000000" w:sz="2" w:space="0"/>
+          </w:tblBorders>
           <w:tblCellMar>
             <w:top w:w="0" w:type="dxa"/>
             <w:left w:w="0" w:type="dxa"/>
@@ -1169,7 +1189,7 @@
           </w:tblCellMar>
         </w:tblPrEx>
         <w:trPr>
-          <w:trHeight w:val="556"/>
+          <w:trHeight w:val="556" w:hRule="atLeast"/>
         </w:trPr>
         <w:tc>
           <w:tcPr>
@@ -1177,7 +1197,7 @@
           </w:tcPr>
           <w:p>
             <w:pPr>
-              <w:pStyle w:val="TableText"/>
+              <w:pStyle w:val="27"/>
             </w:pPr>
           </w:p>
         </w:tc>
@@ -1187,7 +1207,7 @@
           </w:tcPr>
           <w:p>
             <w:pPr>
-              <w:pStyle w:val="TableText"/>
+              <w:pStyle w:val="27"/>
             </w:pPr>
           </w:p>
         </w:tc>
@@ -1197,7 +1217,7 @@
           </w:tcPr>
           <w:p>
             <w:pPr>
-              <w:pStyle w:val="TableText"/>
+              <w:pStyle w:val="27"/>
             </w:pPr>
           </w:p>
         </w:tc>
@@ -1207,7 +1227,7 @@
           </w:tcPr>
           <w:p>
             <w:pPr>
-              <w:pStyle w:val="TableText"/>
+              <w:pStyle w:val="27"/>
             </w:pPr>
           </w:p>
         </w:tc>
@@ -1217,7 +1237,7 @@
           </w:tcPr>
           <w:p>
             <w:pPr>
-              <w:pStyle w:val="TableText"/>
+              <w:pStyle w:val="27"/>
             </w:pPr>
           </w:p>
         </w:tc>
@@ -1227,16 +1247,21 @@
           </w:tcPr>
           <w:p>
             <w:pPr>
-              <w:pStyle w:val="TableText"/>
+              <w:pStyle w:val="27"/>
             </w:pPr>
           </w:p>
         </w:tc>
       </w:tr>
       <w:tr>
         <w:tblPrEx>
-          <w:tblW w:w="8301" w:type="dxa"/>
-          <w:tblInd w:w="2" w:type="dxa"/>
-          <w:tblLayout w:type="fixed"/>
+          <w:tblBorders>
+            <w:top w:val="single" w:color="000000" w:sz="2" w:space="0"/>
+            <w:left w:val="single" w:color="000000" w:sz="2" w:space="0"/>
+            <w:bottom w:val="single" w:color="000000" w:sz="2" w:space="0"/>
+            <w:right w:val="single" w:color="000000" w:sz="2" w:space="0"/>
+            <w:insideH w:val="single" w:color="000000" w:sz="2" w:space="0"/>
+            <w:insideV w:val="single" w:color="000000" w:sz="2" w:space="0"/>
+          </w:tblBorders>
           <w:tblCellMar>
             <w:top w:w="0" w:type="dxa"/>
             <w:left w:w="0" w:type="dxa"/>
@@ -1245,7 +1270,7 @@
           </w:tblCellMar>
         </w:tblPrEx>
         <w:trPr>
-          <w:trHeight w:val="561"/>
+          <w:trHeight w:val="561" w:hRule="atLeast"/>
         </w:trPr>
         <w:tc>
           <w:tcPr>
@@ -1253,7 +1278,7 @@
           </w:tcPr>
           <w:p>
             <w:pPr>
-              <w:pStyle w:val="TableText"/>
+              <w:pStyle w:val="27"/>
             </w:pPr>
           </w:p>
         </w:tc>
@@ -1263,7 +1288,7 @@
           </w:tcPr>
           <w:p>
             <w:pPr>
-              <w:pStyle w:val="TableText"/>
+              <w:pStyle w:val="27"/>
             </w:pPr>
           </w:p>
         </w:tc>
@@ -1273,7 +1298,7 @@
           </w:tcPr>
           <w:p>
             <w:pPr>
-              <w:pStyle w:val="TableText"/>
+              <w:pStyle w:val="27"/>
             </w:pPr>
           </w:p>
         </w:tc>
@@ -1283,7 +1308,7 @@
           </w:tcPr>
           <w:p>
             <w:pPr>
-              <w:pStyle w:val="TableText"/>
+              <w:pStyle w:val="27"/>
             </w:pPr>
           </w:p>
         </w:tc>
@@ -1293,7 +1318,7 @@
           </w:tcPr>
           <w:p>
             <w:pPr>
-              <w:pStyle w:val="TableText"/>
+              <w:pStyle w:val="27"/>
             </w:pPr>
           </w:p>
         </w:tc>
@@ -1303,7 +1328,7 @@
           </w:tcPr>
           <w:p>
             <w:pPr>
-              <w:pStyle w:val="TableText"/>
+              <w:pStyle w:val="27"/>
             </w:pPr>
           </w:p>
         </w:tc>
@@ -1317,7 +1342,7 @@
     <w:sdt>
       <w:sdtPr>
         <w:rPr>
-          <w:rFonts w:ascii="宋体" w:eastAsia="宋体" w:hAnsi="宋体" w:cs="Arial"/>
+          <w:rFonts w:ascii="宋体" w:hAnsi="宋体" w:eastAsia="宋体" w:cs="Arial"/>
           <w:snapToGrid w:val="0"/>
           <w:color w:val="000000"/>
           <w:kern w:val="0"/>
@@ -1333,7 +1358,7 @@
       </w:sdtPr>
       <w:sdtEndPr>
         <w:rPr>
-          <w:rFonts w:ascii="宋体" w:eastAsia="宋体" w:hAnsi="宋体" w:cs="宋体" w:hint="eastAsia"/>
+          <w:rFonts w:hint="eastAsia" w:ascii="宋体" w:hAnsi="宋体" w:eastAsia="宋体" w:cs="宋体"/>
           <w:snapToGrid w:val="0"/>
           <w:color w:val="000000"/>
           <w:kern w:val="0"/>
@@ -1346,17 +1371,17 @@
         <w:p>
           <w:pPr>
             <w:spacing w:before="0" w:beforeLines="0" w:after="0" w:afterLines="0" w:line="240" w:lineRule="auto"/>
-            <w:ind w:left="0" w:right="0" w:firstLine="0" w:leftChars="0" w:rightChars="0" w:firstLineChars="0"/>
+            <w:ind w:left="0" w:leftChars="0" w:right="0" w:rightChars="0" w:firstLine="0" w:firstLineChars="0"/>
             <w:jc w:val="center"/>
             <w:rPr>
-              <w:rFonts w:ascii="宋体" w:eastAsia="宋体" w:hAnsi="宋体" w:cs="宋体" w:hint="eastAsia"/>
+              <w:rFonts w:hint="eastAsia" w:ascii="宋体" w:hAnsi="宋体" w:eastAsia="宋体" w:cs="宋体"/>
               <w:sz w:val="24"/>
               <w:szCs w:val="24"/>
             </w:rPr>
           </w:pPr>
           <w:r>
             <w:rPr>
-              <w:rFonts w:ascii="宋体" w:eastAsia="宋体" w:hAnsi="宋体" w:cs="宋体" w:hint="eastAsia"/>
+              <w:rFonts w:hint="eastAsia" w:ascii="宋体" w:hAnsi="宋体" w:eastAsia="宋体" w:cs="宋体"/>
               <w:sz w:val="24"/>
               <w:szCs w:val="24"/>
             </w:rPr>
@@ -1365,14 +1390,14 @@
         </w:p>
         <w:p>
           <w:pPr>
-            <w:pStyle w:val="TOC1"/>
+            <w:pStyle w:val="16"/>
             <w:tabs>
               <w:tab w:val="right" w:leader="dot" w:pos="8306"/>
             </w:tabs>
           </w:pPr>
           <w:r>
             <w:rPr>
-              <w:rFonts w:ascii="宋体" w:eastAsia="宋体" w:hAnsi="宋体" w:cs="宋体" w:hint="eastAsia"/>
+              <w:rFonts w:hint="eastAsia" w:ascii="宋体" w:hAnsi="宋体" w:eastAsia="宋体" w:cs="宋体"/>
               <w:sz w:val="24"/>
               <w:szCs w:val="24"/>
             </w:rPr>
@@ -1380,7 +1405,7 @@
           </w:r>
           <w:r>
             <w:rPr>
-              <w:rFonts w:ascii="宋体" w:eastAsia="宋体" w:hAnsi="宋体" w:cs="宋体" w:hint="eastAsia"/>
+              <w:rFonts w:hint="eastAsia" w:ascii="宋体" w:hAnsi="宋体" w:eastAsia="宋体" w:cs="宋体"/>
               <w:sz w:val="24"/>
               <w:szCs w:val="24"/>
             </w:rPr>
@@ -1388,7 +1413,7 @@
           </w:r>
           <w:r>
             <w:rPr>
-              <w:rFonts w:ascii="宋体" w:eastAsia="宋体" w:hAnsi="宋体" w:cs="宋体" w:hint="eastAsia"/>
+              <w:rFonts w:hint="eastAsia" w:ascii="宋体" w:hAnsi="宋体" w:eastAsia="宋体" w:cs="宋体"/>
               <w:sz w:val="24"/>
               <w:szCs w:val="24"/>
             </w:rPr>
@@ -1396,21 +1421,21 @@
           </w:r>
           <w:r>
             <w:rPr>
-              <w:rFonts w:ascii="宋体" w:eastAsia="宋体" w:hAnsi="宋体" w:cs="宋体" w:hint="eastAsia"/>
+              <w:rFonts w:hint="eastAsia" w:ascii="宋体" w:hAnsi="宋体" w:eastAsia="宋体" w:cs="宋体"/>
               <w:szCs w:val="24"/>
             </w:rPr>
             <w:fldChar w:fldCharType="begin"/>
           </w:r>
           <w:r>
             <w:rPr>
-              <w:rFonts w:ascii="宋体" w:eastAsia="宋体" w:hAnsi="宋体" w:cs="宋体" w:hint="eastAsia"/>
+              <w:rFonts w:hint="eastAsia" w:ascii="宋体" w:hAnsi="宋体" w:eastAsia="宋体" w:cs="宋体"/>
               <w:szCs w:val="24"/>
             </w:rPr>
             <w:instrText xml:space="preserve"> HYPERLINK \l _Toc2412 </w:instrText>
           </w:r>
           <w:r>
             <w:rPr>
-              <w:rFonts w:ascii="宋体" w:eastAsia="宋体" w:hAnsi="宋体" w:cs="宋体" w:hint="eastAsia"/>
+              <w:rFonts w:hint="eastAsia" w:ascii="宋体" w:hAnsi="宋体" w:eastAsia="宋体" w:cs="宋体"/>
               <w:szCs w:val="24"/>
             </w:rPr>
             <w:fldChar w:fldCharType="separate"/>
@@ -1442,7 +1467,7 @@
           </w:r>
           <w:r>
             <w:rPr>
-              <w:rFonts w:ascii="宋体" w:eastAsia="宋体" w:hAnsi="宋体" w:cs="宋体" w:hint="eastAsia"/>
+              <w:rFonts w:hint="eastAsia" w:ascii="宋体" w:hAnsi="宋体" w:eastAsia="宋体" w:cs="宋体"/>
               <w:szCs w:val="24"/>
             </w:rPr>
             <w:fldChar w:fldCharType="end"/>
@@ -1450,28 +1475,28 @@
         </w:p>
         <w:p>
           <w:pPr>
-            <w:pStyle w:val="TOC1"/>
+            <w:pStyle w:val="16"/>
             <w:tabs>
               <w:tab w:val="right" w:leader="dot" w:pos="8306"/>
             </w:tabs>
           </w:pPr>
           <w:r>
             <w:rPr>
-              <w:rFonts w:ascii="宋体" w:eastAsia="宋体" w:hAnsi="宋体" w:cs="宋体" w:hint="eastAsia"/>
+              <w:rFonts w:hint="eastAsia" w:ascii="宋体" w:hAnsi="宋体" w:eastAsia="宋体" w:cs="宋体"/>
               <w:szCs w:val="24"/>
             </w:rPr>
             <w:fldChar w:fldCharType="begin"/>
           </w:r>
           <w:r>
             <w:rPr>
-              <w:rFonts w:ascii="宋体" w:eastAsia="宋体" w:hAnsi="宋体" w:cs="宋体" w:hint="eastAsia"/>
+              <w:rFonts w:hint="eastAsia" w:ascii="宋体" w:hAnsi="宋体" w:eastAsia="宋体" w:cs="宋体"/>
               <w:szCs w:val="24"/>
             </w:rPr>
             <w:instrText xml:space="preserve"> HYPERLINK \l _Toc22300 </w:instrText>
           </w:r>
           <w:r>
             <w:rPr>
-              <w:rFonts w:ascii="宋体" w:eastAsia="宋体" w:hAnsi="宋体" w:cs="宋体" w:hint="eastAsia"/>
+              <w:rFonts w:hint="eastAsia" w:ascii="宋体" w:hAnsi="宋体" w:eastAsia="宋体" w:cs="宋体"/>
               <w:szCs w:val="24"/>
             </w:rPr>
             <w:fldChar w:fldCharType="separate"/>
@@ -1503,7 +1528,7 @@
           </w:r>
           <w:r>
             <w:rPr>
-              <w:rFonts w:ascii="宋体" w:eastAsia="宋体" w:hAnsi="宋体" w:cs="宋体" w:hint="eastAsia"/>
+              <w:rFonts w:hint="eastAsia" w:ascii="宋体" w:hAnsi="宋体" w:eastAsia="宋体" w:cs="宋体"/>
               <w:szCs w:val="24"/>
             </w:rPr>
             <w:fldChar w:fldCharType="end"/>
@@ -1511,28 +1536,28 @@
         </w:p>
         <w:p>
           <w:pPr>
-            <w:pStyle w:val="TOC1"/>
+            <w:pStyle w:val="16"/>
             <w:tabs>
               <w:tab w:val="right" w:leader="dot" w:pos="8306"/>
             </w:tabs>
           </w:pPr>
           <w:r>
             <w:rPr>
-              <w:rFonts w:ascii="宋体" w:eastAsia="宋体" w:hAnsi="宋体" w:cs="宋体" w:hint="eastAsia"/>
+              <w:rFonts w:hint="eastAsia" w:ascii="宋体" w:hAnsi="宋体" w:eastAsia="宋体" w:cs="宋体"/>
               <w:szCs w:val="24"/>
             </w:rPr>
             <w:fldChar w:fldCharType="begin"/>
           </w:r>
           <w:r>
             <w:rPr>
-              <w:rFonts w:ascii="宋体" w:eastAsia="宋体" w:hAnsi="宋体" w:cs="宋体" w:hint="eastAsia"/>
+              <w:rFonts w:hint="eastAsia" w:ascii="宋体" w:hAnsi="宋体" w:eastAsia="宋体" w:cs="宋体"/>
               <w:szCs w:val="24"/>
             </w:rPr>
             <w:instrText xml:space="preserve"> HYPERLINK \l _Toc15534 </w:instrText>
           </w:r>
           <w:r>
             <w:rPr>
-              <w:rFonts w:ascii="宋体" w:eastAsia="宋体" w:hAnsi="宋体" w:cs="宋体" w:hint="eastAsia"/>
+              <w:rFonts w:hint="eastAsia" w:ascii="宋体" w:hAnsi="宋体" w:eastAsia="宋体" w:cs="宋体"/>
               <w:szCs w:val="24"/>
             </w:rPr>
             <w:fldChar w:fldCharType="separate"/>
@@ -1566,7 +1591,7 @@
           </w:r>
           <w:r>
             <w:rPr>
-              <w:rFonts w:ascii="宋体" w:eastAsia="宋体" w:hAnsi="宋体" w:cs="宋体" w:hint="eastAsia"/>
+              <w:rFonts w:hint="eastAsia" w:ascii="宋体" w:hAnsi="宋体" w:eastAsia="宋体" w:cs="宋体"/>
               <w:szCs w:val="24"/>
             </w:rPr>
             <w:fldChar w:fldCharType="end"/>
@@ -1574,28 +1599,28 @@
         </w:p>
         <w:p>
           <w:pPr>
-            <w:pStyle w:val="TOC1"/>
+            <w:pStyle w:val="16"/>
             <w:tabs>
               <w:tab w:val="right" w:leader="dot" w:pos="8306"/>
             </w:tabs>
           </w:pPr>
           <w:r>
             <w:rPr>
-              <w:rFonts w:ascii="宋体" w:eastAsia="宋体" w:hAnsi="宋体" w:cs="宋体" w:hint="eastAsia"/>
+              <w:rFonts w:hint="eastAsia" w:ascii="宋体" w:hAnsi="宋体" w:eastAsia="宋体" w:cs="宋体"/>
               <w:szCs w:val="24"/>
             </w:rPr>
             <w:fldChar w:fldCharType="begin"/>
           </w:r>
           <w:r>
             <w:rPr>
-              <w:rFonts w:ascii="宋体" w:eastAsia="宋体" w:hAnsi="宋体" w:cs="宋体" w:hint="eastAsia"/>
+              <w:rFonts w:hint="eastAsia" w:ascii="宋体" w:hAnsi="宋体" w:eastAsia="宋体" w:cs="宋体"/>
               <w:szCs w:val="24"/>
             </w:rPr>
             <w:instrText xml:space="preserve"> HYPERLINK \l _Toc5572 </w:instrText>
           </w:r>
           <w:r>
             <w:rPr>
-              <w:rFonts w:ascii="宋体" w:eastAsia="宋体" w:hAnsi="宋体" w:cs="宋体" w:hint="eastAsia"/>
+              <w:rFonts w:hint="eastAsia" w:ascii="宋体" w:hAnsi="宋体" w:eastAsia="宋体" w:cs="宋体"/>
               <w:szCs w:val="24"/>
             </w:rPr>
             <w:fldChar w:fldCharType="separate"/>
@@ -1634,7 +1659,7 @@
           </w:r>
           <w:r>
             <w:rPr>
-              <w:rFonts w:ascii="宋体" w:eastAsia="宋体" w:hAnsi="宋体" w:cs="宋体" w:hint="eastAsia"/>
+              <w:rFonts w:hint="eastAsia" w:ascii="宋体" w:hAnsi="宋体" w:eastAsia="宋体" w:cs="宋体"/>
               <w:szCs w:val="24"/>
             </w:rPr>
             <w:fldChar w:fldCharType="end"/>
@@ -1642,28 +1667,28 @@
         </w:p>
         <w:p>
           <w:pPr>
-            <w:pStyle w:val="TOC1"/>
+            <w:pStyle w:val="16"/>
             <w:tabs>
               <w:tab w:val="right" w:leader="dot" w:pos="8306"/>
             </w:tabs>
           </w:pPr>
           <w:r>
             <w:rPr>
-              <w:rFonts w:ascii="宋体" w:eastAsia="宋体" w:hAnsi="宋体" w:cs="宋体" w:hint="eastAsia"/>
+              <w:rFonts w:hint="eastAsia" w:ascii="宋体" w:hAnsi="宋体" w:eastAsia="宋体" w:cs="宋体"/>
               <w:szCs w:val="24"/>
             </w:rPr>
             <w:fldChar w:fldCharType="begin"/>
           </w:r>
           <w:r>
             <w:rPr>
-              <w:rFonts w:ascii="宋体" w:eastAsia="宋体" w:hAnsi="宋体" w:cs="宋体" w:hint="eastAsia"/>
+              <w:rFonts w:hint="eastAsia" w:ascii="宋体" w:hAnsi="宋体" w:eastAsia="宋体" w:cs="宋体"/>
               <w:szCs w:val="24"/>
             </w:rPr>
             <w:instrText xml:space="preserve"> HYPERLINK \l _Toc19473 </w:instrText>
           </w:r>
           <w:r>
             <w:rPr>
-              <w:rFonts w:ascii="宋体" w:eastAsia="宋体" w:hAnsi="宋体" w:cs="宋体" w:hint="eastAsia"/>
+              <w:rFonts w:hint="eastAsia" w:ascii="宋体" w:hAnsi="宋体" w:eastAsia="宋体" w:cs="宋体"/>
               <w:szCs w:val="24"/>
             </w:rPr>
             <w:fldChar w:fldCharType="separate"/>
@@ -1704,7 +1729,7 @@
           </w:r>
           <w:r>
             <w:rPr>
-              <w:rFonts w:ascii="宋体" w:eastAsia="宋体" w:hAnsi="宋体" w:cs="宋体" w:hint="eastAsia"/>
+              <w:rFonts w:hint="eastAsia" w:ascii="宋体" w:hAnsi="宋体" w:eastAsia="宋体" w:cs="宋体"/>
               <w:szCs w:val="24"/>
             </w:rPr>
             <w:fldChar w:fldCharType="end"/>
@@ -1712,28 +1737,28 @@
         </w:p>
         <w:p>
           <w:pPr>
-            <w:pStyle w:val="TOC1"/>
+            <w:pStyle w:val="16"/>
             <w:tabs>
               <w:tab w:val="right" w:leader="dot" w:pos="8306"/>
             </w:tabs>
           </w:pPr>
           <w:r>
             <w:rPr>
-              <w:rFonts w:ascii="宋体" w:eastAsia="宋体" w:hAnsi="宋体" w:cs="宋体" w:hint="eastAsia"/>
+              <w:rFonts w:hint="eastAsia" w:ascii="宋体" w:hAnsi="宋体" w:eastAsia="宋体" w:cs="宋体"/>
               <w:szCs w:val="24"/>
             </w:rPr>
             <w:fldChar w:fldCharType="begin"/>
           </w:r>
           <w:r>
             <w:rPr>
-              <w:rFonts w:ascii="宋体" w:eastAsia="宋体" w:hAnsi="宋体" w:cs="宋体" w:hint="eastAsia"/>
+              <w:rFonts w:hint="eastAsia" w:ascii="宋体" w:hAnsi="宋体" w:eastAsia="宋体" w:cs="宋体"/>
               <w:szCs w:val="24"/>
             </w:rPr>
             <w:instrText xml:space="preserve"> HYPERLINK \l _Toc1966 </w:instrText>
           </w:r>
           <w:r>
             <w:rPr>
-              <w:rFonts w:ascii="宋体" w:eastAsia="宋体" w:hAnsi="宋体" w:cs="宋体" w:hint="eastAsia"/>
+              <w:rFonts w:hint="eastAsia" w:ascii="宋体" w:hAnsi="宋体" w:eastAsia="宋体" w:cs="宋体"/>
               <w:szCs w:val="24"/>
             </w:rPr>
             <w:fldChar w:fldCharType="separate"/>
@@ -1772,7 +1797,7 @@
           </w:r>
           <w:r>
             <w:rPr>
-              <w:rFonts w:ascii="宋体" w:eastAsia="宋体" w:hAnsi="宋体" w:cs="宋体" w:hint="eastAsia"/>
+              <w:rFonts w:hint="eastAsia" w:ascii="宋体" w:hAnsi="宋体" w:eastAsia="宋体" w:cs="宋体"/>
               <w:szCs w:val="24"/>
             </w:rPr>
             <w:fldChar w:fldCharType="end"/>
@@ -1780,28 +1805,28 @@
         </w:p>
         <w:p>
           <w:pPr>
-            <w:pStyle w:val="TOC2"/>
+            <w:pStyle w:val="17"/>
             <w:tabs>
               <w:tab w:val="right" w:leader="dot" w:pos="8306"/>
             </w:tabs>
           </w:pPr>
           <w:r>
             <w:rPr>
-              <w:rFonts w:ascii="宋体" w:eastAsia="宋体" w:hAnsi="宋体" w:cs="宋体" w:hint="eastAsia"/>
+              <w:rFonts w:hint="eastAsia" w:ascii="宋体" w:hAnsi="宋体" w:eastAsia="宋体" w:cs="宋体"/>
               <w:szCs w:val="24"/>
             </w:rPr>
             <w:fldChar w:fldCharType="begin"/>
           </w:r>
           <w:r>
             <w:rPr>
-              <w:rFonts w:ascii="宋体" w:eastAsia="宋体" w:hAnsi="宋体" w:cs="宋体" w:hint="eastAsia"/>
+              <w:rFonts w:hint="eastAsia" w:ascii="宋体" w:hAnsi="宋体" w:eastAsia="宋体" w:cs="宋体"/>
               <w:szCs w:val="24"/>
             </w:rPr>
             <w:instrText xml:space="preserve"> HYPERLINK \l _Toc4030 </w:instrText>
           </w:r>
           <w:r>
             <w:rPr>
-              <w:rFonts w:ascii="宋体" w:eastAsia="宋体" w:hAnsi="宋体" w:cs="宋体" w:hint="eastAsia"/>
+              <w:rFonts w:hint="eastAsia" w:ascii="宋体" w:hAnsi="宋体" w:eastAsia="宋体" w:cs="宋体"/>
               <w:szCs w:val="24"/>
             </w:rPr>
             <w:fldChar w:fldCharType="separate"/>
@@ -1840,7 +1865,7 @@
           </w:r>
           <w:r>
             <w:rPr>
-              <w:rFonts w:ascii="宋体" w:eastAsia="宋体" w:hAnsi="宋体" w:cs="宋体" w:hint="eastAsia"/>
+              <w:rFonts w:hint="eastAsia" w:ascii="宋体" w:hAnsi="宋体" w:eastAsia="宋体" w:cs="宋体"/>
               <w:szCs w:val="24"/>
             </w:rPr>
             <w:fldChar w:fldCharType="end"/>
@@ -1848,28 +1873,28 @@
         </w:p>
         <w:p>
           <w:pPr>
-            <w:pStyle w:val="TOC1"/>
+            <w:pStyle w:val="16"/>
             <w:tabs>
               <w:tab w:val="right" w:leader="dot" w:pos="8306"/>
             </w:tabs>
           </w:pPr>
           <w:r>
             <w:rPr>
-              <w:rFonts w:ascii="宋体" w:eastAsia="宋体" w:hAnsi="宋体" w:cs="宋体" w:hint="eastAsia"/>
+              <w:rFonts w:hint="eastAsia" w:ascii="宋体" w:hAnsi="宋体" w:eastAsia="宋体" w:cs="宋体"/>
               <w:szCs w:val="24"/>
             </w:rPr>
             <w:fldChar w:fldCharType="begin"/>
           </w:r>
           <w:r>
             <w:rPr>
-              <w:rFonts w:ascii="宋体" w:eastAsia="宋体" w:hAnsi="宋体" w:cs="宋体" w:hint="eastAsia"/>
+              <w:rFonts w:hint="eastAsia" w:ascii="宋体" w:hAnsi="宋体" w:eastAsia="宋体" w:cs="宋体"/>
               <w:szCs w:val="24"/>
             </w:rPr>
             <w:instrText xml:space="preserve"> HYPERLINK \l _Toc902 </w:instrText>
           </w:r>
           <w:r>
             <w:rPr>
-              <w:rFonts w:ascii="宋体" w:eastAsia="宋体" w:hAnsi="宋体" w:cs="宋体" w:hint="eastAsia"/>
+              <w:rFonts w:hint="eastAsia" w:ascii="宋体" w:hAnsi="宋体" w:eastAsia="宋体" w:cs="宋体"/>
               <w:szCs w:val="24"/>
             </w:rPr>
             <w:fldChar w:fldCharType="separate"/>
@@ -1908,7 +1933,7 @@
           </w:r>
           <w:r>
             <w:rPr>
-              <w:rFonts w:ascii="宋体" w:eastAsia="宋体" w:hAnsi="宋体" w:cs="宋体" w:hint="eastAsia"/>
+              <w:rFonts w:hint="eastAsia" w:ascii="宋体" w:hAnsi="宋体" w:eastAsia="宋体" w:cs="宋体"/>
               <w:szCs w:val="24"/>
             </w:rPr>
             <w:fldChar w:fldCharType="end"/>
@@ -1916,28 +1941,28 @@
         </w:p>
         <w:p>
           <w:pPr>
-            <w:pStyle w:val="TOC2"/>
+            <w:pStyle w:val="17"/>
             <w:tabs>
               <w:tab w:val="right" w:leader="dot" w:pos="8306"/>
             </w:tabs>
           </w:pPr>
           <w:r>
             <w:rPr>
-              <w:rFonts w:ascii="宋体" w:eastAsia="宋体" w:hAnsi="宋体" w:cs="宋体" w:hint="eastAsia"/>
+              <w:rFonts w:hint="eastAsia" w:ascii="宋体" w:hAnsi="宋体" w:eastAsia="宋体" w:cs="宋体"/>
               <w:szCs w:val="24"/>
             </w:rPr>
             <w:fldChar w:fldCharType="begin"/>
           </w:r>
           <w:r>
             <w:rPr>
-              <w:rFonts w:ascii="宋体" w:eastAsia="宋体" w:hAnsi="宋体" w:cs="宋体" w:hint="eastAsia"/>
+              <w:rFonts w:hint="eastAsia" w:ascii="宋体" w:hAnsi="宋体" w:eastAsia="宋体" w:cs="宋体"/>
               <w:szCs w:val="24"/>
             </w:rPr>
             <w:instrText xml:space="preserve"> HYPERLINK \l _Toc3635 </w:instrText>
           </w:r>
           <w:r>
             <w:rPr>
-              <w:rFonts w:ascii="宋体" w:eastAsia="宋体" w:hAnsi="宋体" w:cs="宋体" w:hint="eastAsia"/>
+              <w:rFonts w:hint="eastAsia" w:ascii="宋体" w:hAnsi="宋体" w:eastAsia="宋体" w:cs="宋体"/>
               <w:szCs w:val="24"/>
             </w:rPr>
             <w:fldChar w:fldCharType="separate"/>
@@ -1969,7 +1994,7 @@
           </w:r>
           <w:r>
             <w:rPr>
-              <w:rFonts w:ascii="宋体" w:eastAsia="宋体" w:hAnsi="宋体" w:cs="宋体" w:hint="eastAsia"/>
+              <w:rFonts w:hint="eastAsia" w:ascii="宋体" w:hAnsi="宋体" w:eastAsia="宋体" w:cs="宋体"/>
               <w:szCs w:val="24"/>
             </w:rPr>
             <w:fldChar w:fldCharType="end"/>
@@ -1977,28 +2002,28 @@
         </w:p>
         <w:p>
           <w:pPr>
-            <w:pStyle w:val="TOC2"/>
+            <w:pStyle w:val="17"/>
             <w:tabs>
               <w:tab w:val="right" w:leader="dot" w:pos="8306"/>
             </w:tabs>
           </w:pPr>
           <w:r>
             <w:rPr>
-              <w:rFonts w:ascii="宋体" w:eastAsia="宋体" w:hAnsi="宋体" w:cs="宋体" w:hint="eastAsia"/>
+              <w:rFonts w:hint="eastAsia" w:ascii="宋体" w:hAnsi="宋体" w:eastAsia="宋体" w:cs="宋体"/>
               <w:szCs w:val="24"/>
             </w:rPr>
             <w:fldChar w:fldCharType="begin"/>
           </w:r>
           <w:r>
             <w:rPr>
-              <w:rFonts w:ascii="宋体" w:eastAsia="宋体" w:hAnsi="宋体" w:cs="宋体" w:hint="eastAsia"/>
+              <w:rFonts w:hint="eastAsia" w:ascii="宋体" w:hAnsi="宋体" w:eastAsia="宋体" w:cs="宋体"/>
               <w:szCs w:val="24"/>
             </w:rPr>
             <w:instrText xml:space="preserve"> HYPERLINK \l _Toc24147 </w:instrText>
           </w:r>
           <w:r>
             <w:rPr>
-              <w:rFonts w:ascii="宋体" w:eastAsia="宋体" w:hAnsi="宋体" w:cs="宋体" w:hint="eastAsia"/>
+              <w:rFonts w:hint="eastAsia" w:ascii="宋体" w:hAnsi="宋体" w:eastAsia="宋体" w:cs="宋体"/>
               <w:szCs w:val="24"/>
             </w:rPr>
             <w:fldChar w:fldCharType="separate"/>
@@ -2030,7 +2055,7 @@
           </w:r>
           <w:r>
             <w:rPr>
-              <w:rFonts w:ascii="宋体" w:eastAsia="宋体" w:hAnsi="宋体" w:cs="宋体" w:hint="eastAsia"/>
+              <w:rFonts w:hint="eastAsia" w:ascii="宋体" w:hAnsi="宋体" w:eastAsia="宋体" w:cs="宋体"/>
               <w:szCs w:val="24"/>
             </w:rPr>
             <w:fldChar w:fldCharType="end"/>
@@ -2038,28 +2063,28 @@
         </w:p>
         <w:p>
           <w:pPr>
-            <w:pStyle w:val="TOC2"/>
+            <w:pStyle w:val="17"/>
             <w:tabs>
               <w:tab w:val="right" w:leader="dot" w:pos="8306"/>
             </w:tabs>
           </w:pPr>
           <w:r>
             <w:rPr>
-              <w:rFonts w:ascii="宋体" w:eastAsia="宋体" w:hAnsi="宋体" w:cs="宋体" w:hint="eastAsia"/>
+              <w:rFonts w:hint="eastAsia" w:ascii="宋体" w:hAnsi="宋体" w:eastAsia="宋体" w:cs="宋体"/>
               <w:szCs w:val="24"/>
             </w:rPr>
             <w:fldChar w:fldCharType="begin"/>
           </w:r>
           <w:r>
             <w:rPr>
-              <w:rFonts w:ascii="宋体" w:eastAsia="宋体" w:hAnsi="宋体" w:cs="宋体" w:hint="eastAsia"/>
+              <w:rFonts w:hint="eastAsia" w:ascii="宋体" w:hAnsi="宋体" w:eastAsia="宋体" w:cs="宋体"/>
               <w:szCs w:val="24"/>
             </w:rPr>
             <w:instrText xml:space="preserve"> HYPERLINK \l _Toc30445 </w:instrText>
           </w:r>
           <w:r>
             <w:rPr>
-              <w:rFonts w:ascii="宋体" w:eastAsia="宋体" w:hAnsi="宋体" w:cs="宋体" w:hint="eastAsia"/>
+              <w:rFonts w:hint="eastAsia" w:ascii="宋体" w:hAnsi="宋体" w:eastAsia="宋体" w:cs="宋体"/>
               <w:szCs w:val="24"/>
             </w:rPr>
             <w:fldChar w:fldCharType="separate"/>
@@ -2091,7 +2116,7 @@
           </w:r>
           <w:r>
             <w:rPr>
-              <w:rFonts w:ascii="宋体" w:eastAsia="宋体" w:hAnsi="宋体" w:cs="宋体" w:hint="eastAsia"/>
+              <w:rFonts w:hint="eastAsia" w:ascii="宋体" w:hAnsi="宋体" w:eastAsia="宋体" w:cs="宋体"/>
               <w:szCs w:val="24"/>
             </w:rPr>
             <w:fldChar w:fldCharType="end"/>
@@ -2099,28 +2124,28 @@
         </w:p>
         <w:p>
           <w:pPr>
-            <w:pStyle w:val="TOC2"/>
+            <w:pStyle w:val="17"/>
             <w:tabs>
               <w:tab w:val="right" w:leader="dot" w:pos="8306"/>
             </w:tabs>
           </w:pPr>
           <w:r>
             <w:rPr>
-              <w:rFonts w:ascii="宋体" w:eastAsia="宋体" w:hAnsi="宋体" w:cs="宋体" w:hint="eastAsia"/>
+              <w:rFonts w:hint="eastAsia" w:ascii="宋体" w:hAnsi="宋体" w:eastAsia="宋体" w:cs="宋体"/>
               <w:szCs w:val="24"/>
             </w:rPr>
             <w:fldChar w:fldCharType="begin"/>
           </w:r>
           <w:r>
             <w:rPr>
-              <w:rFonts w:ascii="宋体" w:eastAsia="宋体" w:hAnsi="宋体" w:cs="宋体" w:hint="eastAsia"/>
+              <w:rFonts w:hint="eastAsia" w:ascii="宋体" w:hAnsi="宋体" w:eastAsia="宋体" w:cs="宋体"/>
               <w:szCs w:val="24"/>
             </w:rPr>
             <w:instrText xml:space="preserve"> HYPERLINK \l _Toc17891 </w:instrText>
           </w:r>
           <w:r>
             <w:rPr>
-              <w:rFonts w:ascii="宋体" w:eastAsia="宋体" w:hAnsi="宋体" w:cs="宋体" w:hint="eastAsia"/>
+              <w:rFonts w:hint="eastAsia" w:ascii="宋体" w:hAnsi="宋体" w:eastAsia="宋体" w:cs="宋体"/>
               <w:szCs w:val="24"/>
             </w:rPr>
             <w:fldChar w:fldCharType="separate"/>
@@ -2152,7 +2177,7 @@
           </w:r>
           <w:r>
             <w:rPr>
-              <w:rFonts w:ascii="宋体" w:eastAsia="宋体" w:hAnsi="宋体" w:cs="宋体" w:hint="eastAsia"/>
+              <w:rFonts w:hint="eastAsia" w:ascii="宋体" w:hAnsi="宋体" w:eastAsia="宋体" w:cs="宋体"/>
               <w:szCs w:val="24"/>
             </w:rPr>
             <w:fldChar w:fldCharType="end"/>
@@ -2160,28 +2185,28 @@
         </w:p>
         <w:p>
           <w:pPr>
-            <w:pStyle w:val="TOC2"/>
+            <w:pStyle w:val="17"/>
             <w:tabs>
               <w:tab w:val="right" w:leader="dot" w:pos="8306"/>
             </w:tabs>
           </w:pPr>
           <w:r>
             <w:rPr>
-              <w:rFonts w:ascii="宋体" w:eastAsia="宋体" w:hAnsi="宋体" w:cs="宋体" w:hint="eastAsia"/>
+              <w:rFonts w:hint="eastAsia" w:ascii="宋体" w:hAnsi="宋体" w:eastAsia="宋体" w:cs="宋体"/>
               <w:szCs w:val="24"/>
             </w:rPr>
             <w:fldChar w:fldCharType="begin"/>
           </w:r>
           <w:r>
             <w:rPr>
-              <w:rFonts w:ascii="宋体" w:eastAsia="宋体" w:hAnsi="宋体" w:cs="宋体" w:hint="eastAsia"/>
+              <w:rFonts w:hint="eastAsia" w:ascii="宋体" w:hAnsi="宋体" w:eastAsia="宋体" w:cs="宋体"/>
               <w:szCs w:val="24"/>
             </w:rPr>
             <w:instrText xml:space="preserve"> HYPERLINK \l _Toc13219 </w:instrText>
           </w:r>
           <w:r>
             <w:rPr>
-              <w:rFonts w:ascii="宋体" w:eastAsia="宋体" w:hAnsi="宋体" w:cs="宋体" w:hint="eastAsia"/>
+              <w:rFonts w:hint="eastAsia" w:ascii="宋体" w:hAnsi="宋体" w:eastAsia="宋体" w:cs="宋体"/>
               <w:szCs w:val="24"/>
             </w:rPr>
             <w:fldChar w:fldCharType="separate"/>
@@ -2213,7 +2238,7 @@
           </w:r>
           <w:r>
             <w:rPr>
-              <w:rFonts w:ascii="宋体" w:eastAsia="宋体" w:hAnsi="宋体" w:cs="宋体" w:hint="eastAsia"/>
+              <w:rFonts w:hint="eastAsia" w:ascii="宋体" w:hAnsi="宋体" w:eastAsia="宋体" w:cs="宋体"/>
               <w:szCs w:val="24"/>
             </w:rPr>
             <w:fldChar w:fldCharType="end"/>
@@ -2221,28 +2246,28 @@
         </w:p>
         <w:p>
           <w:pPr>
-            <w:pStyle w:val="TOC2"/>
+            <w:pStyle w:val="17"/>
             <w:tabs>
               <w:tab w:val="right" w:leader="dot" w:pos="8306"/>
             </w:tabs>
           </w:pPr>
           <w:r>
             <w:rPr>
-              <w:rFonts w:ascii="宋体" w:eastAsia="宋体" w:hAnsi="宋体" w:cs="宋体" w:hint="eastAsia"/>
+              <w:rFonts w:hint="eastAsia" w:ascii="宋体" w:hAnsi="宋体" w:eastAsia="宋体" w:cs="宋体"/>
               <w:szCs w:val="24"/>
             </w:rPr>
             <w:fldChar w:fldCharType="begin"/>
           </w:r>
           <w:r>
             <w:rPr>
-              <w:rFonts w:ascii="宋体" w:eastAsia="宋体" w:hAnsi="宋体" w:cs="宋体" w:hint="eastAsia"/>
+              <w:rFonts w:hint="eastAsia" w:ascii="宋体" w:hAnsi="宋体" w:eastAsia="宋体" w:cs="宋体"/>
               <w:szCs w:val="24"/>
             </w:rPr>
             <w:instrText xml:space="preserve"> HYPERLINK \l _Toc11180 </w:instrText>
           </w:r>
           <w:r>
             <w:rPr>
-              <w:rFonts w:ascii="宋体" w:eastAsia="宋体" w:hAnsi="宋体" w:cs="宋体" w:hint="eastAsia"/>
+              <w:rFonts w:hint="eastAsia" w:ascii="宋体" w:hAnsi="宋体" w:eastAsia="宋体" w:cs="宋体"/>
               <w:szCs w:val="24"/>
             </w:rPr>
             <w:fldChar w:fldCharType="separate"/>
@@ -2274,7 +2299,7 @@
           </w:r>
           <w:r>
             <w:rPr>
-              <w:rFonts w:ascii="宋体" w:eastAsia="宋体" w:hAnsi="宋体" w:cs="宋体" w:hint="eastAsia"/>
+              <w:rFonts w:hint="eastAsia" w:ascii="宋体" w:hAnsi="宋体" w:eastAsia="宋体" w:cs="宋体"/>
               <w:szCs w:val="24"/>
             </w:rPr>
             <w:fldChar w:fldCharType="end"/>
@@ -2282,28 +2307,28 @@
         </w:p>
         <w:p>
           <w:pPr>
-            <w:pStyle w:val="TOC2"/>
+            <w:pStyle w:val="17"/>
             <w:tabs>
               <w:tab w:val="right" w:leader="dot" w:pos="8306"/>
             </w:tabs>
           </w:pPr>
           <w:r>
             <w:rPr>
-              <w:rFonts w:ascii="宋体" w:eastAsia="宋体" w:hAnsi="宋体" w:cs="宋体" w:hint="eastAsia"/>
+              <w:rFonts w:hint="eastAsia" w:ascii="宋体" w:hAnsi="宋体" w:eastAsia="宋体" w:cs="宋体"/>
               <w:szCs w:val="24"/>
             </w:rPr>
             <w:fldChar w:fldCharType="begin"/>
           </w:r>
           <w:r>
             <w:rPr>
-              <w:rFonts w:ascii="宋体" w:eastAsia="宋体" w:hAnsi="宋体" w:cs="宋体" w:hint="eastAsia"/>
+              <w:rFonts w:hint="eastAsia" w:ascii="宋体" w:hAnsi="宋体" w:eastAsia="宋体" w:cs="宋体"/>
               <w:szCs w:val="24"/>
             </w:rPr>
             <w:instrText xml:space="preserve"> HYPERLINK \l _Toc19495 </w:instrText>
           </w:r>
           <w:r>
             <w:rPr>
-              <w:rFonts w:ascii="宋体" w:eastAsia="宋体" w:hAnsi="宋体" w:cs="宋体" w:hint="eastAsia"/>
+              <w:rFonts w:hint="eastAsia" w:ascii="宋体" w:hAnsi="宋体" w:eastAsia="宋体" w:cs="宋体"/>
               <w:szCs w:val="24"/>
             </w:rPr>
             <w:fldChar w:fldCharType="separate"/>
@@ -2335,7 +2360,7 @@
           </w:r>
           <w:r>
             <w:rPr>
-              <w:rFonts w:ascii="宋体" w:eastAsia="宋体" w:hAnsi="宋体" w:cs="宋体" w:hint="eastAsia"/>
+              <w:rFonts w:hint="eastAsia" w:ascii="宋体" w:hAnsi="宋体" w:eastAsia="宋体" w:cs="宋体"/>
               <w:szCs w:val="24"/>
             </w:rPr>
             <w:fldChar w:fldCharType="end"/>
@@ -2343,42 +2368,42 @@
         </w:p>
         <w:p>
           <w:pPr>
-            <w:pStyle w:val="TOC1"/>
+            <w:pStyle w:val="16"/>
             <w:tabs>
               <w:tab w:val="right" w:leader="dot" w:pos="8306"/>
             </w:tabs>
           </w:pPr>
           <w:r>
             <w:rPr>
-              <w:rFonts w:ascii="宋体" w:eastAsia="宋体" w:hAnsi="宋体" w:cs="宋体" w:hint="eastAsia"/>
+              <w:rFonts w:hint="eastAsia" w:ascii="宋体" w:hAnsi="宋体" w:eastAsia="宋体" w:cs="宋体"/>
               <w:szCs w:val="24"/>
             </w:rPr>
             <w:fldChar w:fldCharType="begin"/>
           </w:r>
           <w:r>
             <w:rPr>
-              <w:rFonts w:ascii="宋体" w:eastAsia="宋体" w:hAnsi="宋体" w:cs="宋体" w:hint="eastAsia"/>
+              <w:rFonts w:hint="eastAsia" w:ascii="宋体" w:hAnsi="宋体" w:eastAsia="宋体" w:cs="宋体"/>
               <w:szCs w:val="24"/>
             </w:rPr>
             <w:instrText xml:space="preserve"> HYPERLINK \l _Toc11171 </w:instrText>
           </w:r>
           <w:r>
             <w:rPr>
-              <w:rFonts w:ascii="宋体" w:eastAsia="宋体" w:hAnsi="宋体" w:cs="宋体" w:hint="eastAsia"/>
+              <w:rFonts w:hint="eastAsia" w:ascii="宋体" w:hAnsi="宋体" w:eastAsia="宋体" w:cs="宋体"/>
               <w:szCs w:val="24"/>
             </w:rPr>
             <w:fldChar w:fldCharType="separate"/>
           </w:r>
           <w:r>
             <w:rPr>
-              <w:rFonts w:eastAsia="宋体" w:hint="default"/>
+              <w:rFonts w:hint="default" w:eastAsia="宋体"/>
               <w:lang w:val="en-US" w:eastAsia="zh-CN"/>
             </w:rPr>
             <w:t xml:space="preserve">6. </w:t>
           </w:r>
           <w:r>
             <w:rPr>
-              <w:rFonts w:eastAsia="宋体" w:hint="eastAsia"/>
+              <w:rFonts w:hint="eastAsia" w:eastAsia="宋体"/>
               <w:lang w:val="en-US" w:eastAsia="zh-CN"/>
             </w:rPr>
             <w:t>附则</w:t>
@@ -2403,7 +2428,7 @@
           </w:r>
           <w:r>
             <w:rPr>
-              <w:rFonts w:ascii="宋体" w:eastAsia="宋体" w:hAnsi="宋体" w:cs="宋体" w:hint="eastAsia"/>
+              <w:rFonts w:hint="eastAsia" w:ascii="宋体" w:hAnsi="宋体" w:eastAsia="宋体" w:cs="宋体"/>
               <w:szCs w:val="24"/>
             </w:rPr>
             <w:fldChar w:fldCharType="end"/>
@@ -2411,28 +2436,28 @@
         </w:p>
         <w:p>
           <w:pPr>
-            <w:pStyle w:val="TOC1"/>
+            <w:pStyle w:val="16"/>
             <w:tabs>
               <w:tab w:val="right" w:leader="dot" w:pos="8306"/>
             </w:tabs>
           </w:pPr>
           <w:r>
             <w:rPr>
-              <w:rFonts w:ascii="宋体" w:eastAsia="宋体" w:hAnsi="宋体" w:cs="宋体" w:hint="eastAsia"/>
+              <w:rFonts w:hint="eastAsia" w:ascii="宋体" w:hAnsi="宋体" w:eastAsia="宋体" w:cs="宋体"/>
               <w:szCs w:val="24"/>
             </w:rPr>
             <w:fldChar w:fldCharType="begin"/>
           </w:r>
           <w:r>
             <w:rPr>
-              <w:rFonts w:ascii="宋体" w:eastAsia="宋体" w:hAnsi="宋体" w:cs="宋体" w:hint="eastAsia"/>
+              <w:rFonts w:hint="eastAsia" w:ascii="宋体" w:hAnsi="宋体" w:eastAsia="宋体" w:cs="宋体"/>
               <w:szCs w:val="24"/>
             </w:rPr>
             <w:instrText xml:space="preserve"> HYPERLINK \l _Toc31325 </w:instrText>
           </w:r>
           <w:r>
             <w:rPr>
-              <w:rFonts w:ascii="宋体" w:eastAsia="宋体" w:hAnsi="宋体" w:cs="宋体" w:hint="eastAsia"/>
+              <w:rFonts w:hint="eastAsia" w:ascii="宋体" w:hAnsi="宋体" w:eastAsia="宋体" w:cs="宋体"/>
               <w:szCs w:val="24"/>
             </w:rPr>
             <w:fldChar w:fldCharType="separate"/>
@@ -2471,7 +2496,7 @@
           </w:r>
           <w:r>
             <w:rPr>
-              <w:rFonts w:ascii="宋体" w:eastAsia="宋体" w:hAnsi="宋体" w:cs="宋体" w:hint="eastAsia"/>
+              <w:rFonts w:hint="eastAsia" w:ascii="宋体" w:hAnsi="宋体" w:eastAsia="宋体" w:cs="宋体"/>
               <w:szCs w:val="24"/>
             </w:rPr>
             <w:fldChar w:fldCharType="end"/>
@@ -2479,28 +2504,28 @@
         </w:p>
         <w:p>
           <w:pPr>
-            <w:pStyle w:val="TOC1"/>
+            <w:pStyle w:val="16"/>
             <w:tabs>
               <w:tab w:val="right" w:leader="dot" w:pos="8306"/>
             </w:tabs>
           </w:pPr>
           <w:r>
             <w:rPr>
-              <w:rFonts w:ascii="宋体" w:eastAsia="宋体" w:hAnsi="宋体" w:cs="宋体" w:hint="eastAsia"/>
+              <w:rFonts w:hint="eastAsia" w:ascii="宋体" w:hAnsi="宋体" w:eastAsia="宋体" w:cs="宋体"/>
               <w:szCs w:val="24"/>
             </w:rPr>
             <w:fldChar w:fldCharType="begin"/>
           </w:r>
           <w:r>
             <w:rPr>
-              <w:rFonts w:ascii="宋体" w:eastAsia="宋体" w:hAnsi="宋体" w:cs="宋体" w:hint="eastAsia"/>
+              <w:rFonts w:hint="eastAsia" w:ascii="宋体" w:hAnsi="宋体" w:eastAsia="宋体" w:cs="宋体"/>
               <w:szCs w:val="24"/>
             </w:rPr>
             <w:instrText xml:space="preserve"> HYPERLINK \l _Toc30419 </w:instrText>
           </w:r>
           <w:r>
             <w:rPr>
-              <w:rFonts w:ascii="宋体" w:eastAsia="宋体" w:hAnsi="宋体" w:cs="宋体" w:hint="eastAsia"/>
+              <w:rFonts w:hint="eastAsia" w:ascii="宋体" w:hAnsi="宋体" w:eastAsia="宋体" w:cs="宋体"/>
               <w:szCs w:val="24"/>
             </w:rPr>
             <w:fldChar w:fldCharType="separate"/>
@@ -2539,7 +2564,7 @@
           </w:r>
           <w:r>
             <w:rPr>
-              <w:rFonts w:ascii="宋体" w:eastAsia="宋体" w:hAnsi="宋体" w:cs="宋体" w:hint="eastAsia"/>
+              <w:rFonts w:hint="eastAsia" w:ascii="宋体" w:hAnsi="宋体" w:eastAsia="宋体" w:cs="宋体"/>
               <w:szCs w:val="24"/>
             </w:rPr>
             <w:fldChar w:fldCharType="end"/>
@@ -2549,7 +2574,7 @@
           <w:pPr>
             <w:bidi w:val="0"/>
             <w:rPr>
-              <w:rFonts w:ascii="宋体" w:eastAsia="宋体" w:hAnsi="宋体" w:cs="宋体" w:hint="eastAsia"/>
+              <w:rFonts w:hint="eastAsia" w:ascii="宋体" w:hAnsi="宋体" w:eastAsia="宋体" w:cs="宋体"/>
               <w:snapToGrid w:val="0"/>
               <w:color w:val="000000"/>
               <w:kern w:val="0"/>
@@ -2560,7 +2585,7 @@
           </w:pPr>
           <w:r>
             <w:rPr>
-              <w:rFonts w:ascii="宋体" w:eastAsia="宋体" w:hAnsi="宋体" w:cs="宋体" w:hint="eastAsia"/>
+              <w:rFonts w:hint="eastAsia" w:ascii="宋体" w:hAnsi="宋体" w:eastAsia="宋体" w:cs="宋体"/>
               <w:szCs w:val="24"/>
             </w:rPr>
             <w:fldChar w:fldCharType="end"/>
@@ -2571,7 +2596,7 @@
     <w:p>
       <w:pPr>
         <w:rPr>
-          <w:rFonts w:ascii="Arial" w:eastAsia="Arial" w:hAnsi="Arial" w:cs="Arial"/>
+          <w:rFonts w:ascii="Arial" w:hAnsi="Arial" w:eastAsia="Arial" w:cs="Arial"/>
           <w:snapToGrid w:val="0"/>
           <w:color w:val="000000"/>
           <w:kern w:val="0"/>
@@ -2582,7 +2607,7 @@
       </w:pPr>
       <w:r>
         <w:rPr>
-          <w:rFonts w:ascii="Arial" w:eastAsia="Arial" w:hAnsi="Arial" w:cs="Arial"/>
+          <w:rFonts w:ascii="Arial" w:hAnsi="Arial" w:eastAsia="Arial" w:cs="Arial"/>
           <w:snapToGrid w:val="0"/>
           <w:color w:val="000000"/>
           <w:kern w:val="0"/>
@@ -2595,21 +2620,21 @@
     </w:p>
     <w:p>
       <w:pPr>
-        <w:pStyle w:val="1"/>
+        <w:pStyle w:val="28"/>
         <w:bidi w:val="0"/>
       </w:pPr>
-      <w:bookmarkStart w:id="3" w:name="_Toc15534"/>
+      <w:bookmarkStart w:id="2" w:name="_Toc15534"/>
       <w:r>
         <w:t>目的</w:t>
       </w:r>
-      <w:bookmarkEnd w:id="3"/>
-    </w:p>
-    <w:p>
-      <w:pPr>
-        <w:pStyle w:val="a1"/>
+      <w:bookmarkEnd w:id="2"/>
+    </w:p>
+    <w:p>
+      <w:pPr>
+        <w:pStyle w:val="29"/>
         <w:bidi w:val="0"/>
         <w:rPr>
-          <w:rFonts w:eastAsia="宋体" w:hint="default"/>
+          <w:rFonts w:hint="default" w:eastAsia="宋体"/>
           <w:lang w:val="en-US" w:eastAsia="zh-CN"/>
         </w:rPr>
       </w:pPr>
@@ -2639,14 +2664,14 @@
     </w:p>
     <w:p>
       <w:pPr>
-        <w:pStyle w:val="1"/>
+        <w:pStyle w:val="28"/>
         <w:bidi w:val="0"/>
         <w:rPr>
           <w:rFonts w:hint="eastAsia"/>
           <w:lang w:val="en-US" w:eastAsia="zh-CN"/>
         </w:rPr>
       </w:pPr>
-      <w:bookmarkStart w:id="4" w:name="_Toc5572"/>
+      <w:bookmarkStart w:id="3" w:name="_Toc5572"/>
       <w:r>
         <w:rPr>
           <w:rFonts w:hint="eastAsia"/>
@@ -2654,17 +2679,17 @@
         </w:rPr>
         <w:t>原则</w:t>
       </w:r>
-      <w:bookmarkEnd w:id="4"/>
-    </w:p>
-    <w:p>
-      <w:pPr>
-        <w:pStyle w:val="a1"/>
+      <w:bookmarkEnd w:id="3"/>
+    </w:p>
+    <w:p>
+      <w:pPr>
+        <w:pStyle w:val="29"/>
         <w:numPr>
           <w:ilvl w:val="0"/>
           <w:numId w:val="2"/>
         </w:numPr>
         <w:bidi w:val="0"/>
-        <w:ind w:left="425" w:hanging="425" w:leftChars="0" w:firstLineChars="0"/>
+        <w:ind w:left="425" w:leftChars="0" w:hanging="425" w:firstLineChars="0"/>
         <w:rPr>
           <w:rFonts w:hint="eastAsia"/>
           <w:lang w:val="en-US" w:eastAsia="zh-CN"/>
@@ -2680,13 +2705,13 @@
     </w:p>
     <w:p>
       <w:pPr>
-        <w:pStyle w:val="a1"/>
+        <w:pStyle w:val="29"/>
         <w:numPr>
           <w:ilvl w:val="0"/>
           <w:numId w:val="2"/>
         </w:numPr>
         <w:bidi w:val="0"/>
-        <w:ind w:left="425" w:hanging="425" w:leftChars="0" w:firstLineChars="0"/>
+        <w:ind w:left="425" w:leftChars="0" w:hanging="425" w:firstLineChars="0"/>
         <w:rPr>
           <w:rFonts w:hint="eastAsia"/>
           <w:lang w:val="en-US" w:eastAsia="zh-CN"/>
@@ -2702,13 +2727,13 @@
     </w:p>
     <w:p>
       <w:pPr>
-        <w:pStyle w:val="a1"/>
+        <w:pStyle w:val="29"/>
         <w:numPr>
           <w:ilvl w:val="0"/>
           <w:numId w:val="2"/>
         </w:numPr>
         <w:bidi w:val="0"/>
-        <w:ind w:left="425" w:hanging="425" w:leftChars="0" w:firstLineChars="0"/>
+        <w:ind w:left="425" w:leftChars="0" w:hanging="425" w:firstLineChars="0"/>
         <w:rPr>
           <w:rFonts w:hint="eastAsia"/>
           <w:lang w:val="en-US" w:eastAsia="zh-CN"/>
@@ -2724,13 +2749,13 @@
     </w:p>
     <w:p>
       <w:pPr>
-        <w:pStyle w:val="a1"/>
+        <w:pStyle w:val="29"/>
         <w:numPr>
           <w:ilvl w:val="0"/>
           <w:numId w:val="2"/>
         </w:numPr>
         <w:bidi w:val="0"/>
-        <w:ind w:left="425" w:hanging="425" w:leftChars="0" w:firstLineChars="0"/>
+        <w:ind w:left="425" w:leftChars="0" w:hanging="425" w:firstLineChars="0"/>
         <w:rPr>
           <w:rFonts w:hint="eastAsia"/>
           <w:lang w:val="en-US" w:eastAsia="zh-CN"/>
@@ -2746,10 +2771,10 @@
     </w:p>
     <w:p>
       <w:pPr>
-        <w:pStyle w:val="1"/>
+        <w:pStyle w:val="28"/>
         <w:bidi w:val="0"/>
       </w:pPr>
-      <w:bookmarkStart w:id="5" w:name="_Toc19473"/>
+      <w:bookmarkStart w:id="4" w:name="_Toc19473"/>
       <w:r>
         <w:rPr>
           <w:rFonts w:hint="eastAsia"/>
@@ -2760,64 +2785,64 @@
       <w:r>
         <w:t>范围</w:t>
       </w:r>
+      <w:bookmarkEnd w:id="4"/>
+    </w:p>
+    <w:p>
+      <w:pPr>
+        <w:pStyle w:val="29"/>
+        <w:bidi w:val="0"/>
+      </w:pPr>
+      <w:r>
+        <w:t>本制度规定了企业在采购、开发供应商时，对供应商的日常管理考核的工作程序、规范。</w:t>
+      </w:r>
+    </w:p>
+    <w:p>
+      <w:pPr>
+        <w:pStyle w:val="28"/>
+        <w:bidi w:val="0"/>
+        <w:rPr>
+          <w:rFonts w:hint="eastAsia"/>
+          <w:lang w:val="en-US" w:eastAsia="zh-CN"/>
+        </w:rPr>
+      </w:pPr>
+      <w:bookmarkStart w:id="5" w:name="_Toc1966"/>
+      <w:r>
+        <w:rPr>
+          <w:rFonts w:hint="eastAsia"/>
+          <w:lang w:val="en-US" w:eastAsia="zh-CN"/>
+        </w:rPr>
+        <w:t>岗位职责</w:t>
+      </w:r>
       <w:bookmarkEnd w:id="5"/>
     </w:p>
     <w:p>
       <w:pPr>
-        <w:pStyle w:val="a1"/>
+        <w:pStyle w:val="30"/>
         <w:bidi w:val="0"/>
-      </w:pPr>
-      <w:r>
-        <w:t>本制度规定了企业在采购、开发供应商时，对供应商的日常管理考核的工作程序、规范。</w:t>
-      </w:r>
-    </w:p>
-    <w:p>
-      <w:pPr>
-        <w:pStyle w:val="1"/>
-        <w:bidi w:val="0"/>
+        <w:rPr>
+          <w:rFonts w:hint="default"/>
+          <w:lang w:val="en-US" w:eastAsia="zh-CN"/>
+        </w:rPr>
+      </w:pPr>
+      <w:bookmarkStart w:id="6" w:name="_Toc4030"/>
+      <w:r>
         <w:rPr>
           <w:rFonts w:hint="eastAsia"/>
           <w:lang w:val="en-US" w:eastAsia="zh-CN"/>
         </w:rPr>
-      </w:pPr>
-      <w:bookmarkStart w:id="6" w:name="_Toc1966"/>
-      <w:r>
-        <w:rPr>
-          <w:rFonts w:hint="eastAsia"/>
-          <w:lang w:val="en-US" w:eastAsia="zh-CN"/>
-        </w:rPr>
-        <w:t>岗位职责</w:t>
+        <w:t>采购部</w:t>
       </w:r>
       <w:bookmarkEnd w:id="6"/>
     </w:p>
     <w:p>
       <w:pPr>
-        <w:pStyle w:val="2"/>
-        <w:bidi w:val="0"/>
-        <w:rPr>
-          <w:rFonts w:hint="default"/>
-          <w:lang w:val="en-US" w:eastAsia="zh-CN"/>
-        </w:rPr>
-      </w:pPr>
-      <w:bookmarkStart w:id="7" w:name="_Toc4030"/>
-      <w:r>
-        <w:rPr>
-          <w:rFonts w:hint="eastAsia"/>
-          <w:lang w:val="en-US" w:eastAsia="zh-CN"/>
-        </w:rPr>
-        <w:t>采购部</w:t>
-      </w:r>
-      <w:bookmarkEnd w:id="7"/>
-    </w:p>
-    <w:p>
-      <w:pPr>
-        <w:pStyle w:val="a3"/>
+        <w:pStyle w:val="39"/>
         <w:numPr>
           <w:ilvl w:val="0"/>
           <w:numId w:val="3"/>
         </w:numPr>
         <w:bidi w:val="0"/>
-        <w:ind w:left="425" w:hanging="425" w:leftChars="0" w:firstLineChars="0"/>
+        <w:ind w:left="425" w:leftChars="0" w:hanging="425" w:firstLineChars="0"/>
       </w:pPr>
       <w:r>
         <w:t>参与供应商资质评定、样品验证、供货质量管理及考核。</w:t>
@@ -2825,13 +2850,13 @@
     </w:p>
     <w:p>
       <w:pPr>
-        <w:pStyle w:val="a3"/>
+        <w:pStyle w:val="39"/>
         <w:numPr>
           <w:ilvl w:val="0"/>
           <w:numId w:val="3"/>
         </w:numPr>
         <w:bidi w:val="0"/>
-        <w:ind w:left="425" w:hanging="425" w:leftChars="0" w:firstLineChars="0"/>
+        <w:ind w:left="425" w:leftChars="0" w:hanging="425" w:firstLineChars="0"/>
         <w:rPr>
           <w:rFonts w:hint="default"/>
           <w:lang w:val="en-US" w:eastAsia="zh-CN"/>
@@ -2843,14 +2868,14 @@
     </w:p>
     <w:p>
       <w:pPr>
-        <w:pStyle w:val="1"/>
+        <w:pStyle w:val="28"/>
         <w:bidi w:val="0"/>
         <w:rPr>
           <w:rFonts w:hint="default"/>
           <w:lang w:val="en-US" w:eastAsia="zh-CN"/>
         </w:rPr>
       </w:pPr>
-      <w:bookmarkStart w:id="8" w:name="_Toc902"/>
+      <w:bookmarkStart w:id="7" w:name="_Toc902"/>
       <w:r>
         <w:rPr>
           <w:rFonts w:hint="eastAsia"/>
@@ -2858,35 +2883,112 @@
         </w:rPr>
         <w:t>供应商管理实施</w:t>
       </w:r>
+      <w:bookmarkEnd w:id="7"/>
+    </w:p>
+    <w:p>
+      <w:pPr>
+        <w:pStyle w:val="30"/>
+        <w:bidi w:val="0"/>
+        <w:rPr>
+          <w:rFonts w:hint="default"/>
+          <w:lang w:val="en-US" w:eastAsia="zh-CN"/>
+        </w:rPr>
+      </w:pPr>
+      <w:bookmarkStart w:id="8" w:name="_Toc3635"/>
+      <w:r>
+        <w:rPr>
+          <w:rFonts w:hint="default"/>
+          <w:lang w:val="en-US" w:eastAsia="zh-CN"/>
+        </w:rPr>
+        <w:t>供应商准入标准</w:t>
+      </w:r>
       <w:bookmarkEnd w:id="8"/>
     </w:p>
     <w:p>
       <w:pPr>
-        <w:pStyle w:val="2"/>
+        <w:pStyle w:val="29"/>
+        <w:rPr>
+          <w:rFonts w:hint="default"/>
+          <w:lang w:val="en-US" w:eastAsia="zh-CN"/>
+        </w:rPr>
+      </w:pPr>
+      <w:r>
+        <w:rPr>
+          <w:rFonts w:hint="eastAsia"/>
+          <w:lang w:val="en-US" w:eastAsia="zh-CN"/>
+        </w:rPr>
+        <w:t>采购部</w:t>
+      </w:r>
+      <w:r>
+        <w:rPr>
+          <w:rFonts w:hint="default"/>
+          <w:lang w:val="en-US" w:eastAsia="zh-CN"/>
+        </w:rPr>
+        <w:t>负责不定期收集潜在供应商信息，并通过多种渠道主动寻源。</w:t>
+      </w:r>
+      <w:r>
+        <w:rPr>
+          <w:rFonts w:hint="eastAsia"/>
+          <w:lang w:val="en-US" w:eastAsia="zh-CN"/>
+        </w:rPr>
+        <w:t>交付部</w:t>
+      </w:r>
+      <w:r>
+        <w:rPr>
+          <w:rFonts w:hint="default"/>
+          <w:lang w:val="en-US" w:eastAsia="zh-CN"/>
+        </w:rPr>
+        <w:t>可根据规划与项目需要，向</w:t>
+      </w:r>
+      <w:r>
+        <w:rPr>
+          <w:rFonts w:hint="eastAsia"/>
+          <w:lang w:val="en-US" w:eastAsia="zh-CN"/>
+        </w:rPr>
+        <w:t>采购部</w:t>
+      </w:r>
+      <w:r>
+        <w:rPr>
+          <w:rFonts w:hint="default"/>
+          <w:lang w:val="en-US" w:eastAsia="zh-CN"/>
+        </w:rPr>
+        <w:t>推荐潜在供应商。选择时应综合评估其主营业务、地理位置、公司规模及行业口碑等因素。</w:t>
+      </w:r>
+    </w:p>
+    <w:p>
+      <w:pPr>
+        <w:pStyle w:val="30"/>
         <w:bidi w:val="0"/>
         <w:rPr>
           <w:rFonts w:hint="default"/>
           <w:lang w:val="en-US" w:eastAsia="zh-CN"/>
         </w:rPr>
       </w:pPr>
-      <w:bookmarkStart w:id="9" w:name="_Toc3635"/>
-      <w:r>
-        <w:rPr>
-          <w:rFonts w:hint="default"/>
-          <w:lang w:val="en-US" w:eastAsia="zh-CN"/>
-        </w:rPr>
-        <w:t>供应商准入标准</w:t>
+      <w:bookmarkStart w:id="9" w:name="_Toc24147"/>
+      <w:r>
+        <w:rPr>
+          <w:rFonts w:hint="default"/>
+          <w:lang w:val="en-US" w:eastAsia="zh-CN"/>
+        </w:rPr>
+        <w:t>供应商资格审查</w:t>
       </w:r>
       <w:bookmarkEnd w:id="9"/>
     </w:p>
     <w:p>
       <w:pPr>
-        <w:pStyle w:val="a1"/>
-        <w:rPr>
-          <w:rFonts w:hint="default"/>
-          <w:lang w:val="en-US" w:eastAsia="zh-CN"/>
-        </w:rPr>
-      </w:pPr>
+        <w:pStyle w:val="29"/>
+        <w:rPr>
+          <w:rFonts w:hint="default"/>
+          <w:lang w:val="en-US" w:eastAsia="zh-CN"/>
+        </w:rPr>
+      </w:pPr>
+      <w:r>
+        <w:rPr>
+          <w:rFonts w:hint="default"/>
+          <w:lang w:val="en-US" w:eastAsia="zh-CN"/>
+        </w:rPr>
+        <w:t>潜在供应商资料收集齐全后，由</w:t>
+      </w:r>
       <w:r>
         <w:rPr>
           <w:rFonts w:hint="eastAsia"/>
@@ -2899,94 +3001,17 @@
           <w:rFonts w:hint="default"/>
           <w:lang w:val="en-US" w:eastAsia="zh-CN"/>
         </w:rPr>
-        <w:t>负责不定期收集潜在供应商信息，并通过多种渠道主动寻源。</w:t>
-      </w:r>
-      <w:r>
-        <w:rPr>
-          <w:rFonts w:hint="eastAsia"/>
-          <w:lang w:val="en-US" w:eastAsia="zh-CN"/>
-        </w:rPr>
-        <w:t>交付部</w:t>
-      </w:r>
-      <w:r>
-        <w:rPr>
-          <w:rFonts w:hint="default"/>
-          <w:lang w:val="en-US" w:eastAsia="zh-CN"/>
-        </w:rPr>
-        <w:t>可根据规划与项目需要，向</w:t>
-      </w:r>
-      <w:r>
-        <w:rPr>
-          <w:rFonts w:hint="eastAsia"/>
-          <w:lang w:val="en-US" w:eastAsia="zh-CN"/>
-        </w:rPr>
-        <w:t>采购部</w:t>
-      </w:r>
-      <w:r>
-        <w:rPr>
-          <w:rFonts w:hint="default"/>
-          <w:lang w:val="en-US" w:eastAsia="zh-CN"/>
-        </w:rPr>
-        <w:t>推荐潜在供应商。选择时应综合评估其主营业务、地理位置、公司规模及行业口碑等因素。</w:t>
-      </w:r>
-    </w:p>
-    <w:p>
-      <w:pPr>
-        <w:pStyle w:val="2"/>
-        <w:bidi w:val="0"/>
-        <w:rPr>
-          <w:rFonts w:hint="default"/>
-          <w:lang w:val="en-US" w:eastAsia="zh-CN"/>
-        </w:rPr>
-      </w:pPr>
-      <w:bookmarkStart w:id="10" w:name="_Toc24147"/>
-      <w:r>
-        <w:rPr>
-          <w:rFonts w:hint="default"/>
-          <w:lang w:val="en-US" w:eastAsia="zh-CN"/>
-        </w:rPr>
-        <w:t>供应商资格审查</w:t>
-      </w:r>
-      <w:bookmarkEnd w:id="10"/>
-    </w:p>
-    <w:p>
-      <w:pPr>
-        <w:pStyle w:val="a1"/>
-        <w:rPr>
-          <w:rFonts w:hint="default"/>
-          <w:lang w:val="en-US" w:eastAsia="zh-CN"/>
-        </w:rPr>
-      </w:pPr>
-      <w:r>
-        <w:rPr>
-          <w:rFonts w:hint="default"/>
-          <w:lang w:val="en-US" w:eastAsia="zh-CN"/>
-        </w:rPr>
-        <w:t>潜在供应商资料收集齐全后，由</w:t>
-      </w:r>
-      <w:r>
-        <w:rPr>
-          <w:rFonts w:hint="eastAsia"/>
-          <w:lang w:val="en-US" w:eastAsia="zh-CN"/>
-        </w:rPr>
-        <w:t>采购部</w:t>
-      </w:r>
-      <w:r>
-        <w:rPr>
-          <w:rFonts w:hint="default"/>
-          <w:lang w:val="en-US" w:eastAsia="zh-CN"/>
-        </w:rPr>
         <w:t>组织相关部门进行资格审查。审查时应调查其主体资格、资信状况与履约能力，且对方当事人须满足以下基本条件：</w:t>
       </w:r>
     </w:p>
     <w:p>
       <w:pPr>
-        <w:pStyle w:val="a1"/>
+        <w:pStyle w:val="29"/>
         <w:numPr>
           <w:ilvl w:val="0"/>
           <w:numId w:val="4"/>
         </w:numPr>
-        <w:ind w:left="425" w:hanging="425" w:leftChars="0" w:firstLineChars="0"/>
+        <w:ind w:left="425" w:leftChars="0" w:hanging="425" w:firstLineChars="0"/>
         <w:rPr>
           <w:rFonts w:hint="default"/>
           <w:lang w:val="en-US" w:eastAsia="zh-CN"/>
@@ -3002,12 +3027,12 @@
     </w:p>
     <w:p>
       <w:pPr>
-        <w:pStyle w:val="a1"/>
+        <w:pStyle w:val="29"/>
         <w:numPr>
           <w:ilvl w:val="0"/>
           <w:numId w:val="4"/>
         </w:numPr>
-        <w:ind w:left="425" w:hanging="425" w:leftChars="0" w:firstLineChars="0"/>
+        <w:ind w:left="425" w:leftChars="0" w:hanging="425" w:firstLineChars="0"/>
         <w:rPr>
           <w:rFonts w:hint="default"/>
           <w:lang w:val="en-US" w:eastAsia="zh-CN"/>
@@ -3023,12 +3048,12 @@
     </w:p>
     <w:p>
       <w:pPr>
-        <w:pStyle w:val="a1"/>
+        <w:pStyle w:val="29"/>
         <w:numPr>
           <w:ilvl w:val="0"/>
           <w:numId w:val="4"/>
         </w:numPr>
-        <w:ind w:left="425" w:hanging="425" w:leftChars="0" w:firstLineChars="0"/>
+        <w:ind w:left="425" w:leftChars="0" w:hanging="425" w:firstLineChars="0"/>
         <w:rPr>
           <w:rFonts w:hint="default"/>
           <w:lang w:val="en-US" w:eastAsia="zh-CN"/>
@@ -3044,12 +3069,12 @@
     </w:p>
     <w:p>
       <w:pPr>
-        <w:pStyle w:val="a1"/>
+        <w:pStyle w:val="29"/>
         <w:numPr>
           <w:ilvl w:val="0"/>
           <w:numId w:val="4"/>
         </w:numPr>
-        <w:ind w:left="425" w:hanging="425" w:leftChars="0" w:firstLineChars="0"/>
+        <w:ind w:left="425" w:leftChars="0" w:hanging="425" w:firstLineChars="0"/>
         <w:rPr>
           <w:rFonts w:hint="default"/>
           <w:lang w:val="en-US" w:eastAsia="zh-CN"/>
@@ -3065,12 +3090,12 @@
     </w:p>
     <w:p>
       <w:pPr>
-        <w:pStyle w:val="a1"/>
+        <w:pStyle w:val="29"/>
         <w:numPr>
           <w:ilvl w:val="0"/>
           <w:numId w:val="4"/>
         </w:numPr>
-        <w:ind w:left="425" w:hanging="425" w:leftChars="0" w:firstLineChars="0"/>
+        <w:ind w:left="425" w:leftChars="0" w:hanging="425" w:firstLineChars="0"/>
         <w:rPr>
           <w:rFonts w:hint="default"/>
           <w:lang w:val="en-US" w:eastAsia="zh-CN"/>
@@ -3086,14 +3111,14 @@
     </w:p>
     <w:p>
       <w:pPr>
-        <w:pStyle w:val="2"/>
+        <w:pStyle w:val="30"/>
         <w:bidi w:val="0"/>
         <w:rPr>
           <w:rFonts w:hint="default"/>
           <w:lang w:val="en-US" w:eastAsia="zh-CN"/>
         </w:rPr>
       </w:pPr>
-      <w:bookmarkStart w:id="11" w:name="_Toc30445"/>
+      <w:bookmarkStart w:id="10" w:name="_Toc30445"/>
       <w:r>
         <w:rPr>
           <w:rFonts w:hint="default"/>
@@ -3101,11 +3126,11 @@
         </w:rPr>
         <w:t>信息安全要求</w:t>
       </w:r>
-      <w:bookmarkEnd w:id="11"/>
-    </w:p>
-    <w:p>
-      <w:pPr>
-        <w:pStyle w:val="a1"/>
+      <w:bookmarkEnd w:id="10"/>
+    </w:p>
+    <w:p>
+      <w:pPr>
+        <w:pStyle w:val="29"/>
         <w:rPr>
           <w:rFonts w:hint="default"/>
           <w:lang w:val="en-US" w:eastAsia="zh-CN"/>
@@ -3121,12 +3146,12 @@
     </w:p>
     <w:p>
       <w:pPr>
-        <w:pStyle w:val="a1"/>
+        <w:pStyle w:val="29"/>
         <w:numPr>
           <w:ilvl w:val="0"/>
           <w:numId w:val="5"/>
         </w:numPr>
-        <w:ind w:left="425" w:hanging="425" w:leftChars="0" w:firstLineChars="0"/>
+        <w:ind w:left="425" w:leftChars="0" w:hanging="425" w:firstLineChars="0"/>
         <w:rPr>
           <w:rFonts w:hint="default"/>
           <w:lang w:val="en-US" w:eastAsia="zh-CN"/>
@@ -3156,12 +3181,12 @@
     </w:p>
     <w:p>
       <w:pPr>
-        <w:pStyle w:val="a1"/>
+        <w:pStyle w:val="29"/>
         <w:numPr>
           <w:ilvl w:val="0"/>
           <w:numId w:val="5"/>
         </w:numPr>
-        <w:ind w:left="425" w:hanging="425" w:leftChars="0" w:firstLineChars="0"/>
+        <w:ind w:left="425" w:leftChars="0" w:hanging="425" w:firstLineChars="0"/>
         <w:rPr>
           <w:rFonts w:hint="default"/>
           <w:lang w:val="en-US" w:eastAsia="zh-CN"/>
@@ -3177,12 +3202,12 @@
     </w:p>
     <w:p>
       <w:pPr>
-        <w:pStyle w:val="a1"/>
+        <w:pStyle w:val="29"/>
         <w:numPr>
           <w:ilvl w:val="0"/>
           <w:numId w:val="5"/>
         </w:numPr>
-        <w:ind w:left="425" w:hanging="425" w:leftChars="0" w:firstLineChars="0"/>
+        <w:ind w:left="425" w:leftChars="0" w:hanging="425" w:firstLineChars="0"/>
         <w:rPr>
           <w:rFonts w:hint="default"/>
           <w:lang w:val="en-US" w:eastAsia="zh-CN"/>
@@ -3198,12 +3223,12 @@
     </w:p>
     <w:p>
       <w:pPr>
-        <w:pStyle w:val="a1"/>
+        <w:pStyle w:val="29"/>
         <w:numPr>
           <w:ilvl w:val="0"/>
           <w:numId w:val="5"/>
         </w:numPr>
-        <w:ind w:left="425" w:hanging="425" w:leftChars="0" w:firstLineChars="0"/>
+        <w:ind w:left="425" w:leftChars="0" w:hanging="425" w:firstLineChars="0"/>
         <w:rPr>
           <w:rFonts w:hint="default"/>
           <w:lang w:val="en-US" w:eastAsia="zh-CN"/>
@@ -3219,12 +3244,12 @@
     </w:p>
     <w:p>
       <w:pPr>
-        <w:pStyle w:val="a1"/>
+        <w:pStyle w:val="29"/>
         <w:numPr>
           <w:ilvl w:val="0"/>
           <w:numId w:val="5"/>
         </w:numPr>
-        <w:ind w:left="425" w:hanging="425" w:leftChars="0" w:firstLineChars="0"/>
+        <w:ind w:left="425" w:leftChars="0" w:hanging="425" w:firstLineChars="0"/>
         <w:rPr>
           <w:rFonts w:hint="default"/>
           <w:lang w:val="en-US" w:eastAsia="zh-CN"/>
@@ -3240,14 +3265,14 @@
     </w:p>
     <w:p>
       <w:pPr>
-        <w:pStyle w:val="2"/>
+        <w:pStyle w:val="30"/>
         <w:bidi w:val="0"/>
         <w:rPr>
           <w:rFonts w:hint="default"/>
           <w:lang w:val="en-US" w:eastAsia="zh-CN"/>
         </w:rPr>
       </w:pPr>
-      <w:bookmarkStart w:id="12" w:name="_Toc17891"/>
+      <w:bookmarkStart w:id="11" w:name="_Toc17891"/>
       <w:r>
         <w:rPr>
           <w:rFonts w:hint="default"/>
@@ -3255,16 +3280,194 @@
         </w:rPr>
         <w:t>合同管理</w:t>
       </w:r>
+      <w:bookmarkEnd w:id="11"/>
+    </w:p>
+    <w:p>
+      <w:pPr>
+        <w:pStyle w:val="29"/>
+        <w:rPr>
+          <w:rFonts w:hint="default"/>
+          <w:lang w:val="en-US" w:eastAsia="zh-CN"/>
+        </w:rPr>
+      </w:pPr>
+      <w:r>
+        <w:rPr>
+          <w:rFonts w:hint="eastAsia"/>
+          <w:lang w:val="en-US" w:eastAsia="zh-CN"/>
+        </w:rPr>
+        <w:t>采购部经理</w:t>
+      </w:r>
+      <w:r>
+        <w:rPr>
+          <w:rFonts w:hint="default"/>
+          <w:lang w:val="en-US" w:eastAsia="zh-CN"/>
+        </w:rPr>
+        <w:t>负责管理合同及协议，并维护《合格供应商名录》中的关系记录；</w:t>
+      </w:r>
+    </w:p>
+    <w:p>
+      <w:pPr>
+        <w:pStyle w:val="29"/>
+        <w:rPr>
+          <w:rFonts w:hint="default"/>
+          <w:lang w:val="en-US" w:eastAsia="zh-CN"/>
+        </w:rPr>
+      </w:pPr>
+      <w:r>
+        <w:rPr>
+          <w:rFonts w:hint="default"/>
+          <w:lang w:val="en-US" w:eastAsia="zh-CN"/>
+        </w:rPr>
+        <w:t>所有合同签署前须经</w:t>
+      </w:r>
+      <w:r>
+        <w:rPr>
+          <w:rFonts w:hint="eastAsia"/>
+          <w:lang w:val="en-US" w:eastAsia="zh-CN"/>
+        </w:rPr>
+        <w:t>总经理</w:t>
+      </w:r>
+      <w:r>
+        <w:rPr>
+          <w:rFonts w:hint="default"/>
+          <w:lang w:val="en-US" w:eastAsia="zh-CN"/>
+        </w:rPr>
+        <w:t>审核确认；</w:t>
+      </w:r>
+    </w:p>
+    <w:p>
+      <w:pPr>
+        <w:pStyle w:val="29"/>
+        <w:rPr>
+          <w:rFonts w:hint="default"/>
+          <w:lang w:val="en-US" w:eastAsia="zh-CN"/>
+        </w:rPr>
+      </w:pPr>
+      <w:r>
+        <w:rPr>
+          <w:rFonts w:hint="eastAsia"/>
+          <w:lang w:val="en-US" w:eastAsia="zh-CN"/>
+        </w:rPr>
+        <w:t>采购部经理</w:t>
+      </w:r>
+      <w:r>
+        <w:rPr>
+          <w:rFonts w:hint="default"/>
+          <w:lang w:val="en-US" w:eastAsia="zh-CN"/>
+        </w:rPr>
+        <w:t>应每年至少进行一次合同符合性检查，确保业务需求与合同条款一致；</w:t>
+      </w:r>
+    </w:p>
+    <w:p>
+      <w:pPr>
+        <w:pStyle w:val="29"/>
+        <w:rPr>
+          <w:rFonts w:hint="default"/>
+          <w:lang w:val="en-US" w:eastAsia="zh-CN"/>
+        </w:rPr>
+      </w:pPr>
+      <w:r>
+        <w:rPr>
+          <w:rFonts w:hint="default"/>
+          <w:lang w:val="en-US" w:eastAsia="zh-CN"/>
+        </w:rPr>
+        <w:t>所有合同变更需在满足客户需求的前提下进行；</w:t>
+      </w:r>
+    </w:p>
+    <w:p>
+      <w:pPr>
+        <w:pStyle w:val="29"/>
+        <w:rPr>
+          <w:rFonts w:hint="default"/>
+          <w:lang w:val="en-US" w:eastAsia="zh-CN"/>
+        </w:rPr>
+      </w:pPr>
+      <w:r>
+        <w:rPr>
+          <w:rFonts w:hint="default"/>
+          <w:lang w:val="en-US" w:eastAsia="zh-CN"/>
+        </w:rPr>
+        <w:t>发生合同纠纷时，</w:t>
+      </w:r>
+      <w:r>
+        <w:rPr>
+          <w:rFonts w:hint="eastAsia"/>
+          <w:lang w:val="en-US" w:eastAsia="zh-CN"/>
+        </w:rPr>
+        <w:t>采购部经理</w:t>
+      </w:r>
+      <w:r>
+        <w:rPr>
+          <w:rFonts w:hint="default"/>
+          <w:lang w:val="en-US" w:eastAsia="zh-CN"/>
+        </w:rPr>
+        <w:t>须按合同约定流程处理；</w:t>
+      </w:r>
+    </w:p>
+    <w:p>
+      <w:pPr>
+        <w:pStyle w:val="29"/>
+        <w:rPr>
+          <w:rFonts w:hint="default"/>
+          <w:lang w:val="en-US" w:eastAsia="zh-CN"/>
+        </w:rPr>
+      </w:pPr>
+      <w:r>
+        <w:rPr>
+          <w:rFonts w:hint="default"/>
+          <w:lang w:val="en-US" w:eastAsia="zh-CN"/>
+        </w:rPr>
+        <w:t>遇服务结束、提前终止或转移时，</w:t>
+      </w:r>
+      <w:r>
+        <w:rPr>
+          <w:rFonts w:hint="eastAsia"/>
+          <w:lang w:val="en-US" w:eastAsia="zh-CN"/>
+        </w:rPr>
+        <w:t>采购部经理</w:t>
+      </w:r>
+      <w:r>
+        <w:rPr>
+          <w:rFonts w:hint="default"/>
+          <w:lang w:val="en-US" w:eastAsia="zh-CN"/>
+        </w:rPr>
+        <w:t>须按合同约定流程处理。</w:t>
+      </w:r>
+    </w:p>
+    <w:p>
+      <w:pPr>
+        <w:pStyle w:val="30"/>
+        <w:bidi w:val="0"/>
+        <w:rPr>
+          <w:rFonts w:hint="default"/>
+          <w:lang w:val="en-US" w:eastAsia="zh-CN"/>
+        </w:rPr>
+      </w:pPr>
+      <w:bookmarkStart w:id="12" w:name="_Toc13219"/>
+      <w:r>
+        <w:rPr>
+          <w:rFonts w:hint="default"/>
+          <w:lang w:val="en-US" w:eastAsia="zh-CN"/>
+        </w:rPr>
+        <w:t>供应商评价</w:t>
+      </w:r>
       <w:bookmarkEnd w:id="12"/>
     </w:p>
     <w:p>
       <w:pPr>
-        <w:pStyle w:val="a1"/>
-        <w:rPr>
-          <w:rFonts w:hint="default"/>
-          <w:lang w:val="en-US" w:eastAsia="zh-CN"/>
-        </w:rPr>
-      </w:pPr>
+        <w:pStyle w:val="29"/>
+        <w:rPr>
+          <w:rFonts w:hint="default"/>
+          <w:lang w:val="en-US" w:eastAsia="zh-CN"/>
+        </w:rPr>
+      </w:pPr>
+      <w:r>
+        <w:rPr>
+          <w:rFonts w:hint="default"/>
+          <w:lang w:val="en-US" w:eastAsia="zh-CN"/>
+        </w:rPr>
+        <w:t>每个服务周期初，</w:t>
+      </w:r>
       <w:r>
         <w:rPr>
           <w:rFonts w:hint="eastAsia"/>
@@ -3277,258 +3480,80 @@
           <w:rFonts w:hint="default"/>
           <w:lang w:val="en-US" w:eastAsia="zh-CN"/>
         </w:rPr>
-        <w:t>负责管理合同及协议，并维护《合格供应商名录》中的关系记录；</w:t>
-      </w:r>
-    </w:p>
-    <w:p>
-      <w:pPr>
-        <w:pStyle w:val="a1"/>
-        <w:rPr>
-          <w:rFonts w:hint="default"/>
-          <w:lang w:val="en-US" w:eastAsia="zh-CN"/>
-        </w:rPr>
-      </w:pPr>
-      <w:r>
-        <w:rPr>
-          <w:rFonts w:hint="default"/>
-          <w:lang w:val="en-US" w:eastAsia="zh-CN"/>
-        </w:rPr>
-        <w:t>所有合同签署前须经</w:t>
+        <w:t>应依据服务合同与协议，参照《合格供应商名录》，对供应商进行至少年度评审。评审应涵盖产品质量、技术支持、合同执行、质量保证及售后服务等方面，并根据结果对供应商进行分级。同时记录改进措施，作为服务改进计划的输入。</w:t>
+      </w:r>
+    </w:p>
+    <w:p>
+      <w:pPr>
+        <w:pStyle w:val="30"/>
+        <w:bidi w:val="0"/>
+        <w:rPr>
+          <w:rFonts w:hint="default"/>
+          <w:lang w:val="en-US" w:eastAsia="zh-CN"/>
+        </w:rPr>
+      </w:pPr>
+      <w:bookmarkStart w:id="13" w:name="_Toc11180"/>
+      <w:r>
+        <w:rPr>
+          <w:rFonts w:hint="default"/>
+          <w:lang w:val="en-US" w:eastAsia="zh-CN"/>
+        </w:rPr>
+        <w:t>质量异常处理</w:t>
+      </w:r>
+      <w:bookmarkEnd w:id="13"/>
+    </w:p>
+    <w:p>
+      <w:pPr>
+        <w:pStyle w:val="29"/>
+        <w:rPr>
+          <w:rFonts w:hint="default"/>
+          <w:lang w:val="en-US" w:eastAsia="zh-CN"/>
+        </w:rPr>
+      </w:pPr>
+      <w:r>
+        <w:rPr>
+          <w:rFonts w:hint="default"/>
+          <w:lang w:val="en-US" w:eastAsia="zh-CN"/>
+        </w:rPr>
+        <w:t>当供应商供货质量出现波动时，</w:t>
       </w:r>
       <w:r>
         <w:rPr>
           <w:rFonts w:hint="eastAsia"/>
           <w:lang w:val="en-US" w:eastAsia="zh-CN"/>
         </w:rPr>
-        <w:t>总经理</w:t>
-      </w:r>
-      <w:r>
-        <w:rPr>
-          <w:rFonts w:hint="default"/>
-          <w:lang w:val="en-US" w:eastAsia="zh-CN"/>
-        </w:rPr>
-        <w:t>审核确认；</w:t>
-      </w:r>
-    </w:p>
-    <w:p>
-      <w:pPr>
-        <w:pStyle w:val="a1"/>
-        <w:rPr>
-          <w:rFonts w:hint="default"/>
-          <w:lang w:val="en-US" w:eastAsia="zh-CN"/>
-        </w:rPr>
-      </w:pPr>
-      <w:r>
-        <w:rPr>
-          <w:rFonts w:hint="eastAsia"/>
-          <w:lang w:val="en-US" w:eastAsia="zh-CN"/>
-        </w:rPr>
-        <w:t>采购部经理</w:t>
-      </w:r>
-      <w:r>
-        <w:rPr>
-          <w:rFonts w:hint="default"/>
-          <w:lang w:val="en-US" w:eastAsia="zh-CN"/>
-        </w:rPr>
-        <w:t>应每年至少进行一次合同符合性检查，确保业务需求与合同条款一致；</w:t>
-      </w:r>
-    </w:p>
-    <w:p>
-      <w:pPr>
-        <w:pStyle w:val="a1"/>
-        <w:rPr>
-          <w:rFonts w:hint="default"/>
-          <w:lang w:val="en-US" w:eastAsia="zh-CN"/>
-        </w:rPr>
-      </w:pPr>
-      <w:r>
-        <w:rPr>
-          <w:rFonts w:hint="default"/>
-          <w:lang w:val="en-US" w:eastAsia="zh-CN"/>
-        </w:rPr>
-        <w:t>所有合同变更需在满足客户需求的前提下进行；</w:t>
-      </w:r>
-    </w:p>
-    <w:p>
-      <w:pPr>
-        <w:pStyle w:val="a1"/>
-        <w:rPr>
-          <w:rFonts w:hint="default"/>
-          <w:lang w:val="en-US" w:eastAsia="zh-CN"/>
-        </w:rPr>
-      </w:pPr>
-      <w:r>
-        <w:rPr>
-          <w:rFonts w:hint="default"/>
-          <w:lang w:val="en-US" w:eastAsia="zh-CN"/>
-        </w:rPr>
-        <w:t>发生合同纠纷时，</w:t>
-      </w:r>
-      <w:r>
-        <w:rPr>
-          <w:rFonts w:hint="eastAsia"/>
-          <w:lang w:val="en-US" w:eastAsia="zh-CN"/>
-        </w:rPr>
-        <w:t>采购部经理</w:t>
-      </w:r>
-      <w:r>
-        <w:rPr>
-          <w:rFonts w:hint="default"/>
-          <w:lang w:val="en-US" w:eastAsia="zh-CN"/>
-        </w:rPr>
-        <w:t>须按合同约定流程处理；</w:t>
-      </w:r>
-    </w:p>
-    <w:p>
-      <w:pPr>
-        <w:pStyle w:val="a1"/>
-        <w:rPr>
-          <w:rFonts w:hint="default"/>
-          <w:lang w:val="en-US" w:eastAsia="zh-CN"/>
-        </w:rPr>
-      </w:pPr>
-      <w:r>
-        <w:rPr>
-          <w:rFonts w:hint="default"/>
-          <w:lang w:val="en-US" w:eastAsia="zh-CN"/>
-        </w:rPr>
-        <w:t>遇服务结束、提前终止或转移时，</w:t>
-      </w:r>
-      <w:r>
-        <w:rPr>
-          <w:rFonts w:hint="eastAsia"/>
-          <w:lang w:val="en-US" w:eastAsia="zh-CN"/>
-        </w:rPr>
-        <w:t>采购部经理</w:t>
-      </w:r>
-      <w:r>
-        <w:rPr>
-          <w:rFonts w:hint="default"/>
-          <w:lang w:val="en-US" w:eastAsia="zh-CN"/>
-        </w:rPr>
-        <w:t>须按合同约定流程处理。</w:t>
-      </w:r>
-    </w:p>
-    <w:p>
-      <w:pPr>
-        <w:pStyle w:val="2"/>
+        <w:t>采购部</w:t>
+      </w:r>
+      <w:r>
+        <w:rPr>
+          <w:rFonts w:hint="default"/>
+          <w:lang w:val="en-US" w:eastAsia="zh-CN"/>
+        </w:rPr>
+        <w:t>应组织进行现场工艺技术验证，分析原因并推动制定改善措施，相关结果须经双方书面确认。若发生重大质量事故造成损失，应依据质保金制度索赔。对整改不力、质量仍不稳定的供应商，应取消其合格供应商资格。</w:t>
+      </w:r>
+    </w:p>
+    <w:p>
+      <w:pPr>
+        <w:pStyle w:val="30"/>
         <w:bidi w:val="0"/>
         <w:rPr>
           <w:rFonts w:hint="default"/>
           <w:lang w:val="en-US" w:eastAsia="zh-CN"/>
         </w:rPr>
       </w:pPr>
-      <w:bookmarkStart w:id="13" w:name="_Toc13219"/>
-      <w:r>
-        <w:rPr>
-          <w:rFonts w:hint="default"/>
-          <w:lang w:val="en-US" w:eastAsia="zh-CN"/>
-        </w:rPr>
-        <w:t>供应商评价</w:t>
-      </w:r>
-      <w:bookmarkEnd w:id="13"/>
-    </w:p>
-    <w:p>
-      <w:pPr>
-        <w:pStyle w:val="a1"/>
-        <w:rPr>
-          <w:rFonts w:hint="default"/>
-          <w:lang w:val="en-US" w:eastAsia="zh-CN"/>
-        </w:rPr>
-      </w:pPr>
-      <w:r>
-        <w:rPr>
-          <w:rFonts w:hint="default"/>
-          <w:lang w:val="en-US" w:eastAsia="zh-CN"/>
-        </w:rPr>
-        <w:t>每个服务周期初，</w:t>
-      </w:r>
-      <w:r>
-        <w:rPr>
-          <w:rFonts w:hint="eastAsia"/>
-          <w:lang w:val="en-US" w:eastAsia="zh-CN"/>
-        </w:rPr>
-        <w:t>采购部经理</w:t>
-      </w:r>
-      <w:r>
-        <w:rPr>
-          <w:rFonts w:hint="default"/>
-          <w:lang w:val="en-US" w:eastAsia="zh-CN"/>
-        </w:rPr>
-        <w:t>应依据服务合同与协议，参照《合格供应商名录》，对供应商进行至少年度评审。评审应涵盖产品质量、技术支持、合同执行、质量保证及售后服务等方面，并根据结果对供应商进行分级。同时记录改进措施，作为服务改进计划的输入。</w:t>
-      </w:r>
-    </w:p>
-    <w:p>
-      <w:pPr>
-        <w:pStyle w:val="2"/>
-        <w:bidi w:val="0"/>
-        <w:rPr>
-          <w:rFonts w:hint="default"/>
-          <w:lang w:val="en-US" w:eastAsia="zh-CN"/>
-        </w:rPr>
-      </w:pPr>
-      <w:bookmarkStart w:id="14" w:name="_Toc11180"/>
-      <w:r>
-        <w:rPr>
-          <w:rFonts w:hint="default"/>
-          <w:lang w:val="en-US" w:eastAsia="zh-CN"/>
-        </w:rPr>
-        <w:t>质量异常处理</w:t>
+      <w:bookmarkStart w:id="14" w:name="_Toc19495"/>
+      <w:r>
+        <w:rPr>
+          <w:rFonts w:hint="default"/>
+          <w:lang w:val="en-US" w:eastAsia="zh-CN"/>
+        </w:rPr>
+        <w:t>供应商变更</w:t>
       </w:r>
       <w:bookmarkEnd w:id="14"/>
     </w:p>
     <w:p>
       <w:pPr>
-        <w:pStyle w:val="a1"/>
-        <w:rPr>
-          <w:rFonts w:hint="default"/>
-          <w:lang w:val="en-US" w:eastAsia="zh-CN"/>
-        </w:rPr>
-      </w:pPr>
-      <w:r>
-        <w:rPr>
-          <w:rFonts w:hint="default"/>
-          <w:lang w:val="en-US" w:eastAsia="zh-CN"/>
-        </w:rPr>
-        <w:t>当供应商供货质量出现波动时，</w:t>
-      </w:r>
-      <w:r>
-        <w:rPr>
-          <w:rFonts w:hint="eastAsia"/>
-          <w:lang w:val="en-US" w:eastAsia="zh-CN"/>
-        </w:rPr>
-        <w:t>采购部</w:t>
-      </w:r>
-      <w:r>
-        <w:rPr>
-          <w:rFonts w:hint="default"/>
-          <w:lang w:val="en-US" w:eastAsia="zh-CN"/>
-        </w:rPr>
-        <w:t>应组织进行现场工艺技术验证，分析原因并推动制定改善措施，相关结果须经双方书面确认。若发生重大质量事故造成损失，应依据质保金制度索赔。对整改不力、质量仍不稳定的供应商，应取消其合格供应商资格。</w:t>
-      </w:r>
-    </w:p>
-    <w:p>
-      <w:pPr>
-        <w:pStyle w:val="2"/>
-        <w:bidi w:val="0"/>
-        <w:rPr>
-          <w:rFonts w:hint="default"/>
-          <w:lang w:val="en-US" w:eastAsia="zh-CN"/>
-        </w:rPr>
-      </w:pPr>
-      <w:bookmarkStart w:id="15" w:name="_Toc19495"/>
-      <w:r>
-        <w:rPr>
-          <w:rFonts w:hint="default"/>
-          <w:lang w:val="en-US" w:eastAsia="zh-CN"/>
-        </w:rPr>
-        <w:t>供应商变更</w:t>
-      </w:r>
-      <w:bookmarkEnd w:id="15"/>
-    </w:p>
-    <w:p>
-      <w:pPr>
-        <w:pStyle w:val="a1"/>
+        <w:pStyle w:val="29"/>
         <w:rPr>
           <w:rFonts w:hint="default"/>
           <w:lang w:val="en-US" w:eastAsia="zh-CN"/>
@@ -3544,12 +3569,12 @@
     </w:p>
     <w:p>
       <w:pPr>
-        <w:pStyle w:val="a1"/>
+        <w:pStyle w:val="29"/>
         <w:numPr>
           <w:ilvl w:val="0"/>
           <w:numId w:val="6"/>
         </w:numPr>
-        <w:ind w:left="425" w:hanging="425" w:leftChars="0" w:firstLineChars="0"/>
+        <w:ind w:left="425" w:leftChars="0" w:hanging="425" w:firstLineChars="0"/>
         <w:rPr>
           <w:rFonts w:hint="default"/>
           <w:lang w:val="en-US" w:eastAsia="zh-CN"/>
@@ -3565,12 +3590,12 @@
     </w:p>
     <w:p>
       <w:pPr>
-        <w:pStyle w:val="a1"/>
+        <w:pStyle w:val="29"/>
         <w:numPr>
           <w:ilvl w:val="0"/>
           <w:numId w:val="6"/>
         </w:numPr>
-        <w:ind w:left="425" w:hanging="425" w:leftChars="0" w:firstLineChars="0"/>
+        <w:ind w:left="425" w:leftChars="0" w:hanging="425" w:firstLineChars="0"/>
         <w:rPr>
           <w:rFonts w:hint="default"/>
           <w:lang w:val="en-US" w:eastAsia="zh-CN"/>
@@ -3586,12 +3611,12 @@
     </w:p>
     <w:p>
       <w:pPr>
-        <w:pStyle w:val="a1"/>
+        <w:pStyle w:val="29"/>
         <w:numPr>
           <w:ilvl w:val="0"/>
           <w:numId w:val="7"/>
         </w:numPr>
-        <w:ind w:left="845" w:hanging="425" w:leftChars="0" w:firstLineChars="0"/>
+        <w:ind w:left="845" w:leftChars="0" w:hanging="425" w:firstLineChars="0"/>
         <w:rPr>
           <w:rFonts w:hint="default"/>
           <w:lang w:val="en-US" w:eastAsia="zh-CN"/>
@@ -3607,12 +3632,12 @@
     </w:p>
     <w:p>
       <w:pPr>
-        <w:pStyle w:val="a1"/>
+        <w:pStyle w:val="29"/>
         <w:numPr>
           <w:ilvl w:val="0"/>
           <w:numId w:val="7"/>
         </w:numPr>
-        <w:ind w:left="845" w:hanging="425" w:leftChars="0" w:firstLineChars="0"/>
+        <w:ind w:left="845" w:leftChars="0" w:hanging="425" w:firstLineChars="0"/>
         <w:rPr>
           <w:rFonts w:hint="default"/>
           <w:lang w:val="en-US" w:eastAsia="zh-CN"/>
@@ -3628,12 +3653,12 @@
     </w:p>
     <w:p>
       <w:pPr>
-        <w:pStyle w:val="a1"/>
+        <w:pStyle w:val="29"/>
         <w:numPr>
           <w:ilvl w:val="0"/>
           <w:numId w:val="7"/>
         </w:numPr>
-        <w:ind w:left="845" w:hanging="425" w:leftChars="0" w:firstLineChars="0"/>
+        <w:ind w:left="845" w:leftChars="0" w:hanging="425" w:firstLineChars="0"/>
         <w:rPr>
           <w:rFonts w:hint="default"/>
           <w:lang w:val="en-US" w:eastAsia="zh-CN"/>
@@ -3649,12 +3674,12 @@
     </w:p>
     <w:p>
       <w:pPr>
-        <w:pStyle w:val="a1"/>
+        <w:pStyle w:val="29"/>
         <w:numPr>
           <w:ilvl w:val="0"/>
           <w:numId w:val="7"/>
         </w:numPr>
-        <w:ind w:left="845" w:hanging="425" w:leftChars="0" w:firstLineChars="0"/>
+        <w:ind w:left="845" w:leftChars="0" w:hanging="425" w:firstLineChars="0"/>
         <w:rPr>
           <w:rFonts w:hint="default"/>
           <w:lang w:val="en-US" w:eastAsia="zh-CN"/>
@@ -3670,12 +3695,12 @@
     </w:p>
     <w:p>
       <w:pPr>
-        <w:pStyle w:val="a1"/>
+        <w:pStyle w:val="29"/>
         <w:numPr>
           <w:ilvl w:val="0"/>
           <w:numId w:val="6"/>
         </w:numPr>
-        <w:ind w:left="425" w:hanging="425" w:leftChars="0" w:firstLineChars="0"/>
+        <w:ind w:left="425" w:leftChars="0" w:hanging="425" w:firstLineChars="0"/>
         <w:rPr>
           <w:rFonts w:hint="default"/>
           <w:lang w:val="en-US" w:eastAsia="zh-CN"/>
@@ -3691,12 +3716,12 @@
     </w:p>
     <w:p>
       <w:pPr>
-        <w:pStyle w:val="a1"/>
+        <w:pStyle w:val="29"/>
         <w:numPr>
           <w:ilvl w:val="0"/>
           <w:numId w:val="8"/>
         </w:numPr>
-        <w:ind w:left="845" w:hanging="425" w:leftChars="0" w:firstLineChars="0"/>
+        <w:ind w:left="845" w:leftChars="0" w:hanging="425" w:firstLineChars="0"/>
         <w:rPr>
           <w:rFonts w:hint="default"/>
           <w:lang w:val="en-US" w:eastAsia="zh-CN"/>
@@ -3712,12 +3737,12 @@
     </w:p>
     <w:p>
       <w:pPr>
-        <w:pStyle w:val="a1"/>
+        <w:pStyle w:val="29"/>
         <w:numPr>
           <w:ilvl w:val="0"/>
           <w:numId w:val="8"/>
         </w:numPr>
-        <w:ind w:left="845" w:hanging="425" w:leftChars="0" w:firstLineChars="0"/>
+        <w:ind w:left="845" w:leftChars="0" w:hanging="425" w:firstLineChars="0"/>
         <w:rPr>
           <w:rFonts w:hint="default"/>
           <w:lang w:val="en-US" w:eastAsia="zh-CN"/>
@@ -3733,12 +3758,12 @@
     </w:p>
     <w:p>
       <w:pPr>
-        <w:pStyle w:val="a1"/>
+        <w:pStyle w:val="29"/>
         <w:numPr>
           <w:ilvl w:val="0"/>
           <w:numId w:val="8"/>
         </w:numPr>
-        <w:ind w:left="845" w:hanging="425" w:leftChars="0" w:firstLineChars="0"/>
+        <w:ind w:left="845" w:leftChars="0" w:hanging="425" w:firstLineChars="0"/>
         <w:rPr>
           <w:rFonts w:hint="default"/>
           <w:lang w:val="en-US" w:eastAsia="zh-CN"/>
@@ -3754,12 +3779,12 @@
     </w:p>
     <w:p>
       <w:pPr>
-        <w:pStyle w:val="a1"/>
+        <w:pStyle w:val="29"/>
         <w:numPr>
           <w:ilvl w:val="0"/>
           <w:numId w:val="8"/>
         </w:numPr>
-        <w:ind w:left="845" w:hanging="425" w:leftChars="0" w:firstLineChars="0"/>
+        <w:ind w:left="845" w:leftChars="0" w:hanging="425" w:firstLineChars="0"/>
         <w:rPr>
           <w:rFonts w:hint="default"/>
           <w:lang w:val="en-US" w:eastAsia="zh-CN"/>
@@ -3775,12 +3800,12 @@
     </w:p>
     <w:p>
       <w:pPr>
-        <w:pStyle w:val="a1"/>
+        <w:pStyle w:val="29"/>
         <w:numPr>
           <w:ilvl w:val="0"/>
           <w:numId w:val="8"/>
         </w:numPr>
-        <w:ind w:left="845" w:hanging="425" w:leftChars="0" w:firstLineChars="0"/>
+        <w:ind w:left="845" w:leftChars="0" w:hanging="425" w:firstLineChars="0"/>
         <w:rPr>
           <w:rFonts w:hint="default"/>
           <w:lang w:val="en-US" w:eastAsia="zh-CN"/>
@@ -3796,12 +3821,12 @@
     </w:p>
     <w:p>
       <w:pPr>
-        <w:pStyle w:val="a1"/>
+        <w:pStyle w:val="29"/>
         <w:numPr>
           <w:ilvl w:val="0"/>
           <w:numId w:val="8"/>
         </w:numPr>
-        <w:ind w:left="845" w:hanging="425" w:leftChars="0" w:firstLineChars="0"/>
+        <w:ind w:left="845" w:leftChars="0" w:hanging="425" w:firstLineChars="0"/>
         <w:rPr>
           <w:rFonts w:hint="default"/>
           <w:lang w:val="en-US" w:eastAsia="zh-CN"/>
@@ -3817,12 +3842,12 @@
     </w:p>
     <w:p>
       <w:pPr>
-        <w:pStyle w:val="a1"/>
+        <w:pStyle w:val="29"/>
         <w:numPr>
           <w:ilvl w:val="0"/>
           <w:numId w:val="8"/>
         </w:numPr>
-        <w:ind w:left="845" w:hanging="425" w:leftChars="0" w:firstLineChars="0"/>
+        <w:ind w:left="845" w:leftChars="0" w:hanging="425" w:firstLineChars="0"/>
         <w:rPr>
           <w:rFonts w:hint="default"/>
           <w:lang w:val="en-US" w:eastAsia="zh-CN"/>
@@ -3838,28 +3863,28 @@
     </w:p>
     <w:p>
       <w:pPr>
-        <w:pStyle w:val="1"/>
+        <w:pStyle w:val="28"/>
         <w:bidi w:val="0"/>
         <w:rPr>
-          <w:rStyle w:val="1Char"/>
-          <w:rFonts w:eastAsia="宋体" w:hint="default"/>
-          <w:lang w:val="en-US" w:eastAsia="zh-CN"/>
-        </w:rPr>
-      </w:pPr>
-      <w:bookmarkStart w:id="16" w:name="bookmark3"/>
+          <w:rStyle w:val="38"/>
+          <w:rFonts w:hint="default" w:eastAsia="宋体"/>
+          <w:lang w:val="en-US" w:eastAsia="zh-CN"/>
+        </w:rPr>
+      </w:pPr>
+      <w:bookmarkStart w:id="15" w:name="bookmark3"/>
+      <w:bookmarkEnd w:id="15"/>
+      <w:bookmarkStart w:id="16" w:name="_Toc17424"/>
+      <w:bookmarkStart w:id="17" w:name="_Toc11171"/>
+      <w:r>
+        <w:rPr>
+          <w:rStyle w:val="38"/>
+          <w:rFonts w:hint="eastAsia" w:eastAsia="宋体"/>
+          <w:lang w:val="en-US" w:eastAsia="zh-CN"/>
+        </w:rPr>
+        <w:t>附则</w:t>
+      </w:r>
       <w:bookmarkEnd w:id="16"/>
-      <w:bookmarkStart w:id="17" w:name="_Toc17424"/>
-      <w:bookmarkStart w:id="18" w:name="_Toc11171"/>
-      <w:r>
-        <w:rPr>
-          <w:rStyle w:val="1Char"/>
-          <w:rFonts w:eastAsia="宋体" w:hint="eastAsia"/>
-          <w:lang w:val="en-US" w:eastAsia="zh-CN"/>
-        </w:rPr>
-        <w:t>附则</w:t>
-      </w:r>
       <w:bookmarkEnd w:id="17"/>
-      <w:bookmarkEnd w:id="18"/>
     </w:p>
     <w:p>
       <w:pPr>
@@ -3881,17 +3906,17 @@
         <w:adjustRightInd w:val="0"/>
         <w:snapToGrid w:val="0"/>
         <w:spacing w:line="360" w:lineRule="auto"/>
-        <w:ind w:left="425" w:hanging="425" w:leftChars="0" w:firstLineChars="0"/>
+        <w:ind w:left="425" w:leftChars="0" w:hanging="425" w:firstLineChars="0"/>
         <w:textAlignment w:val="baseline"/>
         <w:rPr>
-          <w:rFonts w:ascii="宋体" w:eastAsia="宋体" w:hAnsi="宋体" w:cs="宋体"/>
+          <w:rFonts w:ascii="宋体" w:hAnsi="宋体" w:eastAsia="宋体" w:cs="宋体"/>
           <w:sz w:val="24"/>
           <w:szCs w:val="24"/>
         </w:rPr>
       </w:pPr>
       <w:r>
         <w:rPr>
-          <w:rFonts w:ascii="宋体" w:eastAsia="宋体" w:hAnsi="宋体" w:cs="宋体"/>
+          <w:rFonts w:ascii="宋体" w:hAnsi="宋体" w:eastAsia="宋体" w:cs="宋体"/>
           <w:spacing w:val="-1"/>
           <w:sz w:val="24"/>
           <w:szCs w:val="24"/>
@@ -3900,7 +3925,7 @@
       </w:r>
       <w:r>
         <w:rPr>
-          <w:rFonts w:ascii="宋体" w:eastAsia="宋体" w:hAnsi="宋体" w:cs="宋体" w:hint="eastAsia"/>
+          <w:rFonts w:hint="eastAsia" w:ascii="宋体" w:hAnsi="宋体" w:eastAsia="宋体" w:cs="宋体"/>
           <w:spacing w:val="-1"/>
           <w:sz w:val="24"/>
           <w:szCs w:val="24"/>
@@ -3910,7 +3935,7 @@
       </w:r>
       <w:r>
         <w:rPr>
-          <w:rFonts w:ascii="宋体" w:eastAsia="宋体" w:hAnsi="宋体" w:cs="宋体" w:hint="eastAsia"/>
+          <w:rFonts w:hint="eastAsia" w:ascii="宋体" w:hAnsi="宋体" w:eastAsia="宋体" w:cs="宋体"/>
           <w:spacing w:val="-1"/>
           <w:sz w:val="24"/>
           <w:szCs w:val="24"/>
@@ -3920,7 +3945,7 @@
       </w:r>
       <w:r>
         <w:rPr>
-          <w:rFonts w:ascii="宋体" w:eastAsia="宋体" w:hAnsi="宋体" w:cs="宋体"/>
+          <w:rFonts w:ascii="宋体" w:hAnsi="宋体" w:eastAsia="宋体" w:cs="宋体"/>
           <w:spacing w:val="-1"/>
           <w:sz w:val="24"/>
           <w:szCs w:val="24"/>
@@ -3948,7 +3973,7 @@
         <w:adjustRightInd w:val="0"/>
         <w:snapToGrid w:val="0"/>
         <w:spacing w:line="360" w:lineRule="auto"/>
-        <w:ind w:left="425" w:hanging="425" w:leftChars="0" w:firstLineChars="0"/>
+        <w:ind w:left="425" w:leftChars="0" w:hanging="425" w:firstLineChars="0"/>
         <w:textAlignment w:val="baseline"/>
         <w:rPr>
           <w:rFonts w:hint="default"/>
@@ -3957,7 +3982,7 @@
       </w:pPr>
       <w:r>
         <w:rPr>
-          <w:rFonts w:ascii="宋体" w:eastAsia="宋体" w:hAnsi="宋体" w:cs="宋体"/>
+          <w:rFonts w:ascii="宋体" w:hAnsi="宋体" w:eastAsia="宋体" w:cs="宋体"/>
           <w:spacing w:val="-2"/>
           <w:sz w:val="24"/>
           <w:szCs w:val="24"/>
@@ -3967,68 +3992,68 @@
     </w:p>
     <w:p>
       <w:pPr>
-        <w:pStyle w:val="1"/>
+        <w:pStyle w:val="28"/>
         <w:bidi w:val="0"/>
         <w:rPr>
           <w:rFonts w:hint="default"/>
           <w:lang w:val="en-US" w:eastAsia="zh-CN"/>
         </w:rPr>
       </w:pPr>
-      <w:bookmarkStart w:id="19" w:name="bookmark14"/>
+      <w:bookmarkStart w:id="18" w:name="bookmark14"/>
+      <w:bookmarkEnd w:id="18"/>
+      <w:bookmarkStart w:id="19" w:name="_Toc31325"/>
+      <w:r>
+        <w:rPr>
+          <w:rFonts w:hint="eastAsia"/>
+          <w:lang w:val="en-US" w:eastAsia="zh-CN"/>
+        </w:rPr>
+        <w:t>附件</w:t>
+      </w:r>
       <w:bookmarkEnd w:id="19"/>
-      <w:bookmarkStart w:id="20" w:name="_Toc31325"/>
+    </w:p>
+    <w:p>
+      <w:pPr>
+        <w:pStyle w:val="29"/>
+        <w:rPr>
+          <w:rFonts w:hint="default"/>
+          <w:lang w:val="en-US" w:eastAsia="zh-CN"/>
+        </w:rPr>
+      </w:pPr>
       <w:r>
         <w:rPr>
           <w:rFonts w:hint="eastAsia"/>
           <w:lang w:val="en-US" w:eastAsia="zh-CN"/>
         </w:rPr>
-        <w:t>附件</w:t>
+        <w:t>无</w:t>
+      </w:r>
+    </w:p>
+    <w:p>
+      <w:pPr>
+        <w:pStyle w:val="28"/>
+        <w:bidi w:val="0"/>
+        <w:rPr>
+          <w:rFonts w:hint="eastAsia"/>
+          <w:lang w:val="en-US" w:eastAsia="zh-CN"/>
+        </w:rPr>
+      </w:pPr>
+      <w:bookmarkStart w:id="20" w:name="_Toc30419"/>
+      <w:r>
+        <w:rPr>
+          <w:rFonts w:hint="eastAsia"/>
+          <w:lang w:val="en-US" w:eastAsia="zh-CN"/>
+        </w:rPr>
+        <w:t>记录</w:t>
       </w:r>
       <w:bookmarkEnd w:id="20"/>
     </w:p>
     <w:p>
       <w:pPr>
-        <w:pStyle w:val="a1"/>
-        <w:rPr>
-          <w:rFonts w:hint="default"/>
-          <w:lang w:val="en-US" w:eastAsia="zh-CN"/>
-        </w:rPr>
-      </w:pPr>
-      <w:r>
+        <w:pStyle w:val="39"/>
+        <w:bidi w:val="0"/>
         <w:rPr>
           <w:rFonts w:hint="eastAsia"/>
           <w:lang w:val="en-US" w:eastAsia="zh-CN"/>
         </w:rPr>
-        <w:t>无</w:t>
-      </w:r>
-    </w:p>
-    <w:p>
-      <w:pPr>
-        <w:pStyle w:val="1"/>
-        <w:bidi w:val="0"/>
-        <w:rPr>
-          <w:rFonts w:hint="eastAsia"/>
-          <w:lang w:val="en-US" w:eastAsia="zh-CN"/>
-        </w:rPr>
-      </w:pPr>
-      <w:bookmarkStart w:id="21" w:name="_Toc30419"/>
-      <w:r>
-        <w:rPr>
-          <w:rFonts w:hint="eastAsia"/>
-          <w:lang w:val="en-US" w:eastAsia="zh-CN"/>
-        </w:rPr>
-        <w:t>记录</w:t>
-      </w:r>
-      <w:bookmarkEnd w:id="21"/>
-    </w:p>
-    <w:p>
-      <w:pPr>
-        <w:pStyle w:val="a3"/>
-        <w:bidi w:val="0"/>
-        <w:rPr>
-          <w:rFonts w:hint="eastAsia"/>
-          <w:lang w:val="en-US" w:eastAsia="zh-CN"/>
-        </w:rPr>
       </w:pPr>
       <w:r>
         <w:rPr>
@@ -4039,33 +4064,83 @@
       </w:r>
     </w:p>
     <w:sectPr>
-      <w:headerReference w:type="default" r:id="rId4"/>
+      <w:headerReference r:id="rId5" w:type="default"/>
       <w:pgSz w:w="11906" w:h="16838"/>
       <w:pgMar w:top="1417" w:right="1800" w:bottom="1440" w:left="1800" w:header="1140" w:footer="992" w:gutter="0"/>
-      <w:cols w:num="1" w:space="425"/>
+      <w:cols w:space="425" w:num="1"/>
       <w:docGrid w:type="lines" w:linePitch="312" w:charSpace="0"/>
     </w:sectPr>
   </w:body>
 </w:document>
 </file>
 
+<file path=word/endnotes.xml><?xml version="1.0" encoding="utf-8"?>
+<w:endnotes xmlns:wpc="http://schemas.microsoft.com/office/word/2010/wordprocessingCanvas" xmlns:mc="http://schemas.openxmlformats.org/markup-compatibility/2006" xmlns:o="urn:schemas-microsoft-com:office:office" xmlns:r="http://schemas.openxmlformats.org/officeDocument/2006/relationships" xmlns:m="http://schemas.openxmlformats.org/officeDocument/2006/math" xmlns:v="urn:schemas-microsoft-com:vml" xmlns:wp14="http://schemas.microsoft.com/office/word/2010/wordprocessingDrawing" xmlns:wp="http://schemas.openxmlformats.org/drawingml/2006/wordprocessingDrawing" xmlns:w="http://schemas.openxmlformats.org/wordprocessingml/2006/main" xmlns:w14="http://schemas.microsoft.com/office/word/2010/wordml" xmlns:w15="http://schemas.microsoft.com/office/word/2012/wordml" xmlns:w10="urn:schemas-microsoft-com:office:word" xmlns:wpg="http://schemas.microsoft.com/office/word/2010/wordprocessingGroup" xmlns:wpi="http://schemas.microsoft.com/office/word/2010/wordprocessingInk" xmlns:wne="http://schemas.microsoft.com/office/word/2006/wordml" xmlns:wps="http://schemas.microsoft.com/office/word/2010/wordprocessingShape" xmlns:wpsCustomData="http://www.wps.cn/officeDocument/2013/wpsCustomData" mc:Ignorable="w14 w15 wp14">
+  <w:endnote w:type="separator" w:id="0">
+    <w:p>
+      <w:pPr>
+        <w:spacing w:line="240" w:lineRule="auto"/>
+      </w:pPr>
+      <w:r>
+        <w:separator/>
+      </w:r>
+    </w:p>
+  </w:endnote>
+  <w:endnote w:type="continuationSeparator" w:id="1">
+    <w:p>
+      <w:pPr>
+        <w:spacing w:line="240" w:lineRule="auto"/>
+      </w:pPr>
+      <w:r>
+        <w:continuationSeparator/>
+      </w:r>
+    </w:p>
+  </w:endnote>
+</w:endnotes>
+</file>
+
+<file path=word/footnotes.xml><?xml version="1.0" encoding="utf-8"?>
+<w:footnotes xmlns:wpc="http://schemas.microsoft.com/office/word/2010/wordprocessingCanvas" xmlns:mc="http://schemas.openxmlformats.org/markup-compatibility/2006" xmlns:o="urn:schemas-microsoft-com:office:office" xmlns:r="http://schemas.openxmlformats.org/officeDocument/2006/relationships" xmlns:m="http://schemas.openxmlformats.org/officeDocument/2006/math" xmlns:v="urn:schemas-microsoft-com:vml" xmlns:wp14="http://schemas.microsoft.com/office/word/2010/wordprocessingDrawing" xmlns:wp="http://schemas.openxmlformats.org/drawingml/2006/wordprocessingDrawing" xmlns:w="http://schemas.openxmlformats.org/wordprocessingml/2006/main" xmlns:w14="http://schemas.microsoft.com/office/word/2010/wordml" xmlns:w15="http://schemas.microsoft.com/office/word/2012/wordml" xmlns:w10="urn:schemas-microsoft-com:office:word" xmlns:wpg="http://schemas.microsoft.com/office/word/2010/wordprocessingGroup" xmlns:wpi="http://schemas.microsoft.com/office/word/2010/wordprocessingInk" xmlns:wne="http://schemas.microsoft.com/office/word/2006/wordml" xmlns:wps="http://schemas.microsoft.com/office/word/2010/wordprocessingShape" xmlns:wpsCustomData="http://www.wps.cn/officeDocument/2013/wpsCustomData" mc:Ignorable="w14 w15 wp14">
+  <w:footnote w:type="separator" w:id="0">
+    <w:p>
+      <w:pPr>
+        <w:spacing w:line="360" w:lineRule="auto"/>
+      </w:pPr>
+      <w:r>
+        <w:separator/>
+      </w:r>
+    </w:p>
+  </w:footnote>
+  <w:footnote w:type="continuationSeparator" w:id="1">
+    <w:p>
+      <w:pPr>
+        <w:spacing w:line="360" w:lineRule="auto"/>
+      </w:pPr>
+      <w:r>
+        <w:continuationSeparator/>
+      </w:r>
+    </w:p>
+  </w:footnote>
+</w:footnotes>
+</file>
+
 <file path=word/header1.xml><?xml version="1.0" encoding="utf-8"?>
-<w:hdr xmlns:wpc="http://schemas.microsoft.com/office/word/2010/wordprocessingCanvas" xmlns:mc="http://schemas.openxmlformats.org/markup-compatibility/2006" xmlns:o="urn:schemas-microsoft-com:office:office" xmlns:r="http://schemas.openxmlformats.org/officeDocument/2006/relationships" xmlns:m="http://schemas.openxmlformats.org/officeDocument/2006/math" xmlns:v="urn:schemas-microsoft-com:vml" xmlns:wp14="http://schemas.microsoft.com/office/word/2010/wordprocessingDrawing" xmlns:wp="http://schemas.openxmlformats.org/drawingml/2006/wordprocessingDrawing" xmlns:w10="urn:schemas-microsoft-com:office:word" xmlns:w="http://schemas.openxmlformats.org/wordprocessingml/2006/main" xmlns:w14="http://schemas.microsoft.com/office/word/2010/wordml" xmlns:w15="http://schemas.microsoft.com/office/word/2012/wordml" xmlns:wne="http://schemas.microsoft.com/office/word/2006/wordml" xmlns:wpg="http://schemas.microsoft.com/office/word/2010/wordprocessingGroup" xmlns:wpi="http://schemas.microsoft.com/office/word/2010/wordprocessingInk" xmlns:wps="http://schemas.microsoft.com/office/word/2010/wordprocessingShape" mc:Ignorable="w14 w15 wp14">
+<w:hdr xmlns:wpc="http://schemas.microsoft.com/office/word/2010/wordprocessingCanvas" xmlns:mc="http://schemas.openxmlformats.org/markup-compatibility/2006" xmlns:o="urn:schemas-microsoft-com:office:office" xmlns:r="http://schemas.openxmlformats.org/officeDocument/2006/relationships" xmlns:m="http://schemas.openxmlformats.org/officeDocument/2006/math" xmlns:v="urn:schemas-microsoft-com:vml" xmlns:wp14="http://schemas.microsoft.com/office/word/2010/wordprocessingDrawing" xmlns:wp="http://schemas.openxmlformats.org/drawingml/2006/wordprocessingDrawing" xmlns:w10="urn:schemas-microsoft-com:office:word" xmlns:w="http://schemas.openxmlformats.org/wordprocessingml/2006/main" xmlns:w14="http://schemas.microsoft.com/office/word/2010/wordml" xmlns:w15="http://schemas.microsoft.com/office/word/2012/wordml" xmlns:wpg="http://schemas.microsoft.com/office/word/2010/wordprocessingGroup" xmlns:wpi="http://schemas.microsoft.com/office/word/2010/wordprocessingInk" xmlns:wne="http://schemas.microsoft.com/office/word/2006/wordml" xmlns:wps="http://schemas.microsoft.com/office/word/2010/wordprocessingShape" xmlns:wpsCustomData="http://www.wps.cn/officeDocument/2013/wpsCustomData" mc:Ignorable="w14 w15 wp14">
   <w:p>
     <w:pPr>
-      <w:pStyle w:val="Header"/>
+      <w:pStyle w:val="15"/>
       <w:pBdr>
-        <w:bottom w:val="single" w:sz="4" w:space="1" w:color="auto"/>
+        <w:bottom w:val="single" w:color="auto" w:sz="4" w:space="1"/>
       </w:pBdr>
       <w:jc w:val="right"/>
       <w:rPr>
-        <w:rFonts w:eastAsiaTheme="minorEastAsia" w:hint="eastAsia"/>
+        <w:rFonts w:hint="eastAsia" w:eastAsiaTheme="minorEastAsia"/>
         <w:lang w:eastAsia="zh-CN"/>
       </w:rPr>
     </w:pPr>
     <w:r>
       <w:rPr>
-        <w:rFonts w:eastAsiaTheme="minorEastAsia" w:hint="eastAsia"/>
+        <w:rFonts w:hint="eastAsia" w:eastAsiaTheme="minorEastAsia"/>
         <w:lang w:eastAsia="zh-CN"/>
       </w:rPr>
       <w:t>陕西益利德软件科技有限公司</w:t>
@@ -4075,15 +4150,15 @@
 </file>
 
 <file path=word/numbering.xml><?xml version="1.0" encoding="utf-8"?>
-<w:numbering xmlns:wpc="http://schemas.microsoft.com/office/word/2010/wordprocessingCanvas" xmlns:mc="http://schemas.openxmlformats.org/markup-compatibility/2006" xmlns:o="urn:schemas-microsoft-com:office:office" xmlns:r="http://schemas.openxmlformats.org/officeDocument/2006/relationships" xmlns:m="http://schemas.openxmlformats.org/officeDocument/2006/math" xmlns:v="urn:schemas-microsoft-com:vml" xmlns:wp14="http://schemas.microsoft.com/office/word/2010/wordprocessingDrawing" xmlns:wp="http://schemas.openxmlformats.org/drawingml/2006/wordprocessingDrawing" xmlns:w10="urn:schemas-microsoft-com:office:word" xmlns:w="http://schemas.openxmlformats.org/wordprocessingml/2006/main" xmlns:w14="http://schemas.microsoft.com/office/word/2010/wordml" xmlns:w15="http://schemas.microsoft.com/office/word/2012/wordml" xmlns:wne="http://schemas.microsoft.com/office/word/2006/wordml" xmlns:wpg="http://schemas.microsoft.com/office/word/2010/wordprocessingGroup" xmlns:wpi="http://schemas.microsoft.com/office/word/2010/wordprocessingInk" xmlns:wps="http://schemas.microsoft.com/office/word/2010/wordprocessingShape" mc:Ignorable="w14 w15 wp14">
+<w:numbering xmlns:wpc="http://schemas.microsoft.com/office/word/2010/wordprocessingCanvas" xmlns:mc="http://schemas.openxmlformats.org/markup-compatibility/2006" xmlns:o="urn:schemas-microsoft-com:office:office" xmlns:r="http://schemas.openxmlformats.org/officeDocument/2006/relationships" xmlns:m="http://schemas.openxmlformats.org/officeDocument/2006/math" xmlns:v="urn:schemas-microsoft-com:vml" xmlns:wp14="http://schemas.microsoft.com/office/word/2010/wordprocessingDrawing" xmlns:wp="http://schemas.openxmlformats.org/drawingml/2006/wordprocessingDrawing" xmlns:w10="urn:schemas-microsoft-com:office:word" xmlns:w="http://schemas.openxmlformats.org/wordprocessingml/2006/main" xmlns:w14="http://schemas.microsoft.com/office/word/2010/wordml" xmlns:wpg="http://schemas.microsoft.com/office/word/2010/wordprocessingGroup" xmlns:wpi="http://schemas.microsoft.com/office/word/2010/wordprocessingInk" xmlns:wne="http://schemas.microsoft.com/office/word/2006/wordml" xmlns:wps="http://schemas.microsoft.com/office/word/2010/wordprocessingShape" xmlns:wpsCustomData="http://www.wps.cn/officeDocument/2013/wpsCustomData" mc:Ignorable="w14 wp14">
   <w:abstractNum w:abstractNumId="0">
     <w:nsid w:val="8E964DCE"/>
     <w:multiLevelType w:val="multilevel"/>
     <w:tmpl w:val="8E964DCE"/>
-    <w:lvl w:ilvl="0">
+    <w:lvl w:ilvl="0" w:tentative="0">
       <w:start w:val="1"/>
       <w:numFmt w:val="decimal"/>
-      <w:pStyle w:val="Heading1"/>
+      <w:pStyle w:val="2"/>
       <w:lvlText w:val="%1."/>
       <w:lvlJc w:val="left"/>
       <w:pPr>
@@ -4093,10 +4168,10 @@
         <w:rFonts w:hint="default"/>
       </w:rPr>
     </w:lvl>
-    <w:lvl w:ilvl="1">
+    <w:lvl w:ilvl="1" w:tentative="0">
       <w:start w:val="1"/>
       <w:numFmt w:val="decimal"/>
-      <w:pStyle w:val="Heading2"/>
+      <w:pStyle w:val="3"/>
       <w:lvlText w:val="%1.%2."/>
       <w:lvlJc w:val="left"/>
       <w:pPr>
@@ -4106,10 +4181,10 @@
         <w:rFonts w:hint="default"/>
       </w:rPr>
     </w:lvl>
-    <w:lvl w:ilvl="2">
+    <w:lvl w:ilvl="2" w:tentative="0">
       <w:start w:val="1"/>
       <w:numFmt w:val="decimal"/>
-      <w:pStyle w:val="Heading3"/>
+      <w:pStyle w:val="4"/>
       <w:lvlText w:val="%1.%2.%3."/>
       <w:lvlJc w:val="left"/>
       <w:pPr>
@@ -4119,10 +4194,10 @@
         <w:rFonts w:hint="default"/>
       </w:rPr>
     </w:lvl>
-    <w:lvl w:ilvl="3">
+    <w:lvl w:ilvl="3" w:tentative="0">
       <w:start w:val="1"/>
       <w:numFmt w:val="decimal"/>
-      <w:pStyle w:val="Heading4"/>
+      <w:pStyle w:val="5"/>
       <w:lvlText w:val="%1.%2.%3.%4."/>
       <w:lvlJc w:val="left"/>
       <w:pPr>
@@ -4132,10 +4207,10 @@
         <w:rFonts w:hint="default"/>
       </w:rPr>
     </w:lvl>
-    <w:lvl w:ilvl="4">
+    <w:lvl w:ilvl="4" w:tentative="0">
       <w:start w:val="1"/>
       <w:numFmt w:val="decimal"/>
-      <w:pStyle w:val="Heading5"/>
+      <w:pStyle w:val="6"/>
       <w:lvlText w:val="%1.%2.%3.%4.%5."/>
       <w:lvlJc w:val="left"/>
       <w:pPr>
@@ -4145,10 +4220,10 @@
         <w:rFonts w:hint="default"/>
       </w:rPr>
     </w:lvl>
-    <w:lvl w:ilvl="5">
+    <w:lvl w:ilvl="5" w:tentative="0">
       <w:start w:val="1"/>
       <w:numFmt w:val="decimal"/>
-      <w:pStyle w:val="Heading6"/>
+      <w:pStyle w:val="7"/>
       <w:lvlText w:val="%1.%2.%3.%4.%5.%6."/>
       <w:lvlJc w:val="left"/>
       <w:pPr>
@@ -4158,10 +4233,10 @@
         <w:rFonts w:hint="default"/>
       </w:rPr>
     </w:lvl>
-    <w:lvl w:ilvl="6">
+    <w:lvl w:ilvl="6" w:tentative="0">
       <w:start w:val="1"/>
       <w:numFmt w:val="decimal"/>
-      <w:pStyle w:val="Heading7"/>
+      <w:pStyle w:val="8"/>
       <w:lvlText w:val="%1.%2.%3.%4.%5.%6.%7."/>
       <w:lvlJc w:val="left"/>
       <w:pPr>
@@ -4171,10 +4246,10 @@
         <w:rFonts w:hint="default"/>
       </w:rPr>
     </w:lvl>
-    <w:lvl w:ilvl="7">
+    <w:lvl w:ilvl="7" w:tentative="0">
       <w:start w:val="1"/>
       <w:numFmt w:val="decimal"/>
-      <w:pStyle w:val="Heading8"/>
+      <w:pStyle w:val="9"/>
       <w:lvlText w:val="%1.%2.%3.%4.%5.%6.%7.%8."/>
       <w:lvlJc w:val="left"/>
       <w:pPr>
@@ -4184,10 +4259,10 @@
         <w:rFonts w:hint="default"/>
       </w:rPr>
     </w:lvl>
-    <w:lvl w:ilvl="8">
+    <w:lvl w:ilvl="8" w:tentative="0">
       <w:start w:val="1"/>
       <w:numFmt w:val="decimal"/>
-      <w:pStyle w:val="Heading9"/>
+      <w:pStyle w:val="10"/>
       <w:lvlText w:val="%1.%2.%3.%4.%5.%6.%7.%8.%9."/>
       <w:lvlJc w:val="left"/>
       <w:pPr>
@@ -4202,7 +4277,7 @@
     <w:nsid w:val="937007B5"/>
     <w:multiLevelType w:val="singleLevel"/>
     <w:tmpl w:val="937007B5"/>
-    <w:lvl w:ilvl="0">
+    <w:lvl w:ilvl="0" w:tentative="0">
       <w:start w:val="1"/>
       <w:numFmt w:val="decimal"/>
       <w:lvlText w:val="%1."/>
@@ -4219,7 +4294,7 @@
     <w:nsid w:val="D2F726D3"/>
     <w:multiLevelType w:val="singleLevel"/>
     <w:tmpl w:val="D2F726D3"/>
-    <w:lvl w:ilvl="0">
+    <w:lvl w:ilvl="0" w:tentative="0">
       <w:start w:val="1"/>
       <w:numFmt w:val="decimal"/>
       <w:lvlText w:val="%1."/>
@@ -4236,7 +4311,7 @@
     <w:nsid w:val="DA7AC91D"/>
     <w:multiLevelType w:val="singleLevel"/>
     <w:tmpl w:val="DA7AC91D"/>
-    <w:lvl w:ilvl="0">
+    <w:lvl w:ilvl="0" w:tentative="0">
       <w:start w:val="1"/>
       <w:numFmt w:val="decimal"/>
       <w:lvlText w:val="(%1)"/>
@@ -4256,7 +4331,7 @@
     <w:nsid w:val="E475A80E"/>
     <w:multiLevelType w:val="singleLevel"/>
     <w:tmpl w:val="E475A80E"/>
-    <w:lvl w:ilvl="0">
+    <w:lvl w:ilvl="0" w:tentative="0">
       <w:start w:val="1"/>
       <w:numFmt w:val="decimal"/>
       <w:lvlText w:val="%1."/>
@@ -4273,7 +4348,7 @@
     <w:nsid w:val="F9539CF3"/>
     <w:multiLevelType w:val="singleLevel"/>
     <w:tmpl w:val="F9539CF3"/>
-    <w:lvl w:ilvl="0">
+    <w:lvl w:ilvl="0" w:tentative="0">
       <w:start w:val="1"/>
       <w:numFmt w:val="decimal"/>
       <w:lvlText w:val="%1."/>
@@ -4290,7 +4365,7 @@
     <w:nsid w:val="FC300126"/>
     <w:multiLevelType w:val="singleLevel"/>
     <w:tmpl w:val="FC300126"/>
-    <w:lvl w:ilvl="0">
+    <w:lvl w:ilvl="0" w:tentative="0">
       <w:start w:val="1"/>
       <w:numFmt w:val="decimal"/>
       <w:lvlText w:val="(%1)"/>
@@ -4310,7 +4385,7 @@
     <w:nsid w:val="0E2CEBEC"/>
     <w:multiLevelType w:val="singleLevel"/>
     <w:tmpl w:val="0E2CEBEC"/>
-    <w:lvl w:ilvl="0">
+    <w:lvl w:ilvl="0" w:tentative="0">
       <w:start w:val="1"/>
       <w:numFmt w:val="decimal"/>
       <w:lvlText w:val="%1."/>
@@ -4327,7 +4402,7 @@
     <w:nsid w:val="1B5AB892"/>
     <w:multiLevelType w:val="singleLevel"/>
     <w:tmpl w:val="1B5AB892"/>
-    <w:lvl w:ilvl="0">
+    <w:lvl w:ilvl="0" w:tentative="0">
       <w:start w:val="1"/>
       <w:numFmt w:val="decimal"/>
       <w:lvlText w:val="%1."/>
@@ -4371,267 +4446,269 @@
 </file>
 
 <file path=word/styles.xml><?xml version="1.0" encoding="utf-8"?>
-<w:styles xmlns:mc="http://schemas.openxmlformats.org/markup-compatibility/2006" xmlns:r="http://schemas.openxmlformats.org/officeDocument/2006/relationships" xmlns:w="http://schemas.openxmlformats.org/wordprocessingml/2006/main" xmlns:w14="http://schemas.microsoft.com/office/word/2010/wordml" xmlns:w15="http://schemas.microsoft.com/office/word/2012/wordml" mc:Ignorable="w14 w15">
+<w:styles xmlns:mc="http://schemas.openxmlformats.org/markup-compatibility/2006" xmlns:o="urn:schemas-microsoft-com:office:office" xmlns:r="http://schemas.openxmlformats.org/officeDocument/2006/relationships" xmlns:m="http://schemas.openxmlformats.org/officeDocument/2006/math" xmlns:v="urn:schemas-microsoft-com:vml" xmlns:w="http://schemas.openxmlformats.org/wordprocessingml/2006/main" xmlns:w14="http://schemas.microsoft.com/office/word/2010/wordml" xmlns:w10="urn:schemas-microsoft-com:office:word" xmlns:sl="http://schemas.openxmlformats.org/schemaLibrary/2006/main" xmlns:wpsCustomData="http://www.wps.cn/officeDocument/2013/wpsCustomData" mc:Ignorable="w14">
   <w:docDefaults>
     <w:rPrDefault>
       <w:rPr>
-        <w:rFonts w:ascii="Times New Roman" w:eastAsia="宋体" w:hAnsi="Times New Roman" w:cs="Times New Roman"/>
+        <w:rFonts w:ascii="Times New Roman" w:hAnsi="Times New Roman" w:eastAsia="宋体" w:cs="Times New Roman"/>
       </w:rPr>
     </w:rPrDefault>
     <w:pPrDefault/>
   </w:docDefaults>
-  <w:latentStyles w:defLockedState="0" w:defUIPriority="99" w:defSemiHidden="1" w:defUnhideWhenUsed="1" w:defQFormat="0" w:count="260">
-    <w:lsdException w:name="Normal" w:semiHidden="0" w:uiPriority="0" w:unhideWhenUsed="0" w:qFormat="1"/>
-    <w:lsdException w:name="heading 1" w:semiHidden="0" w:uiPriority="0" w:unhideWhenUsed="0" w:qFormat="1"/>
-    <w:lsdException w:name="heading 2" w:semiHidden="0" w:uiPriority="0" w:qFormat="1"/>
-    <w:lsdException w:name="heading 3" w:uiPriority="0" w:qFormat="1"/>
-    <w:lsdException w:name="heading 4" w:semiHidden="0" w:uiPriority="0" w:qFormat="1"/>
-    <w:lsdException w:name="heading 5" w:uiPriority="0" w:qFormat="1"/>
-    <w:lsdException w:name="heading 6" w:uiPriority="0" w:qFormat="1"/>
-    <w:lsdException w:name="heading 7" w:uiPriority="0" w:qFormat="1"/>
-    <w:lsdException w:name="heading 8" w:uiPriority="0" w:qFormat="1"/>
-    <w:lsdException w:name="heading 9" w:uiPriority="0" w:qFormat="1"/>
-    <w:lsdException w:name="index 1" w:semiHidden="0" w:uiPriority="0" w:unhideWhenUsed="0"/>
-    <w:lsdException w:name="index 2" w:semiHidden="0" w:uiPriority="0" w:unhideWhenUsed="0"/>
-    <w:lsdException w:name="index 3" w:semiHidden="0" w:uiPriority="0" w:unhideWhenUsed="0"/>
-    <w:lsdException w:name="index 4" w:semiHidden="0" w:uiPriority="0" w:unhideWhenUsed="0"/>
-    <w:lsdException w:name="index 5" w:semiHidden="0" w:uiPriority="0" w:unhideWhenUsed="0"/>
-    <w:lsdException w:name="index 6" w:semiHidden="0" w:uiPriority="0" w:unhideWhenUsed="0"/>
-    <w:lsdException w:name="index 7" w:semiHidden="0" w:uiPriority="0" w:unhideWhenUsed="0"/>
-    <w:lsdException w:name="index 8" w:semiHidden="0" w:uiPriority="0" w:unhideWhenUsed="0"/>
-    <w:lsdException w:name="index 9" w:semiHidden="0" w:uiPriority="0" w:unhideWhenUsed="0"/>
-    <w:lsdException w:name="toc 1" w:semiHidden="0" w:uiPriority="0" w:unhideWhenUsed="0" w:qFormat="1"/>
-    <w:lsdException w:name="toc 2" w:semiHidden="0" w:uiPriority="0" w:unhideWhenUsed="0" w:qFormat="1"/>
-    <w:lsdException w:name="toc 3" w:semiHidden="0" w:uiPriority="0" w:unhideWhenUsed="0" w:qFormat="1"/>
-    <w:lsdException w:name="toc 4" w:semiHidden="0" w:uiPriority="0" w:unhideWhenUsed="0"/>
-    <w:lsdException w:name="toc 5" w:semiHidden="0" w:uiPriority="0" w:unhideWhenUsed="0"/>
-    <w:lsdException w:name="toc 6" w:semiHidden="0" w:uiPriority="0" w:unhideWhenUsed="0"/>
-    <w:lsdException w:name="toc 7" w:semiHidden="0" w:uiPriority="0" w:unhideWhenUsed="0"/>
-    <w:lsdException w:name="toc 8" w:semiHidden="0" w:uiPriority="0" w:unhideWhenUsed="0"/>
-    <w:lsdException w:name="toc 9" w:semiHidden="0" w:uiPriority="0" w:unhideWhenUsed="0"/>
-    <w:lsdException w:name="Normal Indent" w:semiHidden="0" w:uiPriority="0" w:unhideWhenUsed="0"/>
-    <w:lsdException w:name="footnote text" w:semiHidden="0" w:uiPriority="0" w:unhideWhenUsed="0"/>
-    <w:lsdException w:name="annotation text" w:semiHidden="0" w:uiPriority="0" w:unhideWhenUsed="0" w:qFormat="1"/>
-    <w:lsdException w:name="header" w:semiHidden="0" w:uiPriority="0" w:unhideWhenUsed="0" w:qFormat="1"/>
-    <w:lsdException w:name="footer" w:semiHidden="0" w:uiPriority="0" w:unhideWhenUsed="0" w:qFormat="1"/>
-    <w:lsdException w:name="index heading" w:semiHidden="0" w:uiPriority="0" w:unhideWhenUsed="0"/>
-    <w:lsdException w:name="caption" w:uiPriority="0" w:qFormat="1"/>
-    <w:lsdException w:name="table of figures" w:semiHidden="0" w:uiPriority="0" w:unhideWhenUsed="0"/>
-    <w:lsdException w:name="envelope address" w:semiHidden="0" w:uiPriority="0" w:unhideWhenUsed="0"/>
-    <w:lsdException w:name="envelope return" w:semiHidden="0" w:uiPriority="0" w:unhideWhenUsed="0"/>
-    <w:lsdException w:name="footnote reference" w:semiHidden="0" w:uiPriority="0" w:unhideWhenUsed="0"/>
-    <w:lsdException w:name="annotation reference" w:semiHidden="0" w:uiPriority="0" w:unhideWhenUsed="0"/>
-    <w:lsdException w:name="line number" w:semiHidden="0" w:uiPriority="0" w:unhideWhenUsed="0"/>
-    <w:lsdException w:name="page number" w:semiHidden="0" w:uiPriority="0" w:unhideWhenUsed="0"/>
-    <w:lsdException w:name="endnote reference" w:semiHidden="0" w:uiPriority="0" w:unhideWhenUsed="0"/>
-    <w:lsdException w:name="endnote text" w:semiHidden="0" w:uiPriority="0" w:unhideWhenUsed="0"/>
-    <w:lsdException w:name="table of authorities" w:semiHidden="0" w:uiPriority="0" w:unhideWhenUsed="0"/>
-    <w:lsdException w:name="macro" w:semiHidden="0" w:uiPriority="0" w:unhideWhenUsed="0"/>
-    <w:lsdException w:name="toa heading" w:semiHidden="0" w:uiPriority="0" w:unhideWhenUsed="0"/>
-    <w:lsdException w:name="List" w:semiHidden="0" w:uiPriority="0" w:unhideWhenUsed="0"/>
-    <w:lsdException w:name="List Bullet" w:semiHidden="0" w:uiPriority="0" w:unhideWhenUsed="0"/>
-    <w:lsdException w:name="List Number" w:semiHidden="0" w:uiPriority="0" w:unhideWhenUsed="0"/>
-    <w:lsdException w:name="List 2" w:semiHidden="0" w:uiPriority="0" w:unhideWhenUsed="0"/>
-    <w:lsdException w:name="List 3" w:semiHidden="0" w:uiPriority="0" w:unhideWhenUsed="0"/>
-    <w:lsdException w:name="List 4" w:semiHidden="0" w:uiPriority="0" w:unhideWhenUsed="0"/>
-    <w:lsdException w:name="List 5" w:semiHidden="0" w:uiPriority="0" w:unhideWhenUsed="0"/>
-    <w:lsdException w:name="List Bullet 2" w:semiHidden="0" w:uiPriority="0" w:unhideWhenUsed="0"/>
-    <w:lsdException w:name="List Bullet 3" w:semiHidden="0" w:uiPriority="0" w:unhideWhenUsed="0"/>
-    <w:lsdException w:name="List Bullet 4" w:semiHidden="0" w:uiPriority="0" w:unhideWhenUsed="0"/>
-    <w:lsdException w:name="List Bullet 5" w:semiHidden="0" w:uiPriority="0" w:unhideWhenUsed="0"/>
-    <w:lsdException w:name="List Number 2" w:semiHidden="0" w:uiPriority="0" w:unhideWhenUsed="0"/>
-    <w:lsdException w:name="List Number 3" w:semiHidden="0" w:uiPriority="0" w:unhideWhenUsed="0"/>
-    <w:lsdException w:name="List Number 4" w:semiHidden="0" w:uiPriority="0" w:unhideWhenUsed="0"/>
-    <w:lsdException w:name="List Number 5" w:semiHidden="0" w:uiPriority="0" w:unhideWhenUsed="0"/>
-    <w:lsdException w:name="Title" w:semiHidden="0" w:uiPriority="0" w:unhideWhenUsed="0" w:qFormat="1"/>
-    <w:lsdException w:name="Closing" w:semiHidden="0" w:uiPriority="0" w:unhideWhenUsed="0"/>
-    <w:lsdException w:name="Signature" w:semiHidden="0" w:uiPriority="0" w:unhideWhenUsed="0"/>
-    <w:lsdException w:name="Default Paragraph Font" w:uiPriority="0" w:unhideWhenUsed="0" w:qFormat="1"/>
-    <w:lsdException w:name="Body Text" w:uiPriority="0" w:unhideWhenUsed="0" w:qFormat="1"/>
-    <w:lsdException w:name="Body Text Indent" w:semiHidden="0" w:uiPriority="0" w:unhideWhenUsed="0"/>
-    <w:lsdException w:name="List Continue" w:semiHidden="0" w:uiPriority="0" w:unhideWhenUsed="0"/>
-    <w:lsdException w:name="List Continue 2" w:semiHidden="0" w:uiPriority="0" w:unhideWhenUsed="0"/>
-    <w:lsdException w:name="List Continue 3" w:semiHidden="0" w:uiPriority="0" w:unhideWhenUsed="0"/>
-    <w:lsdException w:name="List Continue 4" w:semiHidden="0" w:uiPriority="0" w:unhideWhenUsed="0"/>
-    <w:lsdException w:name="List Continue 5" w:semiHidden="0" w:uiPriority="0" w:unhideWhenUsed="0"/>
-    <w:lsdException w:name="Message Header" w:semiHidden="0" w:uiPriority="0" w:unhideWhenUsed="0"/>
-    <w:lsdException w:name="Subtitle" w:semiHidden="0" w:uiPriority="0" w:unhideWhenUsed="0" w:qFormat="1"/>
-    <w:lsdException w:name="Salutation" w:semiHidden="0" w:uiPriority="0" w:unhideWhenUsed="0"/>
-    <w:lsdException w:name="Date" w:semiHidden="0" w:uiPriority="0" w:unhideWhenUsed="0"/>
-    <w:lsdException w:name="Body Text First Indent" w:semiHidden="0" w:uiPriority="0" w:unhideWhenUsed="0"/>
-    <w:lsdException w:name="Body Text First Indent 2" w:semiHidden="0" w:uiPriority="0" w:unhideWhenUsed="0"/>
-    <w:lsdException w:name="Body Text 2" w:semiHidden="0" w:uiPriority="0" w:unhideWhenUsed="0"/>
-    <w:lsdException w:name="Body Text 3" w:semiHidden="0" w:uiPriority="0" w:unhideWhenUsed="0"/>
-    <w:lsdException w:name="Body Text Indent 2" w:semiHidden="0" w:uiPriority="0" w:unhideWhenUsed="0"/>
-    <w:lsdException w:name="Body Text Indent 3" w:semiHidden="0" w:uiPriority="0" w:unhideWhenUsed="0"/>
-    <w:lsdException w:name="Block Text" w:semiHidden="0" w:uiPriority="0" w:unhideWhenUsed="0"/>
-    <w:lsdException w:name="Hyperlink" w:semiHidden="0" w:uiPriority="0" w:unhideWhenUsed="0"/>
-    <w:lsdException w:name="FollowedHyperlink" w:semiHidden="0" w:uiPriority="0" w:unhideWhenUsed="0"/>
-    <w:lsdException w:name="Strong" w:semiHidden="0" w:uiPriority="0" w:unhideWhenUsed="0" w:qFormat="1"/>
-    <w:lsdException w:name="Emphasis" w:semiHidden="0" w:uiPriority="0" w:unhideWhenUsed="0" w:qFormat="1"/>
-    <w:lsdException w:name="Document Map" w:semiHidden="0" w:uiPriority="0" w:unhideWhenUsed="0"/>
-    <w:lsdException w:name="Plain Text" w:semiHidden="0" w:uiPriority="0" w:unhideWhenUsed="0"/>
-    <w:lsdException w:name="E-mail Signature" w:semiHidden="0" w:uiPriority="0" w:unhideWhenUsed="0"/>
-    <w:lsdException w:name="Normal (Web)" w:semiHidden="0" w:uiPriority="0" w:unhideWhenUsed="0" w:qFormat="1"/>
-    <w:lsdException w:name="HTML Acronym" w:semiHidden="0" w:uiPriority="0" w:unhideWhenUsed="0"/>
-    <w:lsdException w:name="HTML Address" w:semiHidden="0" w:uiPriority="0" w:unhideWhenUsed="0"/>
-    <w:lsdException w:name="HTML Cite" w:semiHidden="0" w:uiPriority="0" w:unhideWhenUsed="0"/>
-    <w:lsdException w:name="HTML Code" w:semiHidden="0" w:uiPriority="0" w:unhideWhenUsed="0"/>
-    <w:lsdException w:name="HTML Definition" w:semiHidden="0" w:uiPriority="0" w:unhideWhenUsed="0"/>
-    <w:lsdException w:name="HTML Keyboard" w:semiHidden="0" w:uiPriority="0" w:unhideWhenUsed="0"/>
-    <w:lsdException w:name="HTML Preformatted" w:semiHidden="0" w:uiPriority="0" w:unhideWhenUsed="0"/>
-    <w:lsdException w:name="HTML Sample" w:semiHidden="0" w:uiPriority="0" w:unhideWhenUsed="0"/>
-    <w:lsdException w:name="HTML Typewriter" w:semiHidden="0" w:uiPriority="0" w:unhideWhenUsed="0"/>
-    <w:lsdException w:name="HTML Variable" w:semiHidden="0" w:uiPriority="0" w:unhideWhenUsed="0"/>
-    <w:lsdException w:name="Normal Table" w:uiPriority="0" w:unhideWhenUsed="0" w:qFormat="1"/>
-    <w:lsdException w:name="annotation subject" w:semiHidden="0" w:uiPriority="0" w:unhideWhenUsed="0"/>
-    <w:lsdException w:name="Table Simple 1" w:semiHidden="0" w:uiPriority="0" w:unhideWhenUsed="0"/>
-    <w:lsdException w:name="Table Simple 2" w:semiHidden="0" w:uiPriority="0" w:unhideWhenUsed="0"/>
-    <w:lsdException w:name="Table Simple 3" w:semiHidden="0" w:uiPriority="0" w:unhideWhenUsed="0"/>
-    <w:lsdException w:name="Table Classic 1" w:semiHidden="0" w:uiPriority="0" w:unhideWhenUsed="0"/>
-    <w:lsdException w:name="Table Classic 2" w:semiHidden="0" w:uiPriority="0" w:unhideWhenUsed="0"/>
-    <w:lsdException w:name="Table Classic 3" w:semiHidden="0" w:uiPriority="0" w:unhideWhenUsed="0"/>
-    <w:lsdException w:name="Table Classic 4" w:semiHidden="0" w:uiPriority="0" w:unhideWhenUsed="0"/>
-    <w:lsdException w:name="Table Colorful 1" w:semiHidden="0" w:uiPriority="0" w:unhideWhenUsed="0"/>
-    <w:lsdException w:name="Table Colorful 2" w:semiHidden="0" w:uiPriority="0" w:unhideWhenUsed="0"/>
-    <w:lsdException w:name="Table Colorful 3" w:semiHidden="0" w:uiPriority="0" w:unhideWhenUsed="0"/>
-    <w:lsdException w:name="Table Columns 1" w:semiHidden="0" w:uiPriority="0" w:unhideWhenUsed="0"/>
-    <w:lsdException w:name="Table Columns 2" w:semiHidden="0" w:uiPriority="0" w:unhideWhenUsed="0"/>
-    <w:lsdException w:name="Table Columns 3" w:semiHidden="0" w:uiPriority="0" w:unhideWhenUsed="0"/>
-    <w:lsdException w:name="Table Columns 4" w:semiHidden="0" w:uiPriority="0" w:unhideWhenUsed="0"/>
-    <w:lsdException w:name="Table Columns 5" w:semiHidden="0" w:uiPriority="0" w:unhideWhenUsed="0"/>
-    <w:lsdException w:name="Table Grid 1" w:semiHidden="0" w:uiPriority="0" w:unhideWhenUsed="0"/>
-    <w:lsdException w:name="Table Grid 2" w:semiHidden="0" w:uiPriority="0" w:unhideWhenUsed="0"/>
-    <w:lsdException w:name="Table Grid 3" w:semiHidden="0" w:uiPriority="0" w:unhideWhenUsed="0"/>
-    <w:lsdException w:name="Table Grid 4" w:semiHidden="0" w:uiPriority="0" w:unhideWhenUsed="0"/>
-    <w:lsdException w:name="Table Grid 5" w:semiHidden="0" w:uiPriority="0" w:unhideWhenUsed="0"/>
-    <w:lsdException w:name="Table Grid 6" w:semiHidden="0" w:uiPriority="0" w:unhideWhenUsed="0"/>
-    <w:lsdException w:name="Table Grid 7" w:semiHidden="0" w:uiPriority="0" w:unhideWhenUsed="0"/>
-    <w:lsdException w:name="Table Grid 8" w:semiHidden="0" w:uiPriority="0" w:unhideWhenUsed="0"/>
-    <w:lsdException w:name="Table List 1" w:semiHidden="0" w:uiPriority="0" w:unhideWhenUsed="0"/>
-    <w:lsdException w:name="Table List 2" w:semiHidden="0" w:uiPriority="0" w:unhideWhenUsed="0"/>
-    <w:lsdException w:name="Table List 3" w:semiHidden="0" w:uiPriority="0" w:unhideWhenUsed="0"/>
-    <w:lsdException w:name="Table List 4" w:semiHidden="0" w:uiPriority="0" w:unhideWhenUsed="0"/>
-    <w:lsdException w:name="Table List 5" w:semiHidden="0" w:uiPriority="0" w:unhideWhenUsed="0"/>
-    <w:lsdException w:name="Table List 6" w:semiHidden="0" w:uiPriority="0" w:unhideWhenUsed="0"/>
-    <w:lsdException w:name="Table List 7" w:semiHidden="0" w:uiPriority="0" w:unhideWhenUsed="0"/>
-    <w:lsdException w:name="Table List 8" w:semiHidden="0" w:uiPriority="0" w:unhideWhenUsed="0"/>
-    <w:lsdException w:name="Table 3D effects 1" w:semiHidden="0" w:uiPriority="0" w:unhideWhenUsed="0"/>
-    <w:lsdException w:name="Table 3D effects 2" w:semiHidden="0" w:uiPriority="0" w:unhideWhenUsed="0"/>
-    <w:lsdException w:name="Table 3D effects 3" w:semiHidden="0" w:uiPriority="0" w:unhideWhenUsed="0"/>
-    <w:lsdException w:name="Table Contemporary" w:semiHidden="0" w:uiPriority="0" w:unhideWhenUsed="0"/>
-    <w:lsdException w:name="Table Elegant" w:semiHidden="0" w:uiPriority="0" w:unhideWhenUsed="0"/>
-    <w:lsdException w:name="Table Professional" w:semiHidden="0" w:uiPriority="0" w:unhideWhenUsed="0"/>
-    <w:lsdException w:name="Table Subtle 1" w:semiHidden="0" w:uiPriority="0" w:unhideWhenUsed="0"/>
-    <w:lsdException w:name="Table Subtle 2" w:semiHidden="0" w:uiPriority="0" w:unhideWhenUsed="0"/>
-    <w:lsdException w:name="Table Web 1" w:semiHidden="0" w:uiPriority="0" w:unhideWhenUsed="0"/>
-    <w:lsdException w:name="Table Web 2" w:semiHidden="0" w:uiPriority="0" w:unhideWhenUsed="0"/>
-    <w:lsdException w:name="Table Web 3" w:semiHidden="0" w:uiPriority="0" w:unhideWhenUsed="0"/>
-    <w:lsdException w:name="Balloon Text" w:semiHidden="0" w:uiPriority="0" w:unhideWhenUsed="0"/>
-    <w:lsdException w:name="Table Grid" w:semiHidden="0" w:uiPriority="0" w:unhideWhenUsed="0" w:qFormat="1"/>
-    <w:lsdException w:name="Table Theme" w:semiHidden="0" w:uiPriority="0" w:unhideWhenUsed="0"/>
-    <w:lsdException w:name="Light Shading" w:semiHidden="0" w:uiPriority="60" w:unhideWhenUsed="0"/>
-    <w:lsdException w:name="Light List" w:semiHidden="0" w:uiPriority="61" w:unhideWhenUsed="0"/>
-    <w:lsdException w:name="Light Grid" w:semiHidden="0" w:uiPriority="62" w:unhideWhenUsed="0"/>
-    <w:lsdException w:name="Medium Shading 1" w:semiHidden="0" w:uiPriority="63" w:unhideWhenUsed="0"/>
-    <w:lsdException w:name="Medium Shading 2" w:semiHidden="0" w:uiPriority="64" w:unhideWhenUsed="0"/>
-    <w:lsdException w:name="Medium List 1" w:semiHidden="0" w:uiPriority="65" w:unhideWhenUsed="0"/>
-    <w:lsdException w:name="Medium List 2" w:semiHidden="0" w:uiPriority="66" w:unhideWhenUsed="0"/>
-    <w:lsdException w:name="Medium Grid 1" w:semiHidden="0" w:uiPriority="67" w:unhideWhenUsed="0"/>
-    <w:lsdException w:name="Medium Grid 2" w:semiHidden="0" w:uiPriority="68" w:unhideWhenUsed="0"/>
-    <w:lsdException w:name="Medium Grid 3" w:semiHidden="0" w:uiPriority="69" w:unhideWhenUsed="0"/>
-    <w:lsdException w:name="Dark List" w:semiHidden="0" w:uiPriority="70" w:unhideWhenUsed="0"/>
-    <w:lsdException w:name="Colorful Shading" w:semiHidden="0" w:uiPriority="71" w:unhideWhenUsed="0"/>
-    <w:lsdException w:name="Colorful List" w:semiHidden="0" w:uiPriority="72" w:unhideWhenUsed="0"/>
-    <w:lsdException w:name="Colorful Grid" w:semiHidden="0" w:uiPriority="73" w:unhideWhenUsed="0"/>
-    <w:lsdException w:name="Light Shading Accent 1" w:semiHidden="0" w:uiPriority="60" w:unhideWhenUsed="0"/>
-    <w:lsdException w:name="Light List Accent 1" w:semiHidden="0" w:uiPriority="61" w:unhideWhenUsed="0"/>
-    <w:lsdException w:name="Light Grid Accent 1" w:semiHidden="0" w:uiPriority="62" w:unhideWhenUsed="0"/>
-    <w:lsdException w:name="Medium Shading 1 Accent 1" w:semiHidden="0" w:uiPriority="63" w:unhideWhenUsed="0"/>
-    <w:lsdException w:name="Medium Shading 2 Accent 1" w:semiHidden="0" w:uiPriority="64" w:unhideWhenUsed="0"/>
-    <w:lsdException w:name="Medium List 1 Accent 1" w:semiHidden="0" w:uiPriority="65" w:unhideWhenUsed="0"/>
-    <w:lsdException w:name="Medium List 2 Accent 1" w:semiHidden="0" w:uiPriority="66" w:unhideWhenUsed="0"/>
-    <w:lsdException w:name="Medium Grid 1 Accent 1" w:semiHidden="0" w:uiPriority="67" w:unhideWhenUsed="0"/>
-    <w:lsdException w:name="Medium Grid 2 Accent 1" w:semiHidden="0" w:uiPriority="68" w:unhideWhenUsed="0"/>
-    <w:lsdException w:name="Medium Grid 3 Accent 1" w:semiHidden="0" w:uiPriority="69" w:unhideWhenUsed="0"/>
-    <w:lsdException w:name="Dark List Accent 1" w:semiHidden="0" w:uiPriority="70" w:unhideWhenUsed="0"/>
-    <w:lsdException w:name="Colorful Shading Accent 1" w:semiHidden="0" w:uiPriority="71" w:unhideWhenUsed="0"/>
-    <w:lsdException w:name="Colorful List Accent 1" w:semiHidden="0" w:uiPriority="72" w:unhideWhenUsed="0"/>
-    <w:lsdException w:name="Colorful Grid Accent 1" w:semiHidden="0" w:uiPriority="73" w:unhideWhenUsed="0"/>
-    <w:lsdException w:name="Light Shading Accent 2" w:semiHidden="0" w:uiPriority="60" w:unhideWhenUsed="0"/>
-    <w:lsdException w:name="Light List Accent 2" w:semiHidden="0" w:uiPriority="61" w:unhideWhenUsed="0"/>
-    <w:lsdException w:name="Light Grid Accent 2" w:semiHidden="0" w:uiPriority="62" w:unhideWhenUsed="0"/>
-    <w:lsdException w:name="Medium Shading 1 Accent 2" w:semiHidden="0" w:uiPriority="63" w:unhideWhenUsed="0"/>
-    <w:lsdException w:name="Medium Shading 2 Accent 2" w:semiHidden="0" w:uiPriority="64" w:unhideWhenUsed="0"/>
-    <w:lsdException w:name="Medium List 1 Accent 2" w:semiHidden="0" w:uiPriority="65" w:unhideWhenUsed="0"/>
-    <w:lsdException w:name="Medium List 2 Accent 2" w:semiHidden="0" w:uiPriority="66" w:unhideWhenUsed="0"/>
-    <w:lsdException w:name="Medium Grid 1 Accent 2" w:semiHidden="0" w:uiPriority="67" w:unhideWhenUsed="0"/>
-    <w:lsdException w:name="Medium Grid 2 Accent 2" w:semiHidden="0" w:uiPriority="68" w:unhideWhenUsed="0"/>
-    <w:lsdException w:name="Medium Grid 3 Accent 2" w:semiHidden="0" w:uiPriority="69" w:unhideWhenUsed="0"/>
-    <w:lsdException w:name="Dark List Accent 2" w:semiHidden="0" w:uiPriority="70" w:unhideWhenUsed="0"/>
-    <w:lsdException w:name="Colorful Shading Accent 2" w:semiHidden="0" w:uiPriority="71" w:unhideWhenUsed="0"/>
-    <w:lsdException w:name="Colorful List Accent 2" w:semiHidden="0" w:uiPriority="72" w:unhideWhenUsed="0"/>
-    <w:lsdException w:name="Colorful Grid Accent 2" w:semiHidden="0" w:uiPriority="73" w:unhideWhenUsed="0"/>
-    <w:lsdException w:name="Light Shading Accent 3" w:semiHidden="0" w:uiPriority="60" w:unhideWhenUsed="0"/>
-    <w:lsdException w:name="Light List Accent 3" w:semiHidden="0" w:uiPriority="61" w:unhideWhenUsed="0"/>
-    <w:lsdException w:name="Light Grid Accent 3" w:semiHidden="0" w:uiPriority="62" w:unhideWhenUsed="0"/>
-    <w:lsdException w:name="Medium Shading 1 Accent 3" w:semiHidden="0" w:uiPriority="63" w:unhideWhenUsed="0"/>
-    <w:lsdException w:name="Medium Shading 2 Accent 3" w:semiHidden="0" w:uiPriority="64" w:unhideWhenUsed="0"/>
-    <w:lsdException w:name="Medium List 1 Accent 3" w:semiHidden="0" w:uiPriority="65" w:unhideWhenUsed="0"/>
-    <w:lsdException w:name="Medium List 2 Accent 3" w:semiHidden="0" w:uiPriority="66" w:unhideWhenUsed="0"/>
-    <w:lsdException w:name="Medium Grid 1 Accent 3" w:semiHidden="0" w:uiPriority="67" w:unhideWhenUsed="0"/>
-    <w:lsdException w:name="Medium Grid 2 Accent 3" w:semiHidden="0" w:uiPriority="68" w:unhideWhenUsed="0"/>
-    <w:lsdException w:name="Medium Grid 3 Accent 3" w:semiHidden="0" w:uiPriority="69" w:unhideWhenUsed="0"/>
-    <w:lsdException w:name="Dark List Accent 3" w:semiHidden="0" w:uiPriority="70" w:unhideWhenUsed="0"/>
-    <w:lsdException w:name="Colorful Shading Accent 3" w:semiHidden="0" w:uiPriority="71" w:unhideWhenUsed="0"/>
-    <w:lsdException w:name="Colorful List Accent 3" w:semiHidden="0" w:uiPriority="72" w:unhideWhenUsed="0"/>
-    <w:lsdException w:name="Colorful Grid Accent 3" w:semiHidden="0" w:uiPriority="73" w:unhideWhenUsed="0"/>
-    <w:lsdException w:name="Light Shading Accent 4" w:semiHidden="0" w:uiPriority="60" w:unhideWhenUsed="0"/>
-    <w:lsdException w:name="Light List Accent 4" w:semiHidden="0" w:uiPriority="61" w:unhideWhenUsed="0"/>
-    <w:lsdException w:name="Light Grid Accent 4" w:semiHidden="0" w:uiPriority="62" w:unhideWhenUsed="0"/>
-    <w:lsdException w:name="Medium Shading 1 Accent 4" w:semiHidden="0" w:uiPriority="63" w:unhideWhenUsed="0"/>
-    <w:lsdException w:name="Medium Shading 2 Accent 4" w:semiHidden="0" w:uiPriority="64" w:unhideWhenUsed="0"/>
-    <w:lsdException w:name="Medium List 1 Accent 4" w:semiHidden="0" w:uiPriority="65" w:unhideWhenUsed="0"/>
-    <w:lsdException w:name="Medium List 2 Accent 4" w:semiHidden="0" w:uiPriority="66" w:unhideWhenUsed="0"/>
-    <w:lsdException w:name="Medium Grid 1 Accent 4" w:semiHidden="0" w:uiPriority="67" w:unhideWhenUsed="0"/>
-    <w:lsdException w:name="Medium Grid 2 Accent 4" w:semiHidden="0" w:uiPriority="68" w:unhideWhenUsed="0"/>
-    <w:lsdException w:name="Medium Grid 3 Accent 4" w:semiHidden="0" w:uiPriority="69" w:unhideWhenUsed="0"/>
-    <w:lsdException w:name="Dark List Accent 4" w:semiHidden="0" w:uiPriority="70" w:unhideWhenUsed="0"/>
-    <w:lsdException w:name="Colorful Shading Accent 4" w:semiHidden="0" w:uiPriority="71" w:unhideWhenUsed="0"/>
-    <w:lsdException w:name="Colorful List Accent 4" w:semiHidden="0" w:uiPriority="72" w:unhideWhenUsed="0"/>
-    <w:lsdException w:name="Colorful Grid Accent 4" w:semiHidden="0" w:uiPriority="73" w:unhideWhenUsed="0"/>
-    <w:lsdException w:name="Light Shading Accent 5" w:semiHidden="0" w:uiPriority="60" w:unhideWhenUsed="0"/>
-    <w:lsdException w:name="Light List Accent 5" w:semiHidden="0" w:uiPriority="61" w:unhideWhenUsed="0"/>
-    <w:lsdException w:name="Light Grid Accent 5" w:semiHidden="0" w:uiPriority="62" w:unhideWhenUsed="0"/>
-    <w:lsdException w:name="Medium Shading 1 Accent 5" w:semiHidden="0" w:uiPriority="63" w:unhideWhenUsed="0"/>
-    <w:lsdException w:name="Medium Shading 2 Accent 5" w:semiHidden="0" w:uiPriority="64" w:unhideWhenUsed="0"/>
-    <w:lsdException w:name="Medium List 1 Accent 5" w:semiHidden="0" w:uiPriority="65" w:unhideWhenUsed="0"/>
-    <w:lsdException w:name="Medium List 2 Accent 5" w:semiHidden="0" w:uiPriority="66" w:unhideWhenUsed="0"/>
-    <w:lsdException w:name="Medium Grid 1 Accent 5" w:semiHidden="0" w:uiPriority="67" w:unhideWhenUsed="0"/>
-    <w:lsdException w:name="Medium Grid 2 Accent 5" w:semiHidden="0" w:uiPriority="68" w:unhideWhenUsed="0"/>
-    <w:lsdException w:name="Medium Grid 3 Accent 5" w:semiHidden="0" w:uiPriority="69" w:unhideWhenUsed="0"/>
-    <w:lsdException w:name="Dark List Accent 5" w:semiHidden="0" w:uiPriority="70" w:unhideWhenUsed="0"/>
-    <w:lsdException w:name="Colorful Shading Accent 5" w:semiHidden="0" w:uiPriority="71" w:unhideWhenUsed="0"/>
-    <w:lsdException w:name="Colorful List Accent 5" w:semiHidden="0" w:uiPriority="72" w:unhideWhenUsed="0"/>
-    <w:lsdException w:name="Colorful Grid Accent 5" w:semiHidden="0" w:uiPriority="73" w:unhideWhenUsed="0"/>
-    <w:lsdException w:name="Light Shading Accent 6" w:semiHidden="0" w:uiPriority="60" w:unhideWhenUsed="0"/>
-    <w:lsdException w:name="Light List Accent 6" w:semiHidden="0" w:uiPriority="61" w:unhideWhenUsed="0"/>
-    <w:lsdException w:name="Light Grid Accent 6" w:semiHidden="0" w:uiPriority="62" w:unhideWhenUsed="0"/>
-    <w:lsdException w:name="Medium Shading 1 Accent 6" w:semiHidden="0" w:uiPriority="63" w:unhideWhenUsed="0"/>
-    <w:lsdException w:name="Medium Shading 2 Accent 6" w:semiHidden="0" w:uiPriority="64" w:unhideWhenUsed="0"/>
-    <w:lsdException w:name="Medium List 1 Accent 6" w:semiHidden="0" w:uiPriority="65" w:unhideWhenUsed="0"/>
-    <w:lsdException w:name="Medium List 2 Accent 6" w:semiHidden="0" w:uiPriority="66" w:unhideWhenUsed="0"/>
-    <w:lsdException w:name="Medium Grid 1 Accent 6" w:semiHidden="0" w:uiPriority="67" w:unhideWhenUsed="0"/>
-    <w:lsdException w:name="Medium Grid 2 Accent 6" w:semiHidden="0" w:uiPriority="68" w:unhideWhenUsed="0"/>
-    <w:lsdException w:name="Medium Grid 3 Accent 6" w:semiHidden="0" w:uiPriority="69" w:unhideWhenUsed="0"/>
-    <w:lsdException w:name="Dark List Accent 6" w:semiHidden="0" w:uiPriority="70" w:unhideWhenUsed="0"/>
-    <w:lsdException w:name="Colorful Shading Accent 6" w:semiHidden="0" w:uiPriority="71" w:unhideWhenUsed="0"/>
-    <w:lsdException w:name="Colorful List Accent 6" w:semiHidden="0" w:uiPriority="72" w:unhideWhenUsed="0"/>
-    <w:lsdException w:name="Colorful Grid Accent 6" w:semiHidden="0" w:uiPriority="73" w:unhideWhenUsed="0"/>
+  <w:latentStyles w:count="260" w:defQFormat="0" w:defUnhideWhenUsed="1" w:defSemiHidden="1" w:defUIPriority="99" w:defLockedState="0">
+    <w:lsdException w:qFormat="1" w:unhideWhenUsed="0" w:uiPriority="0" w:semiHidden="0" w:name="Normal"/>
+    <w:lsdException w:qFormat="1" w:unhideWhenUsed="0" w:uiPriority="0" w:semiHidden="0" w:name="heading 1"/>
+    <w:lsdException w:qFormat="1" w:uiPriority="0" w:semiHidden="0" w:name="heading 2"/>
+    <w:lsdException w:qFormat="1" w:uiPriority="0" w:name="heading 3"/>
+    <w:lsdException w:qFormat="1" w:uiPriority="0" w:semiHidden="0" w:name="heading 4"/>
+    <w:lsdException w:qFormat="1" w:uiPriority="0" w:name="heading 5"/>
+    <w:lsdException w:qFormat="1" w:uiPriority="0" w:name="heading 6"/>
+    <w:lsdException w:qFormat="1" w:uiPriority="0" w:name="heading 7"/>
+    <w:lsdException w:qFormat="1" w:uiPriority="0" w:name="heading 8"/>
+    <w:lsdException w:qFormat="1" w:uiPriority="0" w:name="heading 9"/>
+    <w:lsdException w:unhideWhenUsed="0" w:uiPriority="0" w:semiHidden="0" w:name="index 1"/>
+    <w:lsdException w:unhideWhenUsed="0" w:uiPriority="0" w:semiHidden="0" w:name="index 2"/>
+    <w:lsdException w:unhideWhenUsed="0" w:uiPriority="0" w:semiHidden="0" w:name="index 3"/>
+    <w:lsdException w:unhideWhenUsed="0" w:uiPriority="0" w:semiHidden="0" w:name="index 4"/>
+    <w:lsdException w:unhideWhenUsed="0" w:uiPriority="0" w:semiHidden="0" w:name="index 5"/>
+    <w:lsdException w:unhideWhenUsed="0" w:uiPriority="0" w:semiHidden="0" w:name="index 6"/>
+    <w:lsdException w:unhideWhenUsed="0" w:uiPriority="0" w:semiHidden="0" w:name="index 7"/>
+    <w:lsdException w:unhideWhenUsed="0" w:uiPriority="0" w:semiHidden="0" w:name="index 8"/>
+    <w:lsdException w:unhideWhenUsed="0" w:uiPriority="0" w:semiHidden="0" w:name="index 9"/>
+    <w:lsdException w:qFormat="1" w:unhideWhenUsed="0" w:uiPriority="0" w:semiHidden="0" w:name="toc 1"/>
+    <w:lsdException w:qFormat="1" w:unhideWhenUsed="0" w:uiPriority="0" w:semiHidden="0" w:name="toc 2"/>
+    <w:lsdException w:qFormat="1" w:unhideWhenUsed="0" w:uiPriority="0" w:semiHidden="0" w:name="toc 3"/>
+    <w:lsdException w:unhideWhenUsed="0" w:uiPriority="0" w:semiHidden="0" w:name="toc 4"/>
+    <w:lsdException w:unhideWhenUsed="0" w:uiPriority="0" w:semiHidden="0" w:name="toc 5"/>
+    <w:lsdException w:unhideWhenUsed="0" w:uiPriority="0" w:semiHidden="0" w:name="toc 6"/>
+    <w:lsdException w:unhideWhenUsed="0" w:uiPriority="0" w:semiHidden="0" w:name="toc 7"/>
+    <w:lsdException w:unhideWhenUsed="0" w:uiPriority="0" w:semiHidden="0" w:name="toc 8"/>
+    <w:lsdException w:unhideWhenUsed="0" w:uiPriority="0" w:semiHidden="0" w:name="toc 9"/>
+    <w:lsdException w:unhideWhenUsed="0" w:uiPriority="0" w:semiHidden="0" w:name="Normal Indent"/>
+    <w:lsdException w:unhideWhenUsed="0" w:uiPriority="0" w:semiHidden="0" w:name="footnote text"/>
+    <w:lsdException w:qFormat="1" w:unhideWhenUsed="0" w:uiPriority="0" w:semiHidden="0" w:name="annotation text"/>
+    <w:lsdException w:qFormat="1" w:unhideWhenUsed="0" w:uiPriority="0" w:semiHidden="0" w:name="header"/>
+    <w:lsdException w:qFormat="1" w:unhideWhenUsed="0" w:uiPriority="0" w:semiHidden="0" w:name="footer"/>
+    <w:lsdException w:unhideWhenUsed="0" w:uiPriority="0" w:semiHidden="0" w:name="index heading"/>
+    <w:lsdException w:qFormat="1" w:uiPriority="0" w:name="caption"/>
+    <w:lsdException w:unhideWhenUsed="0" w:uiPriority="0" w:semiHidden="0" w:name="table of figures"/>
+    <w:lsdException w:unhideWhenUsed="0" w:uiPriority="0" w:semiHidden="0" w:name="envelope address"/>
+    <w:lsdException w:unhideWhenUsed="0" w:uiPriority="0" w:semiHidden="0" w:name="envelope return"/>
+    <w:lsdException w:unhideWhenUsed="0" w:uiPriority="0" w:semiHidden="0" w:name="footnote reference"/>
+    <w:lsdException w:unhideWhenUsed="0" w:uiPriority="0" w:semiHidden="0" w:name="annotation reference"/>
+    <w:lsdException w:unhideWhenUsed="0" w:uiPriority="0" w:semiHidden="0" w:name="line number"/>
+    <w:lsdException w:unhideWhenUsed="0" w:uiPriority="0" w:semiHidden="0" w:name="page number"/>
+    <w:lsdException w:unhideWhenUsed="0" w:uiPriority="0" w:semiHidden="0" w:name="endnote reference"/>
+    <w:lsdException w:unhideWhenUsed="0" w:uiPriority="0" w:semiHidden="0" w:name="endnote text"/>
+    <w:lsdException w:unhideWhenUsed="0" w:uiPriority="0" w:semiHidden="0" w:name="table of authorities"/>
+    <w:lsdException w:unhideWhenUsed="0" w:uiPriority="0" w:semiHidden="0" w:name="macro"/>
+    <w:lsdException w:unhideWhenUsed="0" w:uiPriority="0" w:semiHidden="0" w:name="toa heading"/>
+    <w:lsdException w:unhideWhenUsed="0" w:uiPriority="0" w:semiHidden="0" w:name="List"/>
+    <w:lsdException w:unhideWhenUsed="0" w:uiPriority="0" w:semiHidden="0" w:name="List Bullet"/>
+    <w:lsdException w:unhideWhenUsed="0" w:uiPriority="0" w:semiHidden="0" w:name="List Number"/>
+    <w:lsdException w:unhideWhenUsed="0" w:uiPriority="0" w:semiHidden="0" w:name="List 2"/>
+    <w:lsdException w:unhideWhenUsed="0" w:uiPriority="0" w:semiHidden="0" w:name="List 3"/>
+    <w:lsdException w:unhideWhenUsed="0" w:uiPriority="0" w:semiHidden="0" w:name="List 4"/>
+    <w:lsdException w:unhideWhenUsed="0" w:uiPriority="0" w:semiHidden="0" w:name="List 5"/>
+    <w:lsdException w:unhideWhenUsed="0" w:uiPriority="0" w:semiHidden="0" w:name="List Bullet 2"/>
+    <w:lsdException w:unhideWhenUsed="0" w:uiPriority="0" w:semiHidden="0" w:name="List Bullet 3"/>
+    <w:lsdException w:unhideWhenUsed="0" w:uiPriority="0" w:semiHidden="0" w:name="List Bullet 4"/>
+    <w:lsdException w:unhideWhenUsed="0" w:uiPriority="0" w:semiHidden="0" w:name="List Bullet 5"/>
+    <w:lsdException w:unhideWhenUsed="0" w:uiPriority="0" w:semiHidden="0" w:name="List Number 2"/>
+    <w:lsdException w:unhideWhenUsed="0" w:uiPriority="0" w:semiHidden="0" w:name="List Number 3"/>
+    <w:lsdException w:unhideWhenUsed="0" w:uiPriority="0" w:semiHidden="0" w:name="List Number 4"/>
+    <w:lsdException w:unhideWhenUsed="0" w:uiPriority="0" w:semiHidden="0" w:name="List Number 5"/>
+    <w:lsdException w:qFormat="1" w:unhideWhenUsed="0" w:uiPriority="0" w:semiHidden="0" w:name="Title"/>
+    <w:lsdException w:unhideWhenUsed="0" w:uiPriority="0" w:semiHidden="0" w:name="Closing"/>
+    <w:lsdException w:unhideWhenUsed="0" w:uiPriority="0" w:semiHidden="0" w:name="Signature"/>
+    <w:lsdException w:qFormat="1" w:unhideWhenUsed="0" w:uiPriority="0" w:name="Default Paragraph Font"/>
+    <w:lsdException w:qFormat="1" w:unhideWhenUsed="0" w:uiPriority="0" w:name="Body Text"/>
+    <w:lsdException w:unhideWhenUsed="0" w:uiPriority="0" w:semiHidden="0" w:name="Body Text Indent"/>
+    <w:lsdException w:unhideWhenUsed="0" w:uiPriority="0" w:semiHidden="0" w:name="List Continue"/>
+    <w:lsdException w:unhideWhenUsed="0" w:uiPriority="0" w:semiHidden="0" w:name="List Continue 2"/>
+    <w:lsdException w:unhideWhenUsed="0" w:uiPriority="0" w:semiHidden="0" w:name="List Continue 3"/>
+    <w:lsdException w:unhideWhenUsed="0" w:uiPriority="0" w:semiHidden="0" w:name="List Continue 4"/>
+    <w:lsdException w:unhideWhenUsed="0" w:uiPriority="0" w:semiHidden="0" w:name="List Continue 5"/>
+    <w:lsdException w:unhideWhenUsed="0" w:uiPriority="0" w:semiHidden="0" w:name="Message Header"/>
+    <w:lsdException w:qFormat="1" w:unhideWhenUsed="0" w:uiPriority="0" w:semiHidden="0" w:name="Subtitle"/>
+    <w:lsdException w:unhideWhenUsed="0" w:uiPriority="0" w:semiHidden="0" w:name="Salutation"/>
+    <w:lsdException w:unhideWhenUsed="0" w:uiPriority="0" w:semiHidden="0" w:name="Date"/>
+    <w:lsdException w:unhideWhenUsed="0" w:uiPriority="0" w:semiHidden="0" w:name="Body Text First Indent"/>
+    <w:lsdException w:unhideWhenUsed="0" w:uiPriority="0" w:semiHidden="0" w:name="Body Text First Indent 2"/>
+    <w:lsdException w:uiPriority="99" w:name="Note Heading"/>
+    <w:lsdException w:unhideWhenUsed="0" w:uiPriority="0" w:semiHidden="0" w:name="Body Text 2"/>
+    <w:lsdException w:unhideWhenUsed="0" w:uiPriority="0" w:semiHidden="0" w:name="Body Text 3"/>
+    <w:lsdException w:unhideWhenUsed="0" w:uiPriority="0" w:semiHidden="0" w:name="Body Text Indent 2"/>
+    <w:lsdException w:unhideWhenUsed="0" w:uiPriority="0" w:semiHidden="0" w:name="Body Text Indent 3"/>
+    <w:lsdException w:unhideWhenUsed="0" w:uiPriority="0" w:semiHidden="0" w:name="Block Text"/>
+    <w:lsdException w:unhideWhenUsed="0" w:uiPriority="0" w:semiHidden="0" w:name="Hyperlink"/>
+    <w:lsdException w:unhideWhenUsed="0" w:uiPriority="0" w:semiHidden="0" w:name="FollowedHyperlink"/>
+    <w:lsdException w:qFormat="1" w:unhideWhenUsed="0" w:uiPriority="0" w:semiHidden="0" w:name="Strong"/>
+    <w:lsdException w:qFormat="1" w:unhideWhenUsed="0" w:uiPriority="0" w:semiHidden="0" w:name="Emphasis"/>
+    <w:lsdException w:unhideWhenUsed="0" w:uiPriority="0" w:semiHidden="0" w:name="Document Map"/>
+    <w:lsdException w:unhideWhenUsed="0" w:uiPriority="0" w:semiHidden="0" w:name="Plain Text"/>
+    <w:lsdException w:unhideWhenUsed="0" w:uiPriority="0" w:semiHidden="0" w:name="E-mail Signature"/>
+    <w:lsdException w:qFormat="1" w:unhideWhenUsed="0" w:uiPriority="0" w:semiHidden="0" w:name="Normal (Web)"/>
+    <w:lsdException w:unhideWhenUsed="0" w:uiPriority="0" w:semiHidden="0" w:name="HTML Acronym"/>
+    <w:lsdException w:unhideWhenUsed="0" w:uiPriority="0" w:semiHidden="0" w:name="HTML Address"/>
+    <w:lsdException w:unhideWhenUsed="0" w:uiPriority="0" w:semiHidden="0" w:name="HTML Cite"/>
+    <w:lsdException w:unhideWhenUsed="0" w:uiPriority="0" w:semiHidden="0" w:name="HTML Code"/>
+    <w:lsdException w:unhideWhenUsed="0" w:uiPriority="0" w:semiHidden="0" w:name="HTML Definition"/>
+    <w:lsdException w:unhideWhenUsed="0" w:uiPriority="0" w:semiHidden="0" w:name="HTML Keyboard"/>
+    <w:lsdException w:unhideWhenUsed="0" w:uiPriority="0" w:semiHidden="0" w:name="HTML Preformatted"/>
+    <w:lsdException w:unhideWhenUsed="0" w:uiPriority="0" w:semiHidden="0" w:name="HTML Sample"/>
+    <w:lsdException w:unhideWhenUsed="0" w:uiPriority="0" w:semiHidden="0" w:name="HTML Typewriter"/>
+    <w:lsdException w:unhideWhenUsed="0" w:uiPriority="0" w:semiHidden="0" w:name="HTML Variable"/>
+    <w:lsdException w:qFormat="1" w:unhideWhenUsed="0" w:uiPriority="0" w:name="Normal Table"/>
+    <w:lsdException w:unhideWhenUsed="0" w:uiPriority="0" w:semiHidden="0" w:name="annotation subject"/>
+    <w:lsdException w:unhideWhenUsed="0" w:uiPriority="0" w:semiHidden="0" w:name="Table Simple 1"/>
+    <w:lsdException w:unhideWhenUsed="0" w:uiPriority="0" w:semiHidden="0" w:name="Table Simple 2"/>
+    <w:lsdException w:unhideWhenUsed="0" w:uiPriority="0" w:semiHidden="0" w:name="Table Simple 3"/>
+    <w:lsdException w:unhideWhenUsed="0" w:uiPriority="0" w:semiHidden="0" w:name="Table Classic 1"/>
+    <w:lsdException w:unhideWhenUsed="0" w:uiPriority="0" w:semiHidden="0" w:name="Table Classic 2"/>
+    <w:lsdException w:unhideWhenUsed="0" w:uiPriority="0" w:semiHidden="0" w:name="Table Classic 3"/>
+    <w:lsdException w:unhideWhenUsed="0" w:uiPriority="0" w:semiHidden="0" w:name="Table Classic 4"/>
+    <w:lsdException w:unhideWhenUsed="0" w:uiPriority="0" w:semiHidden="0" w:name="Table Colorful 1"/>
+    <w:lsdException w:unhideWhenUsed="0" w:uiPriority="0" w:semiHidden="0" w:name="Table Colorful 2"/>
+    <w:lsdException w:unhideWhenUsed="0" w:uiPriority="0" w:semiHidden="0" w:name="Table Colorful 3"/>
+    <w:lsdException w:unhideWhenUsed="0" w:uiPriority="0" w:semiHidden="0" w:name="Table Columns 1"/>
+    <w:lsdException w:unhideWhenUsed="0" w:uiPriority="0" w:semiHidden="0" w:name="Table Columns 2"/>
+    <w:lsdException w:unhideWhenUsed="0" w:uiPriority="0" w:semiHidden="0" w:name="Table Columns 3"/>
+    <w:lsdException w:unhideWhenUsed="0" w:uiPriority="0" w:semiHidden="0" w:name="Table Columns 4"/>
+    <w:lsdException w:unhideWhenUsed="0" w:uiPriority="0" w:semiHidden="0" w:name="Table Columns 5"/>
+    <w:lsdException w:unhideWhenUsed="0" w:uiPriority="0" w:semiHidden="0" w:name="Table Grid 1"/>
+    <w:lsdException w:unhideWhenUsed="0" w:uiPriority="0" w:semiHidden="0" w:name="Table Grid 2"/>
+    <w:lsdException w:unhideWhenUsed="0" w:uiPriority="0" w:semiHidden="0" w:name="Table Grid 3"/>
+    <w:lsdException w:unhideWhenUsed="0" w:uiPriority="0" w:semiHidden="0" w:name="Table Grid 4"/>
+    <w:lsdException w:unhideWhenUsed="0" w:uiPriority="0" w:semiHidden="0" w:name="Table Grid 5"/>
+    <w:lsdException w:unhideWhenUsed="0" w:uiPriority="0" w:semiHidden="0" w:name="Table Grid 6"/>
+    <w:lsdException w:unhideWhenUsed="0" w:uiPriority="0" w:semiHidden="0" w:name="Table Grid 7"/>
+    <w:lsdException w:unhideWhenUsed="0" w:uiPriority="0" w:semiHidden="0" w:name="Table Grid 8"/>
+    <w:lsdException w:unhideWhenUsed="0" w:uiPriority="0" w:semiHidden="0" w:name="Table List 1"/>
+    <w:lsdException w:unhideWhenUsed="0" w:uiPriority="0" w:semiHidden="0" w:name="Table List 2"/>
+    <w:lsdException w:unhideWhenUsed="0" w:uiPriority="0" w:semiHidden="0" w:name="Table List 3"/>
+    <w:lsdException w:unhideWhenUsed="0" w:uiPriority="0" w:semiHidden="0" w:name="Table List 4"/>
+    <w:lsdException w:unhideWhenUsed="0" w:uiPriority="0" w:semiHidden="0" w:name="Table List 5"/>
+    <w:lsdException w:unhideWhenUsed="0" w:uiPriority="0" w:semiHidden="0" w:name="Table List 6"/>
+    <w:lsdException w:unhideWhenUsed="0" w:uiPriority="0" w:semiHidden="0" w:name="Table List 7"/>
+    <w:lsdException w:unhideWhenUsed="0" w:uiPriority="0" w:semiHidden="0" w:name="Table List 8"/>
+    <w:lsdException w:unhideWhenUsed="0" w:uiPriority="0" w:semiHidden="0" w:name="Table 3D effects 1"/>
+    <w:lsdException w:unhideWhenUsed="0" w:uiPriority="0" w:semiHidden="0" w:name="Table 3D effects 2"/>
+    <w:lsdException w:unhideWhenUsed="0" w:uiPriority="0" w:semiHidden="0" w:name="Table 3D effects 3"/>
+    <w:lsdException w:unhideWhenUsed="0" w:uiPriority="0" w:semiHidden="0" w:name="Table Contemporary"/>
+    <w:lsdException w:unhideWhenUsed="0" w:uiPriority="0" w:semiHidden="0" w:name="Table Elegant"/>
+    <w:lsdException w:unhideWhenUsed="0" w:uiPriority="0" w:semiHidden="0" w:name="Table Professional"/>
+    <w:lsdException w:unhideWhenUsed="0" w:uiPriority="0" w:semiHidden="0" w:name="Table Subtle 1"/>
+    <w:lsdException w:unhideWhenUsed="0" w:uiPriority="0" w:semiHidden="0" w:name="Table Subtle 2"/>
+    <w:lsdException w:unhideWhenUsed="0" w:uiPriority="0" w:semiHidden="0" w:name="Table Web 1"/>
+    <w:lsdException w:unhideWhenUsed="0" w:uiPriority="0" w:semiHidden="0" w:name="Table Web 2"/>
+    <w:lsdException w:unhideWhenUsed="0" w:uiPriority="0" w:semiHidden="0" w:name="Table Web 3"/>
+    <w:lsdException w:unhideWhenUsed="0" w:uiPriority="0" w:semiHidden="0" w:name="Balloon Text"/>
+    <w:lsdException w:qFormat="1" w:unhideWhenUsed="0" w:uiPriority="0" w:semiHidden="0" w:name="Table Grid"/>
+    <w:lsdException w:unhideWhenUsed="0" w:uiPriority="0" w:semiHidden="0" w:name="Table Theme"/>
+    <w:lsdException w:unhideWhenUsed="0" w:uiPriority="60" w:semiHidden="0" w:name="Light Shading"/>
+    <w:lsdException w:unhideWhenUsed="0" w:uiPriority="61" w:semiHidden="0" w:name="Light List"/>
+    <w:lsdException w:unhideWhenUsed="0" w:uiPriority="62" w:semiHidden="0" w:name="Light Grid"/>
+    <w:lsdException w:unhideWhenUsed="0" w:uiPriority="63" w:semiHidden="0" w:name="Medium Shading 1"/>
+    <w:lsdException w:unhideWhenUsed="0" w:uiPriority="64" w:semiHidden="0" w:name="Medium Shading 2"/>
+    <w:lsdException w:unhideWhenUsed="0" w:uiPriority="65" w:semiHidden="0" w:name="Medium List 1"/>
+    <w:lsdException w:unhideWhenUsed="0" w:uiPriority="66" w:semiHidden="0" w:name="Medium List 2"/>
+    <w:lsdException w:unhideWhenUsed="0" w:uiPriority="67" w:semiHidden="0" w:name="Medium Grid 1"/>
+    <w:lsdException w:unhideWhenUsed="0" w:uiPriority="68" w:semiHidden="0" w:name="Medium Grid 2"/>
+    <w:lsdException w:unhideWhenUsed="0" w:uiPriority="69" w:semiHidden="0" w:name="Medium Grid 3"/>
+    <w:lsdException w:unhideWhenUsed="0" w:uiPriority="70" w:semiHidden="0" w:name="Dark List"/>
+    <w:lsdException w:unhideWhenUsed="0" w:uiPriority="71" w:semiHidden="0" w:name="Colorful Shading"/>
+    <w:lsdException w:unhideWhenUsed="0" w:uiPriority="72" w:semiHidden="0" w:name="Colorful List"/>
+    <w:lsdException w:unhideWhenUsed="0" w:uiPriority="73" w:semiHidden="0" w:name="Colorful Grid"/>
+    <w:lsdException w:unhideWhenUsed="0" w:uiPriority="60" w:semiHidden="0" w:name="Light Shading Accent 1"/>
+    <w:lsdException w:unhideWhenUsed="0" w:uiPriority="61" w:semiHidden="0" w:name="Light List Accent 1"/>
+    <w:lsdException w:unhideWhenUsed="0" w:uiPriority="62" w:semiHidden="0" w:name="Light Grid Accent 1"/>
+    <w:lsdException w:unhideWhenUsed="0" w:uiPriority="63" w:semiHidden="0" w:name="Medium Shading 1 Accent 1"/>
+    <w:lsdException w:unhideWhenUsed="0" w:uiPriority="64" w:semiHidden="0" w:name="Medium Shading 2 Accent 1"/>
+    <w:lsdException w:unhideWhenUsed="0" w:uiPriority="65" w:semiHidden="0" w:name="Medium List 1 Accent 1"/>
+    <w:lsdException w:unhideWhenUsed="0" w:uiPriority="66" w:semiHidden="0" w:name="Medium List 2 Accent 1"/>
+    <w:lsdException w:unhideWhenUsed="0" w:uiPriority="67" w:semiHidden="0" w:name="Medium Grid 1 Accent 1"/>
+    <w:lsdException w:unhideWhenUsed="0" w:uiPriority="68" w:semiHidden="0" w:name="Medium Grid 2 Accent 1"/>
+    <w:lsdException w:unhideWhenUsed="0" w:uiPriority="69" w:semiHidden="0" w:name="Medium Grid 3 Accent 1"/>
+    <w:lsdException w:unhideWhenUsed="0" w:uiPriority="70" w:semiHidden="0" w:name="Dark List Accent 1"/>
+    <w:lsdException w:unhideWhenUsed="0" w:uiPriority="71" w:semiHidden="0" w:name="Colorful Shading Accent 1"/>
+    <w:lsdException w:unhideWhenUsed="0" w:uiPriority="72" w:semiHidden="0" w:name="Colorful List Accent 1"/>
+    <w:lsdException w:unhideWhenUsed="0" w:uiPriority="73" w:semiHidden="0" w:name="Colorful Grid Accent 1"/>
+    <w:lsdException w:unhideWhenUsed="0" w:uiPriority="60" w:semiHidden="0" w:name="Light Shading Accent 2"/>
+    <w:lsdException w:unhideWhenUsed="0" w:uiPriority="61" w:semiHidden="0" w:name="Light List Accent 2"/>
+    <w:lsdException w:unhideWhenUsed="0" w:uiPriority="62" w:semiHidden="0" w:name="Light Grid Accent 2"/>
+    <w:lsdException w:unhideWhenUsed="0" w:uiPriority="63" w:semiHidden="0" w:name="Medium Shading 1 Accent 2"/>
+    <w:lsdException w:unhideWhenUsed="0" w:uiPriority="64" w:semiHidden="0" w:name="Medium Shading 2 Accent 2"/>
+    <w:lsdException w:unhideWhenUsed="0" w:uiPriority="65" w:semiHidden="0" w:name="Medium List 1 Accent 2"/>
+    <w:lsdException w:unhideWhenUsed="0" w:uiPriority="66" w:semiHidden="0" w:name="Medium List 2 Accent 2"/>
+    <w:lsdException w:unhideWhenUsed="0" w:uiPriority="67" w:semiHidden="0" w:name="Medium Grid 1 Accent 2"/>
+    <w:lsdException w:unhideWhenUsed="0" w:uiPriority="68" w:semiHidden="0" w:name="Medium Grid 2 Accent 2"/>
+    <w:lsdException w:unhideWhenUsed="0" w:uiPriority="69" w:semiHidden="0" w:name="Medium Grid 3 Accent 2"/>
+    <w:lsdException w:unhideWhenUsed="0" w:uiPriority="70" w:semiHidden="0" w:name="Dark List Accent 2"/>
+    <w:lsdException w:unhideWhenUsed="0" w:uiPriority="71" w:semiHidden="0" w:name="Colorful Shading Accent 2"/>
+    <w:lsdException w:unhideWhenUsed="0" w:uiPriority="72" w:semiHidden="0" w:name="Colorful List Accent 2"/>
+    <w:lsdException w:unhideWhenUsed="0" w:uiPriority="73" w:semiHidden="0" w:name="Colorful Grid Accent 2"/>
+    <w:lsdException w:unhideWhenUsed="0" w:uiPriority="60" w:semiHidden="0" w:name="Light Shading Accent 3"/>
+    <w:lsdException w:unhideWhenUsed="0" w:uiPriority="61" w:semiHidden="0" w:name="Light List Accent 3"/>
+    <w:lsdException w:unhideWhenUsed="0" w:uiPriority="62" w:semiHidden="0" w:name="Light Grid Accent 3"/>
+    <w:lsdException w:unhideWhenUsed="0" w:uiPriority="63" w:semiHidden="0" w:name="Medium Shading 1 Accent 3"/>
+    <w:lsdException w:unhideWhenUsed="0" w:uiPriority="64" w:semiHidden="0" w:name="Medium Shading 2 Accent 3"/>
+    <w:lsdException w:unhideWhenUsed="0" w:uiPriority="65" w:semiHidden="0" w:name="Medium List 1 Accent 3"/>
+    <w:lsdException w:unhideWhenUsed="0" w:uiPriority="66" w:semiHidden="0" w:name="Medium List 2 Accent 3"/>
+    <w:lsdException w:unhideWhenUsed="0" w:uiPriority="67" w:semiHidden="0" w:name="Medium Grid 1 Accent 3"/>
+    <w:lsdException w:unhideWhenUsed="0" w:uiPriority="68" w:semiHidden="0" w:name="Medium Grid 2 Accent 3"/>
+    <w:lsdException w:unhideWhenUsed="0" w:uiPriority="69" w:semiHidden="0" w:name="Medium Grid 3 Accent 3"/>
+    <w:lsdException w:unhideWhenUsed="0" w:uiPriority="70" w:semiHidden="0" w:name="Dark List Accent 3"/>
+    <w:lsdException w:unhideWhenUsed="0" w:uiPriority="71" w:semiHidden="0" w:name="Colorful Shading Accent 3"/>
+    <w:lsdException w:unhideWhenUsed="0" w:uiPriority="72" w:semiHidden="0" w:name="Colorful List Accent 3"/>
+    <w:lsdException w:unhideWhenUsed="0" w:uiPriority="73" w:semiHidden="0" w:name="Colorful Grid Accent 3"/>
+    <w:lsdException w:unhideWhenUsed="0" w:uiPriority="60" w:semiHidden="0" w:name="Light Shading Accent 4"/>
+    <w:lsdException w:unhideWhenUsed="0" w:uiPriority="61" w:semiHidden="0" w:name="Light List Accent 4"/>
+    <w:lsdException w:unhideWhenUsed="0" w:uiPriority="62" w:semiHidden="0" w:name="Light Grid Accent 4"/>
+    <w:lsdException w:unhideWhenUsed="0" w:uiPriority="63" w:semiHidden="0" w:name="Medium Shading 1 Accent 4"/>
+    <w:lsdException w:unhideWhenUsed="0" w:uiPriority="64" w:semiHidden="0" w:name="Medium Shading 2 Accent 4"/>
+    <w:lsdException w:unhideWhenUsed="0" w:uiPriority="65" w:semiHidden="0" w:name="Medium List 1 Accent 4"/>
+    <w:lsdException w:unhideWhenUsed="0" w:uiPriority="66" w:semiHidden="0" w:name="Medium List 2 Accent 4"/>
+    <w:lsdException w:unhideWhenUsed="0" w:uiPriority="67" w:semiHidden="0" w:name="Medium Grid 1 Accent 4"/>
+    <w:lsdException w:unhideWhenUsed="0" w:uiPriority="68" w:semiHidden="0" w:name="Medium Grid 2 Accent 4"/>
+    <w:lsdException w:unhideWhenUsed="0" w:uiPriority="69" w:semiHidden="0" w:name="Medium Grid 3 Accent 4"/>
+    <w:lsdException w:unhideWhenUsed="0" w:uiPriority="70" w:semiHidden="0" w:name="Dark List Accent 4"/>
+    <w:lsdException w:unhideWhenUsed="0" w:uiPriority="71" w:semiHidden="0" w:name="Colorful Shading Accent 4"/>
+    <w:lsdException w:unhideWhenUsed="0" w:uiPriority="72" w:semiHidden="0" w:name="Colorful List Accent 4"/>
+    <w:lsdException w:unhideWhenUsed="0" w:uiPriority="73" w:semiHidden="0" w:name="Colorful Grid Accent 4"/>
+    <w:lsdException w:unhideWhenUsed="0" w:uiPriority="60" w:semiHidden="0" w:name="Light Shading Accent 5"/>
+    <w:lsdException w:unhideWhenUsed="0" w:uiPriority="61" w:semiHidden="0" w:name="Light List Accent 5"/>
+    <w:lsdException w:unhideWhenUsed="0" w:uiPriority="62" w:semiHidden="0" w:name="Light Grid Accent 5"/>
+    <w:lsdException w:unhideWhenUsed="0" w:uiPriority="63" w:semiHidden="0" w:name="Medium Shading 1 Accent 5"/>
+    <w:lsdException w:unhideWhenUsed="0" w:uiPriority="64" w:semiHidden="0" w:name="Medium Shading 2 Accent 5"/>
+    <w:lsdException w:unhideWhenUsed="0" w:uiPriority="65" w:semiHidden="0" w:name="Medium List 1 Accent 5"/>
+    <w:lsdException w:unhideWhenUsed="0" w:uiPriority="66" w:semiHidden="0" w:name="Medium List 2 Accent 5"/>
+    <w:lsdException w:unhideWhenUsed="0" w:uiPriority="67" w:semiHidden="0" w:name="Medium Grid 1 Accent 5"/>
+    <w:lsdException w:unhideWhenUsed="0" w:uiPriority="68" w:semiHidden="0" w:name="Medium Grid 2 Accent 5"/>
+    <w:lsdException w:unhideWhenUsed="0" w:uiPriority="69" w:semiHidden="0" w:name="Medium Grid 3 Accent 5"/>
+    <w:lsdException w:unhideWhenUsed="0" w:uiPriority="70" w:semiHidden="0" w:name="Dark List Accent 5"/>
+    <w:lsdException w:unhideWhenUsed="0" w:uiPriority="71" w:semiHidden="0" w:name="Colorful Shading Accent 5"/>
+    <w:lsdException w:unhideWhenUsed="0" w:uiPriority="72" w:semiHidden="0" w:name="Colorful List Accent 5"/>
+    <w:lsdException w:unhideWhenUsed="0" w:uiPriority="73" w:semiHidden="0" w:name="Colorful Grid Accent 5"/>
+    <w:lsdException w:unhideWhenUsed="0" w:uiPriority="60" w:semiHidden="0" w:name="Light Shading Accent 6"/>
+    <w:lsdException w:unhideWhenUsed="0" w:uiPriority="61" w:semiHidden="0" w:name="Light List Accent 6"/>
+    <w:lsdException w:unhideWhenUsed="0" w:uiPriority="62" w:semiHidden="0" w:name="Light Grid Accent 6"/>
+    <w:lsdException w:unhideWhenUsed="0" w:uiPriority="63" w:semiHidden="0" w:name="Medium Shading 1 Accent 6"/>
+    <w:lsdException w:unhideWhenUsed="0" w:uiPriority="64" w:semiHidden="0" w:name="Medium Shading 2 Accent 6"/>
+    <w:lsdException w:unhideWhenUsed="0" w:uiPriority="65" w:semiHidden="0" w:name="Medium List 1 Accent 6"/>
+    <w:lsdException w:unhideWhenUsed="0" w:uiPriority="66" w:semiHidden="0" w:name="Medium List 2 Accent 6"/>
+    <w:lsdException w:unhideWhenUsed="0" w:uiPriority="67" w:semiHidden="0" w:name="Medium Grid 1 Accent 6"/>
+    <w:lsdException w:unhideWhenUsed="0" w:uiPriority="68" w:semiHidden="0" w:name="Medium Grid 2 Accent 6"/>
+    <w:lsdException w:unhideWhenUsed="0" w:uiPriority="69" w:semiHidden="0" w:name="Medium Grid 3 Accent 6"/>
+    <w:lsdException w:unhideWhenUsed="0" w:uiPriority="70" w:semiHidden="0" w:name="Dark List Accent 6"/>
+    <w:lsdException w:unhideWhenUsed="0" w:uiPriority="71" w:semiHidden="0" w:name="Colorful Shading Accent 6"/>
+    <w:lsdException w:unhideWhenUsed="0" w:uiPriority="72" w:semiHidden="0" w:name="Colorful List Accent 6"/>
+    <w:lsdException w:unhideWhenUsed="0" w:uiPriority="73" w:semiHidden="0" w:name="Colorful Grid Accent 6"/>
   </w:latentStyles>
-  <w:style w:type="paragraph" w:default="1" w:styleId="Normal">
+  <w:style w:type="paragraph" w:default="1" w:styleId="1">
     <w:name w:val="Normal"/>
     <w:qFormat/>
+    <w:uiPriority w:val="0"/>
     <w:pPr>
       <w:kinsoku w:val="0"/>
       <w:autoSpaceDE w:val="0"/>
@@ -4643,7 +4720,7 @@
       <w:textAlignment w:val="baseline"/>
     </w:pPr>
     <w:rPr>
-      <w:rFonts w:ascii="Arial" w:eastAsia="宋体" w:hAnsi="Arial" w:cs="Arial"/>
+      <w:rFonts w:ascii="Arial" w:hAnsi="Arial" w:eastAsia="宋体" w:cs="Arial"/>
       <w:snapToGrid w:val="0"/>
       <w:color w:val="000000"/>
       <w:kern w:val="0"/>
@@ -4652,11 +4729,12 @@
       <w:lang w:val="en-US" w:eastAsia="en-US" w:bidi="ar-SA"/>
     </w:rPr>
   </w:style>
-  <w:style w:type="paragraph" w:styleId="Heading1">
+  <w:style w:type="paragraph" w:styleId="2">
     <w:name w:val="heading 1"/>
-    <w:basedOn w:val="Normal"/>
-    <w:next w:val="Normal"/>
+    <w:basedOn w:val="1"/>
+    <w:next w:val="1"/>
     <w:qFormat/>
+    <w:uiPriority w:val="0"/>
     <w:pPr>
       <w:keepNext/>
       <w:keepLines/>
@@ -4674,12 +4752,13 @@
       <w:sz w:val="44"/>
     </w:rPr>
   </w:style>
-  <w:style w:type="paragraph" w:styleId="Heading2">
+  <w:style w:type="paragraph" w:styleId="3">
     <w:name w:val="heading 2"/>
-    <w:basedOn w:val="Normal"/>
-    <w:next w:val="Normal"/>
+    <w:basedOn w:val="1"/>
+    <w:next w:val="1"/>
     <w:unhideWhenUsed/>
     <w:qFormat/>
+    <w:uiPriority w:val="0"/>
     <w:pPr>
       <w:keepNext/>
       <w:keepLines/>
@@ -4692,18 +4771,19 @@
       <w:outlineLvl w:val="1"/>
     </w:pPr>
     <w:rPr>
-      <w:rFonts w:ascii="Arial" w:eastAsia="黑体" w:hAnsi="Arial"/>
+      <w:rFonts w:ascii="Arial" w:hAnsi="Arial" w:eastAsia="黑体"/>
       <w:b/>
       <w:sz w:val="32"/>
     </w:rPr>
   </w:style>
-  <w:style w:type="paragraph" w:styleId="Heading3">
+  <w:style w:type="paragraph" w:styleId="4">
     <w:name w:val="heading 3"/>
-    <w:basedOn w:val="Normal"/>
-    <w:next w:val="Normal"/>
+    <w:basedOn w:val="1"/>
+    <w:next w:val="1"/>
     <w:semiHidden/>
     <w:unhideWhenUsed/>
     <w:qFormat/>
+    <w:uiPriority w:val="0"/>
     <w:pPr>
       <w:keepNext/>
       <w:keepLines/>
@@ -4720,12 +4800,13 @@
       <w:sz w:val="32"/>
     </w:rPr>
   </w:style>
-  <w:style w:type="paragraph" w:styleId="Heading4">
+  <w:style w:type="paragraph" w:styleId="5">
     <w:name w:val="heading 4"/>
-    <w:basedOn w:val="Normal"/>
-    <w:next w:val="Normal"/>
+    <w:basedOn w:val="1"/>
+    <w:next w:val="1"/>
     <w:unhideWhenUsed/>
     <w:qFormat/>
+    <w:uiPriority w:val="0"/>
     <w:pPr>
       <w:keepNext/>
       <w:keepLines/>
@@ -4738,18 +4819,19 @@
       <w:outlineLvl w:val="3"/>
     </w:pPr>
     <w:rPr>
-      <w:rFonts w:ascii="Arial" w:eastAsia="黑体" w:hAnsi="Arial"/>
+      <w:rFonts w:ascii="Arial" w:hAnsi="Arial" w:eastAsia="黑体"/>
       <w:b/>
       <w:sz w:val="28"/>
     </w:rPr>
   </w:style>
-  <w:style w:type="paragraph" w:styleId="Heading5">
+  <w:style w:type="paragraph" w:styleId="6">
     <w:name w:val="heading 5"/>
-    <w:basedOn w:val="Normal"/>
-    <w:next w:val="Normal"/>
+    <w:basedOn w:val="1"/>
+    <w:next w:val="1"/>
     <w:semiHidden/>
     <w:unhideWhenUsed/>
     <w:qFormat/>
+    <w:uiPriority w:val="0"/>
     <w:pPr>
       <w:keepNext/>
       <w:keepLines/>
@@ -4766,13 +4848,14 @@
       <w:sz w:val="28"/>
     </w:rPr>
   </w:style>
-  <w:style w:type="paragraph" w:styleId="Heading6">
+  <w:style w:type="paragraph" w:styleId="7">
     <w:name w:val="heading 6"/>
-    <w:basedOn w:val="Normal"/>
-    <w:next w:val="Normal"/>
+    <w:basedOn w:val="1"/>
+    <w:next w:val="1"/>
     <w:semiHidden/>
     <w:unhideWhenUsed/>
     <w:qFormat/>
+    <w:uiPriority w:val="0"/>
     <w:pPr>
       <w:keepNext/>
       <w:keepLines/>
@@ -4785,18 +4868,19 @@
       <w:outlineLvl w:val="5"/>
     </w:pPr>
     <w:rPr>
-      <w:rFonts w:ascii="Arial" w:eastAsia="黑体" w:hAnsi="Arial"/>
+      <w:rFonts w:ascii="Arial" w:hAnsi="Arial" w:eastAsia="黑体"/>
       <w:b/>
       <w:sz w:val="24"/>
     </w:rPr>
   </w:style>
-  <w:style w:type="paragraph" w:styleId="Heading7">
+  <w:style w:type="paragraph" w:styleId="8">
     <w:name w:val="heading 7"/>
-    <w:basedOn w:val="Normal"/>
-    <w:next w:val="Normal"/>
+    <w:basedOn w:val="1"/>
+    <w:next w:val="1"/>
     <w:semiHidden/>
     <w:unhideWhenUsed/>
     <w:qFormat/>
+    <w:uiPriority w:val="0"/>
     <w:pPr>
       <w:keepNext/>
       <w:keepLines/>
@@ -4813,13 +4897,14 @@
       <w:sz w:val="24"/>
     </w:rPr>
   </w:style>
-  <w:style w:type="paragraph" w:styleId="Heading8">
+  <w:style w:type="paragraph" w:styleId="9">
     <w:name w:val="heading 8"/>
-    <w:basedOn w:val="Normal"/>
-    <w:next w:val="Normal"/>
+    <w:basedOn w:val="1"/>
+    <w:next w:val="1"/>
     <w:semiHidden/>
     <w:unhideWhenUsed/>
     <w:qFormat/>
+    <w:uiPriority w:val="0"/>
     <w:pPr>
       <w:keepNext/>
       <w:keepLines/>
@@ -4832,17 +4917,18 @@
       <w:outlineLvl w:val="7"/>
     </w:pPr>
     <w:rPr>
-      <w:rFonts w:ascii="Arial" w:eastAsia="黑体" w:hAnsi="Arial"/>
+      <w:rFonts w:ascii="Arial" w:hAnsi="Arial" w:eastAsia="黑体"/>
       <w:sz w:val="24"/>
     </w:rPr>
   </w:style>
-  <w:style w:type="paragraph" w:styleId="Heading9">
+  <w:style w:type="paragraph" w:styleId="10">
     <w:name w:val="heading 9"/>
-    <w:basedOn w:val="Normal"/>
-    <w:next w:val="Normal"/>
+    <w:basedOn w:val="1"/>
+    <w:next w:val="1"/>
     <w:semiHidden/>
     <w:unhideWhenUsed/>
     <w:qFormat/>
+    <w:uiPriority w:val="0"/>
     <w:pPr>
       <w:keepNext/>
       <w:keepLines/>
@@ -4855,19 +4941,21 @@
       <w:outlineLvl w:val="8"/>
     </w:pPr>
     <w:rPr>
-      <w:rFonts w:ascii="Arial" w:eastAsia="黑体" w:hAnsi="Arial"/>
+      <w:rFonts w:ascii="Arial" w:hAnsi="Arial" w:eastAsia="黑体"/>
       <w:sz w:val="21"/>
     </w:rPr>
   </w:style>
-  <w:style w:type="character" w:default="1" w:styleId="DefaultParagraphFont">
+  <w:style w:type="character" w:default="1" w:styleId="22">
     <w:name w:val="Default Paragraph Font"/>
     <w:semiHidden/>
     <w:qFormat/>
+    <w:uiPriority w:val="0"/>
   </w:style>
-  <w:style w:type="table" w:default="1" w:styleId="TableNormal">
+  <w:style w:type="table" w:default="1" w:styleId="20">
     <w:name w:val="Normal Table"/>
     <w:semiHidden/>
     <w:qFormat/>
+    <w:uiPriority w:val="0"/>
     <w:tblPr>
       <w:tblCellMar>
         <w:top w:w="0" w:type="dxa"/>
@@ -4877,39 +4965,43 @@
       </w:tblCellMar>
     </w:tblPr>
   </w:style>
-  <w:style w:type="paragraph" w:styleId="CommentText">
+  <w:style w:type="paragraph" w:styleId="11">
     <w:name w:val="annotation text"/>
-    <w:basedOn w:val="Normal"/>
+    <w:basedOn w:val="1"/>
     <w:qFormat/>
+    <w:uiPriority w:val="0"/>
     <w:pPr>
       <w:jc w:val="left"/>
     </w:pPr>
   </w:style>
-  <w:style w:type="paragraph" w:styleId="BodyText">
+  <w:style w:type="paragraph" w:styleId="12">
     <w:name w:val="Body Text"/>
-    <w:basedOn w:val="Normal"/>
+    <w:basedOn w:val="1"/>
     <w:semiHidden/>
     <w:qFormat/>
+    <w:uiPriority w:val="0"/>
     <w:rPr>
-      <w:rFonts w:ascii="Arial" w:eastAsia="Arial" w:hAnsi="Arial" w:cs="Arial"/>
+      <w:rFonts w:ascii="Arial" w:hAnsi="Arial" w:eastAsia="Arial" w:cs="Arial"/>
       <w:sz w:val="21"/>
       <w:szCs w:val="21"/>
       <w:lang w:val="en-US" w:eastAsia="en-US" w:bidi="ar-SA"/>
     </w:rPr>
   </w:style>
-  <w:style w:type="paragraph" w:styleId="TOC3">
+  <w:style w:type="paragraph" w:styleId="13">
     <w:name w:val="toc 3"/>
-    <w:basedOn w:val="Normal"/>
-    <w:next w:val="Normal"/>
+    <w:basedOn w:val="1"/>
+    <w:next w:val="1"/>
     <w:qFormat/>
+    <w:uiPriority w:val="0"/>
     <w:pPr>
       <w:ind w:left="840" w:leftChars="400"/>
     </w:pPr>
   </w:style>
-  <w:style w:type="paragraph" w:styleId="Footer">
+  <w:style w:type="paragraph" w:styleId="14">
     <w:name w:val="footer"/>
-    <w:basedOn w:val="Normal"/>
+    <w:basedOn w:val="1"/>
     <w:qFormat/>
+    <w:uiPriority w:val="0"/>
     <w:pPr>
       <w:tabs>
         <w:tab w:val="center" w:pos="4153"/>
@@ -4922,16 +5014,17 @@
       <w:sz w:val="18"/>
     </w:rPr>
   </w:style>
-  <w:style w:type="paragraph" w:styleId="Header">
+  <w:style w:type="paragraph" w:styleId="15">
     <w:name w:val="header"/>
-    <w:basedOn w:val="Normal"/>
+    <w:basedOn w:val="1"/>
     <w:qFormat/>
+    <w:uiPriority w:val="0"/>
     <w:pPr>
       <w:pBdr>
-        <w:top w:val="nil"/>
-        <w:left w:val="nil"/>
-        <w:bottom w:val="nil"/>
-        <w:right w:val="nil"/>
+        <w:top w:val="none" w:color="auto" w:sz="0" w:space="0"/>
+        <w:left w:val="none" w:color="auto" w:sz="0" w:space="0"/>
+        <w:bottom w:val="none" w:color="auto" w:sz="0" w:space="0"/>
+        <w:right w:val="none" w:color="auto" w:sz="0" w:space="0"/>
       </w:pBdr>
       <w:tabs>
         <w:tab w:val="center" w:pos="4153"/>
@@ -4946,37 +5039,41 @@
       <w:sz w:val="18"/>
     </w:rPr>
   </w:style>
-  <w:style w:type="paragraph" w:styleId="TOC1">
+  <w:style w:type="paragraph" w:styleId="16">
     <w:name w:val="toc 1"/>
-    <w:basedOn w:val="Normal"/>
-    <w:next w:val="Normal"/>
+    <w:basedOn w:val="1"/>
+    <w:next w:val="1"/>
     <w:qFormat/>
+    <w:uiPriority w:val="0"/>
     <w:rPr>
-      <w:rFonts w:ascii="Arial" w:eastAsia="Microsoft JhengHei" w:hAnsi="Arial"/>
+      <w:rFonts w:ascii="Arial" w:hAnsi="Arial" w:eastAsia="Microsoft JhengHei"/>
       <w:sz w:val="24"/>
     </w:rPr>
   </w:style>
-  <w:style w:type="paragraph" w:styleId="TOC2">
+  <w:style w:type="paragraph" w:styleId="17">
     <w:name w:val="toc 2"/>
-    <w:basedOn w:val="Normal"/>
-    <w:next w:val="Normal"/>
+    <w:basedOn w:val="1"/>
+    <w:next w:val="1"/>
     <w:qFormat/>
+    <w:uiPriority w:val="0"/>
     <w:pPr>
       <w:ind w:left="420" w:leftChars="200"/>
     </w:pPr>
   </w:style>
-  <w:style w:type="paragraph" w:styleId="NormalWeb">
+  <w:style w:type="paragraph" w:styleId="18">
     <w:name w:val="Normal (Web)"/>
-    <w:basedOn w:val="Normal"/>
+    <w:basedOn w:val="1"/>
     <w:qFormat/>
+    <w:uiPriority w:val="0"/>
     <w:rPr>
       <w:sz w:val="24"/>
     </w:rPr>
   </w:style>
-  <w:style w:type="paragraph" w:styleId="Title">
+  <w:style w:type="paragraph" w:styleId="19">
     <w:name w:val="Title"/>
-    <w:basedOn w:val="Normal"/>
+    <w:basedOn w:val="1"/>
     <w:qFormat/>
+    <w:uiPriority w:val="0"/>
     <w:pPr>
       <w:spacing w:before="240" w:beforeLines="0" w:beforeAutospacing="0" w:after="60" w:afterLines="0" w:afterAutospacing="0"/>
       <w:jc w:val="center"/>
@@ -4988,68 +5085,73 @@
       <w:sz w:val="32"/>
     </w:rPr>
   </w:style>
-  <w:style w:type="table" w:styleId="TableGrid">
+  <w:style w:type="table" w:styleId="21">
     <w:name w:val="Table Grid"/>
-    <w:basedOn w:val="TableNormal"/>
+    <w:basedOn w:val="20"/>
     <w:qFormat/>
+    <w:uiPriority w:val="0"/>
     <w:pPr>
       <w:widowControl w:val="0"/>
       <w:jc w:val="both"/>
     </w:pPr>
     <w:tblPr>
       <w:tblBorders>
-        <w:top w:val="single" w:sz="4" w:space="0" w:color="auto"/>
-        <w:left w:val="single" w:sz="4" w:space="0" w:color="auto"/>
-        <w:bottom w:val="single" w:sz="4" w:space="0" w:color="auto"/>
-        <w:right w:val="single" w:sz="4" w:space="0" w:color="auto"/>
-        <w:insideH w:val="single" w:sz="4" w:space="0" w:color="auto"/>
-        <w:insideV w:val="single" w:sz="4" w:space="0" w:color="auto"/>
+        <w:top w:val="single" w:color="auto" w:sz="4" w:space="0"/>
+        <w:left w:val="single" w:color="auto" w:sz="4" w:space="0"/>
+        <w:bottom w:val="single" w:color="auto" w:sz="4" w:space="0"/>
+        <w:right w:val="single" w:color="auto" w:sz="4" w:space="0"/>
+        <w:insideH w:val="single" w:color="auto" w:sz="4" w:space="0"/>
+        <w:insideV w:val="single" w:color="auto" w:sz="4" w:space="0"/>
       </w:tblBorders>
     </w:tblPr>
   </w:style>
-  <w:style w:type="character" w:styleId="Strong">
+  <w:style w:type="character" w:styleId="23">
     <w:name w:val="Strong"/>
-    <w:basedOn w:val="DefaultParagraphFont"/>
+    <w:basedOn w:val="22"/>
     <w:qFormat/>
+    <w:uiPriority w:val="0"/>
     <w:rPr>
       <w:b/>
     </w:rPr>
   </w:style>
-  <w:style w:type="paragraph" w:customStyle="1" w:styleId="a">
+  <w:style w:type="paragraph" w:customStyle="1" w:styleId="24">
     <w:name w:val="柴_公司名"/>
-    <w:basedOn w:val="Title"/>
+    <w:basedOn w:val="19"/>
     <w:qFormat/>
+    <w:uiPriority w:val="0"/>
     <w:pPr>
       <w:spacing w:after="600" w:afterLines="600"/>
     </w:pPr>
     <w:rPr>
-      <w:rFonts w:ascii="宋体" w:eastAsia="宋体" w:hAnsi="宋体" w:cs="宋体" w:hint="eastAsia"/>
+      <w:rFonts w:hint="eastAsia" w:ascii="宋体" w:hAnsi="宋体" w:eastAsia="宋体" w:cs="宋体"/>
       <w:bCs/>
       <w:spacing w:val="-6"/>
       <w:sz w:val="52"/>
       <w:szCs w:val="52"/>
     </w:rPr>
   </w:style>
-  <w:style w:type="paragraph" w:customStyle="1" w:styleId="a0">
+  <w:style w:type="paragraph" w:customStyle="1" w:styleId="25">
     <w:name w:val="柴_文档名"/>
-    <w:basedOn w:val="Title"/>
+    <w:basedOn w:val="19"/>
     <w:qFormat/>
+    <w:uiPriority w:val="0"/>
     <w:pPr>
       <w:spacing w:after="900" w:afterLines="900"/>
     </w:pPr>
     <w:rPr>
-      <w:rFonts w:ascii="黑体" w:eastAsia="黑体" w:hAnsi="黑体" w:cs="黑体"/>
+      <w:rFonts w:ascii="黑体" w:hAnsi="黑体" w:eastAsia="黑体" w:cs="黑体"/>
       <w:bCs/>
       <w:spacing w:val="-7"/>
       <w:sz w:val="52"/>
       <w:szCs w:val="52"/>
     </w:rPr>
   </w:style>
-  <w:style w:type="table" w:customStyle="1" w:styleId="TableNormal0">
+  <w:style w:type="table" w:customStyle="1" w:styleId="26">
     <w:name w:val="Table Normal_0"/>
     <w:semiHidden/>
     <w:unhideWhenUsed/>
     <w:qFormat/>
+    <w:uiPriority w:val="0"/>
     <w:tblPr>
       <w:tblCellMar>
         <w:top w:w="0" w:type="dxa"/>
@@ -5059,81 +5161,87 @@
       </w:tblCellMar>
     </w:tblPr>
   </w:style>
-  <w:style w:type="paragraph" w:customStyle="1" w:styleId="TableText">
+  <w:style w:type="paragraph" w:customStyle="1" w:styleId="27">
     <w:name w:val="Table Text"/>
-    <w:basedOn w:val="Normal"/>
+    <w:basedOn w:val="1"/>
     <w:semiHidden/>
     <w:qFormat/>
+    <w:uiPriority w:val="0"/>
     <w:rPr>
-      <w:rFonts w:ascii="宋体" w:eastAsia="宋体" w:hAnsi="宋体" w:cs="宋体"/>
+      <w:rFonts w:ascii="宋体" w:hAnsi="宋体" w:eastAsia="宋体" w:cs="宋体"/>
       <w:sz w:val="21"/>
       <w:szCs w:val="21"/>
       <w:lang w:val="en-US" w:eastAsia="en-US" w:bidi="ar-SA"/>
     </w:rPr>
   </w:style>
-  <w:style w:type="paragraph" w:customStyle="1" w:styleId="1">
+  <w:style w:type="paragraph" w:customStyle="1" w:styleId="28">
     <w:name w:val="柴_标题1"/>
-    <w:basedOn w:val="Heading1"/>
-    <w:next w:val="a1"/>
-    <w:link w:val="1Char"/>
+    <w:basedOn w:val="2"/>
+    <w:next w:val="29"/>
+    <w:link w:val="38"/>
     <w:qFormat/>
+    <w:uiPriority w:val="0"/>
     <w:pPr>
       <w:spacing w:before="100" w:after="90" w:line="360" w:lineRule="auto"/>
     </w:pPr>
     <w:rPr>
-      <w:rFonts w:ascii="Arial" w:eastAsia="宋体" w:hAnsi="Arial"/>
+      <w:rFonts w:ascii="Arial" w:hAnsi="Arial" w:eastAsia="宋体"/>
       <w:sz w:val="32"/>
     </w:rPr>
   </w:style>
-  <w:style w:type="paragraph" w:customStyle="1" w:styleId="a1">
+  <w:style w:type="paragraph" w:customStyle="1" w:styleId="29">
     <w:name w:val="柴_正文"/>
-    <w:basedOn w:val="BodyText"/>
-    <w:link w:val="Char"/>
+    <w:basedOn w:val="12"/>
+    <w:link w:val="41"/>
     <w:qFormat/>
+    <w:uiPriority w:val="0"/>
     <w:pPr>
       <w:spacing w:line="360" w:lineRule="auto"/>
       <w:ind w:firstLine="470" w:firstLineChars="200"/>
     </w:pPr>
     <w:rPr>
-      <w:rFonts w:ascii="Arial" w:eastAsia="宋体" w:hAnsi="Arial"/>
+      <w:rFonts w:ascii="Arial" w:hAnsi="Arial" w:eastAsia="宋体"/>
       <w:sz w:val="24"/>
       <w:lang w:eastAsia="zh-CN"/>
     </w:rPr>
   </w:style>
-  <w:style w:type="paragraph" w:customStyle="1" w:styleId="2">
+  <w:style w:type="paragraph" w:customStyle="1" w:styleId="30">
     <w:name w:val="柴_标题2"/>
-    <w:basedOn w:val="Heading2"/>
-    <w:next w:val="a1"/>
+    <w:basedOn w:val="3"/>
+    <w:next w:val="29"/>
     <w:qFormat/>
+    <w:uiPriority w:val="0"/>
     <w:pPr>
       <w:spacing w:line="360" w:lineRule="auto"/>
     </w:pPr>
     <w:rPr>
-      <w:rFonts w:ascii="Arial" w:eastAsia="宋体" w:hAnsi="Arial"/>
+      <w:rFonts w:ascii="Arial" w:hAnsi="Arial" w:eastAsia="宋体"/>
       <w:sz w:val="28"/>
     </w:rPr>
   </w:style>
-  <w:style w:type="paragraph" w:customStyle="1" w:styleId="3">
+  <w:style w:type="paragraph" w:customStyle="1" w:styleId="31">
     <w:name w:val="柴_标题3"/>
-    <w:basedOn w:val="Heading3"/>
-    <w:next w:val="a1"/>
+    <w:basedOn w:val="4"/>
+    <w:next w:val="29"/>
     <w:qFormat/>
+    <w:uiPriority w:val="0"/>
     <w:pPr>
       <w:spacing w:line="360" w:lineRule="auto"/>
       <w:ind w:left="0" w:firstLine="472" w:firstLineChars="200"/>
     </w:pPr>
     <w:rPr>
-      <w:rFonts w:ascii="宋体" w:eastAsia="宋体" w:hAnsi="宋体" w:cs="宋体"/>
+      <w:rFonts w:ascii="宋体" w:hAnsi="宋体" w:eastAsia="宋体" w:cs="宋体"/>
       <w:spacing w:val="-2"/>
       <w:sz w:val="24"/>
       <w:szCs w:val="24"/>
     </w:rPr>
   </w:style>
-  <w:style w:type="paragraph" w:customStyle="1" w:styleId="a2">
+  <w:style w:type="paragraph" w:customStyle="1" w:styleId="32">
     <w:name w:val="柴_目录"/>
-    <w:basedOn w:val="Normal"/>
-    <w:next w:val="BodyText"/>
+    <w:basedOn w:val="1"/>
+    <w:next w:val="12"/>
     <w:qFormat/>
+    <w:uiPriority w:val="0"/>
     <w:pPr>
       <w:tabs>
         <w:tab w:val="right" w:leader="dot" w:pos="8442"/>
@@ -5141,59 +5249,64 @@
       <w:ind w:left="0" w:leftChars="0"/>
     </w:pPr>
     <w:rPr>
-      <w:rFonts w:ascii="Arial" w:eastAsia="Microsoft JhengHei" w:hAnsi="Arial"/>
+      <w:rFonts w:ascii="Arial" w:hAnsi="Arial" w:eastAsia="Microsoft JhengHei"/>
       <w:sz w:val="24"/>
     </w:rPr>
   </w:style>
-  <w:style w:type="paragraph" w:customStyle="1" w:styleId="WPSOffice1">
+  <w:style w:type="paragraph" w:customStyle="1" w:styleId="33">
     <w:name w:val="WPSOffice手动目录 1"/>
     <w:qFormat/>
+    <w:uiPriority w:val="0"/>
     <w:pPr>
       <w:ind w:leftChars="0"/>
     </w:pPr>
     <w:rPr>
-      <w:rFonts w:ascii="Times New Roman" w:eastAsia="宋体" w:hAnsi="Times New Roman" w:cs="Times New Roman"/>
+      <w:rFonts w:ascii="Times New Roman" w:hAnsi="Times New Roman" w:eastAsia="宋体" w:cs="Times New Roman"/>
       <w:sz w:val="20"/>
       <w:szCs w:val="20"/>
     </w:rPr>
   </w:style>
-  <w:style w:type="paragraph" w:customStyle="1" w:styleId="WPSOffice2">
+  <w:style w:type="paragraph" w:customStyle="1" w:styleId="34">
     <w:name w:val="WPSOffice手动目录 2"/>
     <w:qFormat/>
+    <w:uiPriority w:val="0"/>
     <w:pPr>
       <w:ind w:leftChars="200"/>
     </w:pPr>
     <w:rPr>
-      <w:rFonts w:ascii="Times New Roman" w:eastAsia="宋体" w:hAnsi="Times New Roman" w:cs="Times New Roman"/>
+      <w:rFonts w:ascii="Times New Roman" w:hAnsi="Times New Roman" w:eastAsia="宋体" w:cs="Times New Roman"/>
       <w:sz w:val="20"/>
       <w:szCs w:val="20"/>
     </w:rPr>
   </w:style>
-  <w:style w:type="paragraph" w:customStyle="1" w:styleId="WPSOffice3">
+  <w:style w:type="paragraph" w:customStyle="1" w:styleId="35">
     <w:name w:val="WPSOffice手动目录 3"/>
     <w:qFormat/>
+    <w:uiPriority w:val="0"/>
     <w:pPr>
       <w:ind w:leftChars="400"/>
     </w:pPr>
     <w:rPr>
-      <w:rFonts w:ascii="Times New Roman" w:eastAsia="宋体" w:hAnsi="Times New Roman" w:cs="Times New Roman"/>
+      <w:rFonts w:ascii="Times New Roman" w:hAnsi="Times New Roman" w:eastAsia="宋体" w:cs="Times New Roman"/>
       <w:sz w:val="20"/>
       <w:szCs w:val="20"/>
     </w:rPr>
   </w:style>
-  <w:style w:type="paragraph" w:customStyle="1" w:styleId="Compact">
+  <w:style w:type="paragraph" w:customStyle="1" w:styleId="36">
     <w:name w:val="Compact"/>
-    <w:basedOn w:val="BodyText"/>
+    <w:basedOn w:val="12"/>
     <w:qFormat/>
+    <w:uiPriority w:val="0"/>
     <w:pPr>
       <w:spacing w:before="36" w:after="36"/>
     </w:pPr>
   </w:style>
-  <w:style w:type="table" w:customStyle="1" w:styleId="Table">
+  <w:style w:type="table" w:customStyle="1" w:styleId="37">
     <w:name w:val="Table"/>
     <w:semiHidden/>
     <w:unhideWhenUsed/>
     <w:qFormat/>
+    <w:uiPriority w:val="0"/>
     <w:tblPr>
       <w:tblCellMar>
         <w:top w:w="0" w:type="dxa"/>
@@ -5205,25 +5318,27 @@
     <w:tblStylePr w:type="firstRow">
       <w:tcPr>
         <w:tcBorders>
-          <w:bottom w:val="single" w:sz="0" w:space="0" w:color="auto"/>
+          <w:bottom w:val="single" w:color="auto" w:sz="0" w:space="0"/>
         </w:tcBorders>
         <w:vAlign w:val="bottom"/>
       </w:tcPr>
     </w:tblStylePr>
   </w:style>
-  <w:style w:type="character" w:customStyle="1" w:styleId="1Char">
+  <w:style w:type="character" w:customStyle="1" w:styleId="38">
     <w:name w:val="柴_标题1 Char"/>
-    <w:link w:val="1"/>
+    <w:link w:val="28"/>
     <w:qFormat/>
+    <w:uiPriority w:val="0"/>
     <w:rPr>
-      <w:rFonts w:ascii="Arial" w:eastAsia="宋体" w:hAnsi="Arial"/>
+      <w:rFonts w:ascii="Arial" w:hAnsi="Arial" w:eastAsia="宋体"/>
       <w:sz w:val="32"/>
     </w:rPr>
   </w:style>
-  <w:style w:type="paragraph" w:customStyle="1" w:styleId="a3">
+  <w:style w:type="paragraph" w:customStyle="1" w:styleId="39">
     <w:name w:val="柴_正文_无缩进"/>
-    <w:basedOn w:val="Normal"/>
+    <w:basedOn w:val="1"/>
     <w:qFormat/>
+    <w:uiPriority w:val="0"/>
     <w:pPr>
       <w:ind w:firstLine="0" w:firstLineChars="0"/>
     </w:pPr>
@@ -5233,29 +5348,31 @@
       <w:lang w:eastAsia="zh-CN"/>
     </w:rPr>
   </w:style>
-  <w:style w:type="paragraph" w:customStyle="1" w:styleId="4">
+  <w:style w:type="paragraph" w:customStyle="1" w:styleId="40">
     <w:name w:val="柴_标题4"/>
-    <w:basedOn w:val="Heading4"/>
-    <w:next w:val="Normal"/>
+    <w:basedOn w:val="5"/>
+    <w:next w:val="1"/>
     <w:qFormat/>
+    <w:uiPriority w:val="0"/>
     <w:pPr>
       <w:widowControl w:val="0"/>
       <w:spacing w:before="160" w:line="360" w:lineRule="auto"/>
-      <w:ind w:left="981" w:hanging="862" w:leftChars="300"/>
+      <w:ind w:left="981" w:leftChars="300" w:hanging="862"/>
     </w:pPr>
     <w:rPr>
-      <w:rFonts w:ascii="Calibri" w:eastAsia="宋体" w:hAnsi="Calibri" w:cs="宋体" w:hint="eastAsia"/>
+      <w:rFonts w:hint="eastAsia" w:ascii="Calibri" w:hAnsi="Calibri" w:eastAsia="宋体" w:cs="宋体"/>
       <w:sz w:val="24"/>
       <w:szCs w:val="24"/>
       <w:lang w:eastAsia="zh-CN" w:bidi="zh-CN"/>
     </w:rPr>
   </w:style>
-  <w:style w:type="character" w:customStyle="1" w:styleId="Char">
+  <w:style w:type="character" w:customStyle="1" w:styleId="41">
     <w:name w:val="柴_正文 Char"/>
-    <w:link w:val="a1"/>
+    <w:link w:val="29"/>
     <w:qFormat/>
+    <w:uiPriority w:val="0"/>
     <w:rPr>
-      <w:rFonts w:ascii="Arial" w:eastAsia="宋体" w:hAnsi="Arial"/>
+      <w:rFonts w:ascii="Arial" w:hAnsi="Arial" w:eastAsia="宋体"/>
       <w:sz w:val="24"/>
       <w:lang w:eastAsia="zh-CN"/>
     </w:rPr>
